--- a/downloads/workbook/ai-4-week-15.docx
+++ b/downloads/workbook/ai-4-week-15.docx
@@ -1328,6 +1328,178 @@
         <w:t>Project connection: For your Responsible Plant Classifier, save the input, procedure, observed result and limitation of this check. Label this worked example as practice; use a different, previously unreviewed case when checking independent understanding.</w:t>
       </w:r>
     </w:p>
+    <w:p>
+      <w:pPr>
+        <w:pStyle w:val="Heading1"/>
+      </w:pPr>
+      <w:r>
+        <w:t>19. Project portfolio milestone</w:t>
+      </w:r>
+    </w:p>
+    <w:p>
+      <w:r>
+        <w:t>Project: Responsible Plant Classifier</w:t>
+      </w:r>
+    </w:p>
+    <w:p>
+      <w:r>
+        <w:t>Current milestone: Test changed cases. Keep normal, boundary and failure cases; compare expected and observed results.</w:t>
+      </w:r>
+    </w:p>
+    <w:p>
+      <w:r>
+        <w:t>For your Responsible Plant Classifier, save the input, procedure, observed result and limitation of this check. Label this worked example as practice; use a different, previously unreviewed case when checking independent understanding.</w:t>
+      </w:r>
+    </w:p>
+    <w:tbl>
+      <w:tblPr>
+        <w:tblStyle w:val="LightShading-Accent1"/>
+        <w:tblW w:type="auto" w:w="0"/>
+        <w:tblLook w:firstColumn="1" w:firstRow="1" w:lastColumn="0" w:lastRow="0" w:noHBand="0" w:noVBand="1" w:val="04A0"/>
+      </w:tblPr>
+      <w:tblGrid>
+        <w:gridCol w:w="5112"/>
+        <w:gridCol w:w="5112"/>
+      </w:tblGrid>
+      <w:tr>
+        <w:trPr>
+          <w:tblHeader/>
+        </w:trPr>
+        <w:tc>
+          <w:tcPr>
+            <w:tcW w:type="dxa" w:w="5112"/>
+          </w:tcPr>
+          <w:p>
+            <w:r>
+              <w:t>Evidence to keep</w:t>
+            </w:r>
+          </w:p>
+        </w:tc>
+        <w:tc>
+          <w:tcPr>
+            <w:tcW w:type="dxa" w:w="5112"/>
+          </w:tcPr>
+          <w:p>
+            <w:r>
+              <w:t>My record</w:t>
+            </w:r>
+          </w:p>
+        </w:tc>
+      </w:tr>
+      <w:tr>
+        <w:tc>
+          <w:tcPr>
+            <w:tcW w:type="dxa" w:w="5112"/>
+          </w:tcPr>
+          <w:p>
+            <w:r>
+              <w:t>This week’s input and deciding step</w:t>
+            </w:r>
+          </w:p>
+        </w:tc>
+        <w:tc>
+          <w:tcPr>
+            <w:tcW w:type="dxa" w:w="5112"/>
+          </w:tcPr>
+          <w:p>
+            <w:r/>
+          </w:p>
+        </w:tc>
+      </w:tr>
+      <w:tr>
+        <w:tc>
+          <w:tcPr>
+            <w:tcW w:type="dxa" w:w="5112"/>
+          </w:tcPr>
+          <w:p>
+            <w:r>
+              <w:t>Prediction and actual result (or labelled paper trace)</w:t>
+            </w:r>
+          </w:p>
+        </w:tc>
+        <w:tc>
+          <w:tcPr>
+            <w:tcW w:type="dxa" w:w="5112"/>
+          </w:tcPr>
+          <w:p>
+            <w:r/>
+          </w:p>
+        </w:tc>
+      </w:tr>
+      <w:tr>
+        <w:tc>
+          <w:tcPr>
+            <w:tcW w:type="dxa" w:w="5112"/>
+          </w:tcPr>
+          <w:p>
+            <w:r>
+              <w:t>One change since the previous checkpoint and why</w:t>
+            </w:r>
+          </w:p>
+        </w:tc>
+        <w:tc>
+          <w:tcPr>
+            <w:tcW w:type="dxa" w:w="5112"/>
+          </w:tcPr>
+          <w:p>
+            <w:r/>
+          </w:p>
+        </w:tc>
+      </w:tr>
+      <w:tr>
+        <w:tc>
+          <w:tcPr>
+            <w:tcW w:type="dxa" w:w="5112"/>
+          </w:tcPr>
+          <w:p>
+            <w:r>
+              <w:t>One error or limit and the next test</w:t>
+            </w:r>
+          </w:p>
+        </w:tc>
+        <w:tc>
+          <w:tcPr>
+            <w:tcW w:type="dxa" w:w="5112"/>
+          </w:tcPr>
+          <w:p>
+            <w:r/>
+          </w:p>
+        </w:tc>
+      </w:tr>
+    </w:tbl>
+    <w:p>
+      <w:pPr>
+        <w:pStyle w:val="Heading3"/>
+      </w:pPr>
+      <w:r>
+        <w:t>Explain what this week adds to your project. Reuse last week’s record rather than starting again.</w:t>
+      </w:r>
+    </w:p>
+    <w:p>
+      <w:r>
+        <w:t>________________________________________________________________</w:t>
+      </w:r>
+    </w:p>
+    <w:p>
+      <w:r>
+        <w:t>________________________________________________________________</w:t>
+      </w:r>
+    </w:p>
+    <w:p>
+      <w:r>
+        <w:t>________________________________________________________________</w:t>
+      </w:r>
+    </w:p>
+    <w:p>
+      <w:r>
+        <w:t>________________________________________________________________</w:t>
+      </w:r>
+    </w:p>
+    <w:p>
+      <w:r>
+        <w:t>________________________________________________________________</w:t>
+      </w:r>
+    </w:p>
     <w:sectPr>
       <w:pgSz w:w="12240" w:h="15840"/>
       <w:pgMar w:top="936" w:right="1008" w:bottom="936" w:left="1008" w:header="720" w:footer="720" w:gutter="0"/>

--- a/downloads/workbook/ai-4-week-15.docx
+++ b/downloads/workbook/ai-4-week-15.docx
@@ -1500,6 +1500,248 @@
         <w:t>________________________________________________________________</w:t>
       </w:r>
     </w:p>
+    <w:p>
+      <w:pPr>
+        <w:pStyle w:val="Heading1"/>
+      </w:pPr>
+      <w:r>
+        <w:t>20. Supported practice and learning evidence</w:t>
+      </w:r>
+    </w:p>
+    <w:p>
+      <w:r>
+        <w:t>Use this supported practice once, in the browser or on paper. Keep the reserved independent assessment for a separate first attempt before teacher feedback.</w:t>
+      </w:r>
+    </w:p>
+    <w:p>
+      <w:r>
+        <w:t>Read the confusion matrix as four distinct stories about a plant decision.</w:t>
+      </w:r>
+    </w:p>
+    <w:p>
+      <w:pPr>
+        <w:pStyle w:val="Heading3"/>
+      </w:pPr>
+      <w:r>
+        <w:t>Practice 1: explain the deciding evidence</w:t>
+      </w:r>
+    </w:p>
+    <w:p>
+      <w:r>
+        <w:t>Which labelled step matches this detail? Correct=4+12=16 of total 20, giving80%.</w:t>
+      </w:r>
+    </w:p>
+    <w:p>
+      <w:r>
+        <w:t>1. Compute accuracy</w:t>
+      </w:r>
+    </w:p>
+    <w:p>
+      <w:r>
+        <w:t>2. Fill actual spotted row</w:t>
+      </w:r>
+    </w:p>
+    <w:p>
+      <w:r>
+        <w:t>3. Fill actual healthy row</w:t>
+      </w:r>
+    </w:p>
+    <w:p>
+      <w:pPr>
+        <w:pStyle w:val="Heading3"/>
+      </w:pPr>
+      <w:r>
+        <w:t>My selected conclusion, deciding fact and explanation</w:t>
+      </w:r>
+    </w:p>
+    <w:p>
+      <w:r>
+        <w:t>________________________________________________________________</w:t>
+      </w:r>
+    </w:p>
+    <w:p>
+      <w:r>
+        <w:t>________________________________________________________________</w:t>
+      </w:r>
+    </w:p>
+    <w:p>
+      <w:r>
+        <w:t>________________________________________________________________</w:t>
+      </w:r>
+    </w:p>
+    <w:p>
+      <w:r>
+        <w:t>________________________________________________________________</w:t>
+      </w:r>
+    </w:p>
+    <w:p>
+      <w:r>
+        <w:t>________________________________________________________________</w:t>
+      </w:r>
+    </w:p>
+    <w:p>
+      <w:r>
+        <w:t>Hint if needed: Read the steps in the pictorial case. Match the supplied detail to the stage that performs or records it.</w:t>
+      </w:r>
+    </w:p>
+    <w:p>
+      <w:r>
+        <w:t>After your attempt, compare with the supported explanation: Compute accuracy Correct=4+12=16 of total 20, giving80%. Read the picture in order. Correct=4+12=16 of total 20, giving80%. The arrows show which recorded input or intermediate result each decision uses. Explain the deciding step aloud before checking the changed case; pointing to the final answer alone does not show how it follows.</w:t>
+      </w:r>
+    </w:p>
+    <w:p>
+      <w:pPr>
+        <w:pStyle w:val="Heading3"/>
+      </w:pPr>
+      <w:r>
+        <w:t>Practice 2: explain the deciding evidence</w:t>
+      </w:r>
+    </w:p>
+    <w:p>
+      <w:r>
+        <w:t>Changed-case practice: A review corrects one missed spotted leaf, moving it from FN to TP. Which conclusion is supported by the supplied facts?</w:t>
+      </w:r>
+    </w:p>
+    <w:p>
+      <w:r>
+        <w:t>1. Counts become TP 5, FN 0, FP 3, TN 12; accuracy is 17/20=85%.</w:t>
+      </w:r>
+    </w:p>
+    <w:p>
+      <w:r>
+        <w:t>2. This one example guarantees correct results for every future input.</w:t>
+      </w:r>
+    </w:p>
+    <w:p>
+      <w:r>
+        <w:t>3. We can decide the result without examining the changed input or the procedure.</w:t>
+      </w:r>
+    </w:p>
+    <w:p>
+      <w:pPr>
+        <w:pStyle w:val="Heading3"/>
+      </w:pPr>
+      <w:r>
+        <w:t>My selected conclusion, deciding fact and explanation</w:t>
+      </w:r>
+    </w:p>
+    <w:p>
+      <w:r>
+        <w:t>________________________________________________________________</w:t>
+      </w:r>
+    </w:p>
+    <w:p>
+      <w:r>
+        <w:t>________________________________________________________________</w:t>
+      </w:r>
+    </w:p>
+    <w:p>
+      <w:r>
+        <w:t>________________________________________________________________</w:t>
+      </w:r>
+    </w:p>
+    <w:p>
+      <w:r>
+        <w:t>________________________________________________________________</w:t>
+      </w:r>
+    </w:p>
+    <w:p>
+      <w:r>
+        <w:t>________________________________________________________________</w:t>
+      </w:r>
+    </w:p>
+    <w:p>
+      <w:r>
+        <w:t>Hint if needed: Use the changed condition and the deciding step in the pictorial trace. The answer must say what follows from those facts.</w:t>
+      </w:r>
+    </w:p>
+    <w:p>
+      <w:r>
+        <w:t>After your attempt, compare with the supported explanation: Counts become TP 5, FN 0, FP 3, TN 12; accuracy is 17/20=85%. One decision becomes correct while the total number of evaluated leaves remains20.</w:t>
+      </w:r>
+    </w:p>
+    <w:p>
+      <w:pPr>
+        <w:pStyle w:val="Heading3"/>
+      </w:pPr>
+      <w:r>
+        <w:t>Repair a missing building block</w:t>
+      </w:r>
+    </w:p>
+    <w:p>
+      <w:r>
+        <w:t>Review Scores and Calibration Intuition (ai-4/14). Goal: Interpret calibration using groups of forecasts. Short practice: Does a calibrated 0.8 score mean every such leaf is spotted? Point to the relevant step in the picture, then write the changed result and the rule or evidence that supports it.. Return to this week and explain what you changed.</w:t>
+      </w:r>
+    </w:p>
+    <w:p>
+      <w:r>
+        <w:t>Review Nearest Neighbors (ai-4/12). Goal: Compute absolute distances and rank training neighbours. Short practice: Why is the k=1 outcome at length5 not uniquely determined without a tie rule? Point to the relevant step in the picture, then write the changed result and the rule or evidence that supports it.. Return to this week and explain what you changed.</w:t>
+      </w:r>
+    </w:p>
+    <w:p>
+      <w:r>
+        <w:t>Review Dataset Cards (ai-4/9). Goal: Inspect row meaning missing values and repeated records. Short practice: What two counts should the revised card show? Point to the relevant step in the picture, then write the changed result and the rule or evidence that supports it.. Return to this week and explain what you changed.</w:t>
+      </w:r>
+    </w:p>
+    <w:p>
+      <w:pPr>
+        <w:pStyle w:val="Heading3"/>
+      </w:pPr>
+      <w:r>
+        <w:t>Predict, run and debug</w:t>
+      </w:r>
+    </w:p>
+    <w:p>
+      <w:r>
+        <w:t>The browser lab lets you edit the supported Python examples already included in this lesson. Predict first, run, inspect the actual output or error, change one input, then run again. Keep code, predictions, actual results and a reasoned revision together. On paper, label your result as a trace rather than an execution.</w:t>
+      </w:r>
+    </w:p>
+    <w:p>
+      <w:pPr>
+        <w:pStyle w:val="Heading3"/>
+      </w:pPr>
+      <w:r>
+        <w:t>Keep your completed work</w:t>
+      </w:r>
+    </w:p>
+    <w:p>
+      <w:r>
+        <w:t>Use Download completed work in the hosted lesson to export your answers, reflections, practice feedback and code-run evidence. Open the HTML copy to read or print it. Drafts stay in this browser when storage is available; clear drafts on a shared device.</w:t>
+      </w:r>
+    </w:p>
+    <w:p>
+      <w:pPr>
+        <w:pStyle w:val="Heading3"/>
+      </w:pPr>
+      <w:r>
+        <w:t>What I repaired, the evidence I kept and the next test</w:t>
+      </w:r>
+    </w:p>
+    <w:p>
+      <w:r>
+        <w:t>________________________________________________________________</w:t>
+      </w:r>
+    </w:p>
+    <w:p>
+      <w:r>
+        <w:t>________________________________________________________________</w:t>
+      </w:r>
+    </w:p>
+    <w:p>
+      <w:r>
+        <w:t>________________________________________________________________</w:t>
+      </w:r>
+    </w:p>
+    <w:p>
+      <w:r>
+        <w:t>________________________________________________________________</w:t>
+      </w:r>
+    </w:p>
+    <w:p>
+      <w:r>
+        <w:t>________________________________________________________________</w:t>
+      </w:r>
+    </w:p>
     <w:sectPr>
       <w:pgSz w:w="12240" w:h="15840"/>
       <w:pgMar w:top="936" w:right="1008" w:bottom="936" w:left="1008" w:header="720" w:footer="720" w:gutter="0"/>

--- a/downloads/workbook/ai-4-week-15.docx
+++ b/downloads/workbook/ai-4-week-15.docx
@@ -30,6 +30,17 @@
     </w:p>
     <w:p>
       <w:r>
+        <w:t>Record your starting explanation for Confusion Matrix before opening notes. Show any later correction separately.</w:t>
+      </w:r>
+    </w:p>
+    <w:p>
+      <w:pPr>
+        <w:spacing w:line="336" w:lineRule="auto" w:after="180"/>
+      </w:pPr>
+      <w:r>
+        <w:rPr>
+          <w:b w:val="0"/>
+        </w:rPr>
         <w:t>Try the recall before opening notes. Then use a different colour or a labelled second line to correct your explanation.</w:t>
       </w:r>
     </w:p>
@@ -42,7 +53,13 @@
       </w:r>
     </w:p>
     <w:p>
-      <w:r>
+      <w:pPr>
+        <w:spacing w:line="336" w:lineRule="auto" w:after="180"/>
+      </w:pPr>
+      <w:r>
+        <w:rPr>
+          <w:b w:val="0"/>
+        </w:rPr>
         <w:t>Without opening the old lesson, explain one key idea from Scores and Calibration Intuition. Give an example and a mistake that the idea helps you avoid.</w:t>
       </w:r>
     </w:p>
@@ -78,7 +95,13 @@
       </w:r>
     </w:p>
     <w:p>
-      <w:r>
+      <w:pPr>
+        <w:spacing w:line="336" w:lineRule="auto" w:after="180"/>
+      </w:pPr>
+      <w:r>
+        <w:rPr>
+          <w:b w:val="0"/>
+        </w:rPr>
         <w:t>Without opening the old lesson, explain one key idea from Nearest Neighbors. Give an example and a mistake that the idea helps you avoid.</w:t>
       </w:r>
     </w:p>
@@ -114,7 +137,13 @@
       </w:r>
     </w:p>
     <w:p>
-      <w:r>
+      <w:pPr>
+        <w:spacing w:line="336" w:lineRule="auto" w:after="180"/>
+      </w:pPr>
+      <w:r>
+        <w:rPr>
+          <w:b w:val="0"/>
+        </w:rPr>
         <w:t>Without opening the old lesson, explain one key idea from Dataset Cards. Give an example and a mistake that the idea helps you avoid.</w:t>
       </w:r>
     </w:p>
@@ -151,6 +180,17 @@
     </w:p>
     <w:p>
       <w:r>
+        <w:t>Complete the supported Confusion Matrix trace and record the first step you can explain without help.</w:t>
+      </w:r>
+    </w:p>
+    <w:p>
+      <w:pPr>
+        <w:spacing w:line="336" w:lineRule="auto" w:after="180"/>
+      </w:pPr>
+      <w:r>
+        <w:rPr>
+          <w:b w:val="0"/>
+        </w:rPr>
         <w:t>Use W2: Explain the two error types for Confusion matrices. Record the answer once; the lesson and workbook refer to the same attempt.</w:t>
       </w:r>
     </w:p>
@@ -279,6 +319,17 @@
     </w:p>
     <w:p>
       <w:r>
+        <w:t>Check the proposed Confusion Matrix explanation against the supplied facts before discussing it.</w:t>
+      </w:r>
+    </w:p>
+    <w:p>
+      <w:pPr>
+        <w:spacing w:line="336" w:lineRule="auto" w:after="180"/>
+      </w:pPr>
+      <w:r>
+        <w:rPr>
+          <w:b w:val="0"/>
+        </w:rPr>
         <w:t>Use the worked case for Confusion matrices. Proposed explanation: “Positive means good”. Decide whether this explanation is supported. Point to the step or supplied fact that decides; explain your repair if needed.</w:t>
       </w:r>
     </w:p>
@@ -319,6 +370,11 @@
       </w:r>
     </w:p>
     <w:p>
+      <w:r>
+        <w:t>Write one first attempt at the reserved independent case before feedback. Repeated copies of that case refer to the same recorded attempt.</w:t>
+      </w:r>
+    </w:p>
+    <w:p>
       <w:pPr>
         <w:pStyle w:val="Heading3"/>
       </w:pPr>
@@ -327,8 +383,74 @@
       </w:r>
     </w:p>
     <w:p>
-      <w:r>
-        <w:t>On20 cases: true positives5, false negatives4, false positives2, true negatives9. Build the confusion matrix with actual class as rows and predicted class as columns. Compute accuracy.</w:t>
+      <w:pPr>
+        <w:spacing w:line="336" w:lineRule="auto" w:after="180"/>
+      </w:pPr>
+      <w:r>
+        <w:rPr>
+          <w:b w:val="0"/>
+        </w:rPr>
+        <w:t xml:space="preserve">On20 cases: </w:t>
+      </w:r>
+      <w:r>
+        <w:rPr>
+          <w:b/>
+        </w:rPr>
+        <w:t>true positive</w:t>
+      </w:r>
+      <w:r>
+        <w:rPr>
+          <w:b w:val="0"/>
+        </w:rPr>
+        <w:t xml:space="preserve">s5, </w:t>
+      </w:r>
+      <w:r>
+        <w:rPr>
+          <w:b/>
+        </w:rPr>
+        <w:t>false negative</w:t>
+      </w:r>
+      <w:r>
+        <w:rPr>
+          <w:b w:val="0"/>
+        </w:rPr>
+        <w:t xml:space="preserve">s4, </w:t>
+      </w:r>
+      <w:r>
+        <w:rPr>
+          <w:b/>
+        </w:rPr>
+        <w:t>false positive</w:t>
+      </w:r>
+      <w:r>
+        <w:rPr>
+          <w:b w:val="0"/>
+        </w:rPr>
+        <w:t xml:space="preserve">s2, </w:t>
+      </w:r>
+      <w:r>
+        <w:rPr>
+          <w:b/>
+        </w:rPr>
+        <w:t>true negative</w:t>
+      </w:r>
+      <w:r>
+        <w:rPr>
+          <w:b w:val="0"/>
+        </w:rPr>
+        <w:t xml:space="preserve">s9. Build the </w:t>
+      </w:r>
+      <w:r>
+        <w:rPr>
+          <w:b/>
+        </w:rPr>
+        <w:t>confusion matrix</w:t>
+      </w:r>
+      <w:r>
+        <w:rPr>
+          <w:b w:val="0"/>
+        </w:rPr>
+        <w:t xml:space="preserve"> with actual class as rows and predicted class as columns. Compute accuracy.</w:t>
       </w:r>
     </w:p>
     <w:p>
@@ -375,7 +497,13 @@
       </w:r>
     </w:p>
     <w:p>
-      <w:r>
+      <w:pPr>
+        <w:spacing w:line="336" w:lineRule="auto" w:after="180"/>
+      </w:pPr>
+      <w:r>
+        <w:rPr>
+          <w:b w:val="0"/>
+        </w:rPr>
         <w:t>Attempt this case before feedback. Record any help. Earlier examples below are further practice; a case already practised with feedback cannot establish fresh transfer.</w:t>
       </w:r>
     </w:p>
@@ -389,7 +517,30 @@
     </w:p>
     <w:p>
       <w:r>
-        <w:t>Positive=spotted. TP=6,FN=2,FP=3,TN=9. Draw a matrix with actual labels in rows and predictions in columns. Compute total and accuracy.</w:t>
+        <w:t>Connect the Confusion Matrix target to a trace and a justified conclusion.</w:t>
+      </w:r>
+    </w:p>
+    <w:p>
+      <w:pPr>
+        <w:spacing w:line="336" w:lineRule="auto" w:after="180"/>
+      </w:pPr>
+      <w:r>
+        <w:rPr>
+          <w:b w:val="0"/>
+        </w:rPr>
+        <w:t xml:space="preserve">Positive=spotted. TP=6,FN=2,FP=3,TN=9. Draw a matrix with actual labels in rows and </w:t>
+      </w:r>
+      <w:r>
+        <w:rPr>
+          <w:b/>
+        </w:rPr>
+        <w:t>prediction</w:t>
+      </w:r>
+      <w:r>
+        <w:rPr>
+          <w:b w:val="0"/>
+        </w:rPr>
+        <w:t>s in columns. Compute total and accuracy.</w:t>
       </w:r>
     </w:p>
     <w:p>
@@ -402,17 +553,46 @@
     </w:p>
     <w:p>
       <w:r>
+        <w:t>Solve the supplied Confusion Matrix case and show the deciding evidence.</w:t>
+      </w:r>
+    </w:p>
+    <w:p>
+      <w:pPr>
+        <w:spacing w:line="336" w:lineRule="auto" w:after="180"/>
+      </w:pPr>
+      <w:r>
+        <w:rPr>
+          <w:b w:val="0"/>
+        </w:rPr>
         <w:t>Positive is spotted. TP=8, FP=2, FN=4, TN=6.</w:t>
       </w:r>
     </w:p>
     <w:p>
-      <w:r>
+      <w:pPr>
+        <w:spacing w:line="336" w:lineRule="auto" w:after="180"/>
+      </w:pPr>
+      <w:r>
+        <w:rPr>
+          <w:b w:val="0"/>
+        </w:rPr>
         <w:t>Build actual-row/predicted-column matrix and total.</w:t>
       </w:r>
     </w:p>
     <w:p>
-      <w:r>
-        <w:t>Show your trace, calculation or evidence</w:t>
+      <w:pPr>
+        <w:spacing w:line="336" w:lineRule="auto" w:after="180"/>
+      </w:pPr>
+      <w:r>
+        <w:rPr>
+          <w:b w:val="0"/>
+        </w:rPr>
+        <w:t xml:space="preserve">Show your trace, calculation or </w:t>
+      </w:r>
+      <w:r>
+        <w:rPr>
+          <w:b/>
+        </w:rPr>
+        <w:t>evidence</w:t>
       </w:r>
     </w:p>
     <w:p>
@@ -458,11 +638,41 @@
     </w:p>
     <w:p>
       <w:r>
-        <w:t>Treat fern as positive. Counts are TP=6, FP=2, FN=3 and TN=9. How many examples and how many correct predictions are there?</w:t>
-      </w:r>
-    </w:p>
-    <w:p>
-      <w:r>
+        <w:t>Apply the procedure to the changed case and record why the conclusion follows.</w:t>
+      </w:r>
+    </w:p>
+    <w:p>
+      <w:pPr>
+        <w:spacing w:line="336" w:lineRule="auto" w:after="180"/>
+        <w:shd w:fill="F5F1FB"/>
+      </w:pPr>
+      <w:r>
+        <w:rPr>
+          <w:b w:val="0"/>
+        </w:rPr>
+        <w:t xml:space="preserve">Treat fern as positive. Counts are TP=6, FP=2, FN=3 and TN=9. How many examples and how many correct </w:t>
+      </w:r>
+      <w:r>
+        <w:rPr>
+          <w:b/>
+        </w:rPr>
+        <w:t>prediction</w:t>
+      </w:r>
+      <w:r>
+        <w:rPr>
+          <w:b w:val="0"/>
+        </w:rPr>
+        <w:t>s are there?</w:t>
+      </w:r>
+    </w:p>
+    <w:p>
+      <w:pPr>
+        <w:spacing w:line="336" w:lineRule="auto" w:after="180"/>
+      </w:pPr>
+      <w:r>
+        <w:rPr>
+          <w:b w:val="0"/>
+        </w:rPr>
         <w:t>My independent answer and reason</w:t>
       </w:r>
     </w:p>
@@ -517,7 +727,30 @@
     </w:p>
     <w:p>
       <w:r>
-        <w:t>Create a changed input, boundary case or missing-information case. Write the expected answer or safe response before testing.</w:t>
+        <w:t>Specify a changed input, expected result and observation separately.</w:t>
+      </w:r>
+    </w:p>
+    <w:p>
+      <w:pPr>
+        <w:spacing w:line="336" w:lineRule="auto" w:after="180"/>
+      </w:pPr>
+      <w:r>
+        <w:rPr>
+          <w:b w:val="0"/>
+        </w:rPr>
+        <w:t xml:space="preserve">Create a changed </w:t>
+      </w:r>
+      <w:r>
+        <w:rPr>
+          <w:b/>
+        </w:rPr>
+        <w:t>input</w:t>
+      </w:r>
+      <w:r>
+        <w:rPr>
+          <w:b w:val="0"/>
+        </w:rPr>
+        <w:t>, boundary case or missing-information case. Write the expected answer or safe response before testing.</w:t>
       </w:r>
     </w:p>
     <w:tbl>
@@ -646,12 +879,53 @@
     </w:p>
     <w:p>
       <w:r>
-        <w:t>Publish the Plant Classifier confusion matrix with positive-class definition, counts, denominator, and test-set version.</w:t>
-      </w:r>
-    </w:p>
-    <w:p>
-      <w:r>
-        <w:t>The project change and evidence I will keep</w:t>
+        <w:t>Justify what Confusion Matrix adds to Responsible Plant Classifier and keep the evidence.</w:t>
+      </w:r>
+    </w:p>
+    <w:p>
+      <w:pPr>
+        <w:spacing w:line="336" w:lineRule="auto" w:after="180"/>
+      </w:pPr>
+      <w:r>
+        <w:rPr>
+          <w:b w:val="0"/>
+        </w:rPr>
+        <w:t xml:space="preserve">Publish the Plant Classifier </w:t>
+      </w:r>
+      <w:r>
+        <w:rPr>
+          <w:b/>
+        </w:rPr>
+        <w:t>confusion matrix</w:t>
+      </w:r>
+      <w:r>
+        <w:rPr>
+          <w:b w:val="0"/>
+        </w:rPr>
+        <w:t xml:space="preserve"> with positive-class definition, counts, denominator, and test-set version.</w:t>
+      </w:r>
+    </w:p>
+    <w:p>
+      <w:pPr>
+        <w:spacing w:line="336" w:lineRule="auto" w:after="180"/>
+      </w:pPr>
+      <w:r>
+        <w:rPr>
+          <w:b w:val="0"/>
+        </w:rPr>
+        <w:t xml:space="preserve">The project change and </w:t>
+      </w:r>
+      <w:r>
+        <w:rPr>
+          <w:b/>
+        </w:rPr>
+        <w:t>evidence</w:t>
+      </w:r>
+      <w:r>
+        <w:rPr>
+          <w:b w:val="0"/>
+        </w:rPr>
+        <w:t xml:space="preserve"> I will keep</w:t>
       </w:r>
     </w:p>
     <w:p>
@@ -697,11 +971,54 @@
     </w:p>
     <w:p>
       <w:r>
-        <w:t>I can explain the mechanism. I can show evidence. I can handle a changed case. I can name a limit. Mark each as not yet, with help or independently, and attach supporting work.</w:t>
-      </w:r>
-    </w:p>
-    <w:p>
-      <w:r>
+        <w:t>Judge explanation, evidence, transfer and limits separately; attach the work behind your judgement.</w:t>
+      </w:r>
+    </w:p>
+    <w:p>
+      <w:pPr>
+        <w:pStyle w:val="ListBullet"/>
+      </w:pPr>
+      <w:r>
+        <w:t>I can explain the mechanism.</w:t>
+      </w:r>
+    </w:p>
+    <w:p>
+      <w:pPr>
+        <w:pStyle w:val="ListBullet"/>
+      </w:pPr>
+      <w:r>
+        <w:t>I can show evidence.</w:t>
+      </w:r>
+    </w:p>
+    <w:p>
+      <w:pPr>
+        <w:pStyle w:val="ListBullet"/>
+      </w:pPr>
+      <w:r>
+        <w:t>I can handle a changed case.</w:t>
+      </w:r>
+    </w:p>
+    <w:p>
+      <w:pPr>
+        <w:pStyle w:val="ListBullet"/>
+      </w:pPr>
+      <w:r>
+        <w:t>I can name a limit.</w:t>
+      </w:r>
+    </w:p>
+    <w:p>
+      <w:r>
+        <w:t>Mark each as not yet, with help or independently, and attach supporting work.</w:t>
+      </w:r>
+    </w:p>
+    <w:p>
+      <w:pPr>
+        <w:spacing w:line="336" w:lineRule="auto" w:after="180"/>
+      </w:pPr>
+      <w:r>
+        <w:rPr>
+          <w:b w:val="0"/>
+        </w:rPr>
         <w:t>Teacher review ____________________  Next step ____________________</w:t>
       </w:r>
     </w:p>
@@ -715,7 +1032,30 @@
     </w:p>
     <w:p>
       <w:r>
-        <w:t>Positive=spotted. TP=6,FN=2,FP=3,TN=9. Draw a matrix with actual labels in rows and predictions in columns. Compute total and accuracy.</w:t>
+        <w:t>Use this earlier case as transfer practice. A case already discussed with feedback is not fresh assessment evidence.</w:t>
+      </w:r>
+    </w:p>
+    <w:p>
+      <w:pPr>
+        <w:spacing w:line="336" w:lineRule="auto" w:after="180"/>
+      </w:pPr>
+      <w:r>
+        <w:rPr>
+          <w:b w:val="0"/>
+        </w:rPr>
+        <w:t xml:space="preserve">Positive=spotted. TP=6,FN=2,FP=3,TN=9. Draw a matrix with actual labels in rows and </w:t>
+      </w:r>
+      <w:r>
+        <w:rPr>
+          <w:b/>
+        </w:rPr>
+        <w:t>prediction</w:t>
+      </w:r>
+      <w:r>
+        <w:rPr>
+          <w:b w:val="0"/>
+        </w:rPr>
+        <w:t>s in columns. Compute total and accuracy.</w:t>
       </w:r>
     </w:p>
     <w:p>
@@ -762,7 +1102,13 @@
       </w:r>
     </w:p>
     <w:p>
-      <w:r>
+      <w:pPr>
+        <w:spacing w:line="336" w:lineRule="auto" w:after="180"/>
+      </w:pPr>
+      <w:r>
+        <w:rPr>
+          <w:b w:val="0"/>
+        </w:rPr>
         <w:t>Record support used: none, hint or teacher explanation.</w:t>
       </w:r>
     </w:p>
@@ -776,7 +1122,30 @@
     </w:p>
     <w:p>
       <w:r>
-        <w:t>Use all eight worked IDs. Draw a matrix with reference rows and prediction columns, both ordered clear then blocked. Place the IDs in cells before writing the counts.</w:t>
+        <w:t>Build the count matrix. Apply the supplied Confusion Matrix facts and keep your reasoning.</w:t>
+      </w:r>
+    </w:p>
+    <w:p>
+      <w:pPr>
+        <w:spacing w:line="336" w:lineRule="auto" w:after="180"/>
+      </w:pPr>
+      <w:r>
+        <w:rPr>
+          <w:b w:val="0"/>
+        </w:rPr>
+        <w:t xml:space="preserve">Use all eight worked IDs. Draw a matrix with reference rows and </w:t>
+      </w:r>
+      <w:r>
+        <w:rPr>
+          <w:b/>
+        </w:rPr>
+        <w:t>prediction</w:t>
+      </w:r>
+      <w:r>
+        <w:rPr>
+          <w:b w:val="0"/>
+        </w:rPr>
+        <w:t xml:space="preserve"> columns, both ordered clear then blocked. Place the IDs in cells before writing the counts.</w:t>
       </w:r>
     </w:p>
     <w:p>
@@ -827,6 +1196,18 @@
     </w:p>
     <w:p>
       <w:r>
+        <w:t>Explain the two error types. Apply the supplied Confusion Matrix facts and keep your reasoning.</w:t>
+      </w:r>
+    </w:p>
+    <w:p>
+      <w:pPr>
+        <w:spacing w:line="336" w:lineRule="auto" w:after="180"/>
+        <w:shd w:fill="F5F1FB"/>
+      </w:pPr>
+      <w:r>
+        <w:rPr>
+          <w:b w:val="0"/>
+        </w:rPr>
         <w:t>Declare blocked positive. Give TP,TN,FP,FN counts and explain V3 and V4 in plain language. Does positive mean a desirable outcome?</w:t>
       </w:r>
     </w:p>
@@ -878,6 +1259,17 @@
     </w:p>
     <w:p>
       <w:r>
+        <w:t>Audit totals and equal accuracy. Apply the supplied Confusion Matrix facts and keep your reasoning.</w:t>
+      </w:r>
+    </w:p>
+    <w:p>
+      <w:pPr>
+        <w:spacing w:line="336" w:lineRule="auto" w:after="180"/>
+      </w:pPr>
+      <w:r>
+        <w:rPr>
+          <w:b w:val="0"/>
+        </w:rPr>
         <w:t>Give the worked row totals, column totals, total count and accuracy. Compare its errors with [[3,0],[3,2]] using the same axes and eight reference records.</w:t>
       </w:r>
     </w:p>
@@ -929,7 +1321,41 @@
     </w:p>
     <w:p>
       <w:r>
-        <w:t>Each pair below is reference then prediction: R1 clear/clear, R2 clear/blocked, R3 clear/blocked, R4 blocked/blocked, R5 blocked/clear, R6 blocked/blocked. Use clear then blocked on both axes and reference rows. Build the matrix, give row and column totals, name TP,TN,FP,FN with blocked positive, and calculate accuracy.</w:t>
+        <w:t>Attempt before feedback. If this repeats the selected independent case, reuse that first attempt; otherwise keep a separate record. Count a fresh evaluation independently. Apply the supplied Confusion Matrix facts and keep your reasoning.</w:t>
+      </w:r>
+    </w:p>
+    <w:p>
+      <w:pPr>
+        <w:spacing w:line="336" w:lineRule="auto" w:after="180"/>
+      </w:pPr>
+      <w:r>
+        <w:rPr>
+          <w:b w:val="0"/>
+        </w:rPr>
+        <w:t xml:space="preserve">Each pair below is reference then </w:t>
+      </w:r>
+      <w:r>
+        <w:rPr>
+          <w:b/>
+        </w:rPr>
+        <w:t>prediction</w:t>
+      </w:r>
+      <w:r>
+        <w:rPr>
+          <w:b w:val="0"/>
+        </w:rPr>
+        <w:t>: R1 clear/clear, R2 clear/blocked, R3 clear/blocked, R4 blocked/blocked, R5 blocked/clear, R6 blocked/blocked. Use clear then blocked on both axes and reference rows.</w:t>
+      </w:r>
+    </w:p>
+    <w:p>
+      <w:pPr>
+        <w:spacing w:line="336" w:lineRule="auto" w:after="180"/>
+      </w:pPr>
+      <w:r>
+        <w:rPr>
+          <w:b w:val="0"/>
+        </w:rPr>
+        <w:t>Build the matrix, give row and column totals, name TP,TN,FP,FN with blocked positive, and calculate accuracy.</w:t>
       </w:r>
     </w:p>
     <w:p>
@@ -990,7 +1416,31 @@
     </w:p>
     <w:p>
       <w:r>
-        <w:t>A report gives zero false positives but omits the evaluated sample size, axes and class definitions. What information is missing, and why does zero not prove that future false alarms are impossible?</w:t>
+        <w:t>Interpret a zero count carefully. Apply the supplied Confusion Matrix facts and keep your reasoning.</w:t>
+      </w:r>
+    </w:p>
+    <w:p>
+      <w:pPr>
+        <w:spacing w:line="336" w:lineRule="auto" w:after="180"/>
+        <w:shd w:fill="F5F1FB"/>
+      </w:pPr>
+      <w:r>
+        <w:rPr>
+          <w:b w:val="0"/>
+        </w:rPr>
+        <w:t xml:space="preserve">A report gives zero </w:t>
+      </w:r>
+      <w:r>
+        <w:rPr>
+          <w:b/>
+        </w:rPr>
+        <w:t>false positive</w:t>
+      </w:r>
+      <w:r>
+        <w:rPr>
+          <w:b w:val="0"/>
+        </w:rPr>
+        <w:t>s but omits the evaluated sample size, axes and class definitions. What information is missing, and why does zero not prove that future false alarms are impossible?</w:t>
       </w:r>
     </w:p>
     <w:p>
@@ -1037,6 +1487,11 @@
       </w:pPr>
       <w:r>
         <w:t>17. Feedback, return check and learning record</w:t>
+      </w:r>
+    </w:p>
+    <w:p>
+      <w:r>
+        <w:t>Record the first repaired step and a different case to revisit after a delay.</w:t>
       </w:r>
     </w:p>
     <w:tbl>
@@ -1176,7 +1631,13 @@
       </w:tr>
     </w:tbl>
     <w:p>
-      <w:r>
+      <w:pPr>
+        <w:spacing w:line="336" w:lineRule="auto" w:after="180"/>
+      </w:pPr>
+      <w:r>
+        <w:rPr>
+          <w:b w:val="0"/>
+        </w:rPr>
         <w:t>Revisit this idea with your teacher after a delay. Familiarity is different from explaining and using it on a changed case.</w:t>
       </w:r>
     </w:p>
@@ -1190,17 +1651,64 @@
     </w:p>
     <w:p>
       <w:r>
-        <w:t>Read the confusion matrix as four distinct stories about a plant decision.</w:t>
-      </w:r>
-    </w:p>
-    <w:p>
-      <w:r>
+        <w:t>Read the confusion matrix as four distinct stories about a plant decision. Explain the labelled step before checking the changed condition.</w:t>
+      </w:r>
+    </w:p>
+    <w:p>
+      <w:pPr>
+        <w:spacing w:line="336" w:lineRule="auto" w:after="180"/>
+      </w:pPr>
+      <w:r>
+        <w:rPr>
+          <w:b w:val="0"/>
+        </w:rPr>
+        <w:t xml:space="preserve">Read the </w:t>
+      </w:r>
+      <w:r>
+        <w:rPr>
+          <w:b/>
+        </w:rPr>
+        <w:t>confusion matrix</w:t>
+      </w:r>
+      <w:r>
+        <w:rPr>
+          <w:b w:val="0"/>
+        </w:rPr>
+        <w:t xml:space="preserve"> as four distinct stories about a plant decision.</w:t>
+      </w:r>
+    </w:p>
+    <w:p>
+      <w:pPr>
+        <w:spacing w:line="336" w:lineRule="auto" w:after="180"/>
+      </w:pPr>
+      <w:r>
+        <w:rPr>
+          <w:b w:val="0"/>
+        </w:rPr>
         <w:t>Positive means spotted. Toy results: TP=4, FN=1, FP=3, TN=12. Rows are actual spotted/healthy; columns predicted spotted/healthy.</w:t>
       </w:r>
     </w:p>
     <w:p>
-      <w:r>
-        <w:t>All inputs and outcomes in this worked example are invented classroom data; no real model run is claimed.</w:t>
+      <w:pPr>
+        <w:spacing w:line="336" w:lineRule="auto" w:after="180"/>
+      </w:pPr>
+      <w:r>
+        <w:rPr>
+          <w:b w:val="0"/>
+        </w:rPr>
+        <w:t xml:space="preserve">All </w:t>
+      </w:r>
+      <w:r>
+        <w:rPr>
+          <w:b/>
+        </w:rPr>
+        <w:t>input</w:t>
+      </w:r>
+      <w:r>
+        <w:rPr>
+          <w:b w:val="0"/>
+        </w:rPr>
+        <w:t>s and outcomes in this worked example are invented classroom data; no real model run is claimed.</w:t>
       </w:r>
     </w:p>
     <w:p>
@@ -1276,8 +1784,26 @@
       </w:r>
     </w:p>
     <w:p>
-      <w:r>
-        <w:t>Why is adding TP alone without reducing FN an incorrect revision? Point to the relevant step in the picture, then write the changed result and the rule or evidence that supports it.</w:t>
+      <w:pPr>
+        <w:spacing w:line="336" w:lineRule="auto" w:after="180"/>
+      </w:pPr>
+      <w:r>
+        <w:rPr>
+          <w:b w:val="0"/>
+        </w:rPr>
+        <w:t xml:space="preserve">Why is adding TP alone without reducing FN an incorrect revision? Point to the relevant step in the picture, then write the changed result and the rule or </w:t>
+      </w:r>
+      <w:r>
+        <w:rPr>
+          <w:b/>
+        </w:rPr>
+        <w:t>evidence</w:t>
+      </w:r>
+      <w:r>
+        <w:rPr>
+          <w:b w:val="0"/>
+        </w:rPr>
+        <w:t xml:space="preserve"> that supports it.</w:t>
       </w:r>
     </w:p>
     <w:p>
@@ -1319,13 +1845,69 @@
       </w:r>
     </w:p>
     <w:p>
-      <w:r>
-        <w:t>Support used: alone / hint / worked example. This record is practice evidence.</w:t>
-      </w:r>
-    </w:p>
-    <w:p>
-      <w:r>
-        <w:t>Project connection: For your Responsible Plant Classifier, save the input, procedure, observed result and limitation of this check. Label this worked example as practice; use a different, previously unreviewed case when checking independent understanding.</w:t>
+      <w:pPr>
+        <w:pStyle w:val="Heading3"/>
+      </w:pPr>
+      <w:r>
+        <w:t>Record the help used</w:t>
+      </w:r>
+    </w:p>
+    <w:p>
+      <w:pPr>
+        <w:spacing w:line="336" w:lineRule="auto" w:after="180"/>
+        <w:shd w:fill="F1F6F8"/>
+      </w:pPr>
+      <w:r>
+        <w:rPr>
+          <w:b w:val="0"/>
+        </w:rPr>
+        <w:t xml:space="preserve">Support used: alone / hint / worked example. This record is practice </w:t>
+      </w:r>
+      <w:r>
+        <w:rPr>
+          <w:b/>
+        </w:rPr>
+        <w:t>evidence</w:t>
+      </w:r>
+      <w:r>
+        <w:rPr>
+          <w:b w:val="0"/>
+        </w:rPr>
+        <w:t>.</w:t>
+      </w:r>
+    </w:p>
+    <w:p>
+      <w:pPr>
+        <w:spacing w:line="336" w:lineRule="auto" w:after="180"/>
+      </w:pPr>
+      <w:r>
+        <w:rPr>
+          <w:b w:val="0"/>
+        </w:rPr>
+        <w:t xml:space="preserve">Project connection: For your Responsible Plant Classifier, save the </w:t>
+      </w:r>
+      <w:r>
+        <w:rPr>
+          <w:b/>
+        </w:rPr>
+        <w:t>input</w:t>
+      </w:r>
+      <w:r>
+        <w:rPr>
+          <w:b w:val="0"/>
+        </w:rPr>
+        <w:t>, procedure, observed result and limitation of this check.</w:t>
+      </w:r>
+    </w:p>
+    <w:p>
+      <w:pPr>
+        <w:spacing w:line="336" w:lineRule="auto" w:after="180"/>
+      </w:pPr>
+      <w:r>
+        <w:rPr>
+          <w:b w:val="0"/>
+        </w:rPr>
+        <w:t>Label this worked example as practice; use a different, previously unreviewed case when checking independent understanding.</w:t>
       </w:r>
     </w:p>
     <w:p>
@@ -1338,17 +1920,63 @@
     </w:p>
     <w:p>
       <w:r>
+        <w:t>Keep this week’s input, deciding step, result and limit together in the Responsible Plant Classifier record.</w:t>
+      </w:r>
+    </w:p>
+    <w:p>
+      <w:pPr>
+        <w:spacing w:line="336" w:lineRule="auto" w:after="180"/>
+      </w:pPr>
+      <w:r>
+        <w:rPr>
+          <w:b w:val="0"/>
+        </w:rPr>
         <w:t>Project: Responsible Plant Classifier</w:t>
       </w:r>
     </w:p>
     <w:p>
-      <w:r>
+      <w:pPr>
+        <w:spacing w:line="336" w:lineRule="auto" w:after="180"/>
+      </w:pPr>
+      <w:r>
+        <w:rPr>
+          <w:b w:val="0"/>
+        </w:rPr>
         <w:t>Current milestone: Test changed cases. Keep normal, boundary and failure cases; compare expected and observed results.</w:t>
       </w:r>
     </w:p>
     <w:p>
-      <w:r>
-        <w:t>For your Responsible Plant Classifier, save the input, procedure, observed result and limitation of this check. Label this worked example as practice; use a different, previously unreviewed case when checking independent understanding.</w:t>
+      <w:pPr>
+        <w:spacing w:line="336" w:lineRule="auto" w:after="180"/>
+      </w:pPr>
+      <w:r>
+        <w:rPr>
+          <w:b w:val="0"/>
+        </w:rPr>
+        <w:t xml:space="preserve">For your Responsible Plant Classifier, save the </w:t>
+      </w:r>
+      <w:r>
+        <w:rPr>
+          <w:b/>
+        </w:rPr>
+        <w:t>input</w:t>
+      </w:r>
+      <w:r>
+        <w:rPr>
+          <w:b w:val="0"/>
+        </w:rPr>
+        <w:t>, procedure, observed result and limitation of this check.</w:t>
+      </w:r>
+    </w:p>
+    <w:p>
+      <w:pPr>
+        <w:spacing w:line="336" w:lineRule="auto" w:after="180"/>
+      </w:pPr>
+      <w:r>
+        <w:rPr>
+          <w:b w:val="0"/>
+        </w:rPr>
+        <w:t>Label this worked example as practice; use a different, previously unreviewed case when checking independent understanding.</w:t>
       </w:r>
     </w:p>
     <w:tbl>
@@ -1510,12 +2138,41 @@
     </w:p>
     <w:p>
       <w:r>
+        <w:t>Try the supported questions before comparing with hints and feedback. Record what you repaired and the evidence you retained.</w:t>
+      </w:r>
+    </w:p>
+    <w:p>
+      <w:pPr>
+        <w:spacing w:line="336" w:lineRule="auto" w:after="180"/>
+      </w:pPr>
+      <w:r>
+        <w:rPr>
+          <w:b w:val="0"/>
+        </w:rPr>
         <w:t>Use this supported practice once, in the browser or on paper. Keep the reserved independent assessment for a separate first attempt before teacher feedback.</w:t>
       </w:r>
     </w:p>
     <w:p>
-      <w:r>
-        <w:t>Read the confusion matrix as four distinct stories about a plant decision.</w:t>
+      <w:pPr>
+        <w:spacing w:line="336" w:lineRule="auto" w:after="180"/>
+      </w:pPr>
+      <w:r>
+        <w:rPr>
+          <w:b w:val="0"/>
+        </w:rPr>
+        <w:t xml:space="preserve">Read the </w:t>
+      </w:r>
+      <w:r>
+        <w:rPr>
+          <w:b/>
+        </w:rPr>
+        <w:t>confusion matrix</w:t>
+      </w:r>
+      <w:r>
+        <w:rPr>
+          <w:b w:val="0"/>
+        </w:rPr>
+        <w:t xml:space="preserve"> as four distinct stories about a plant decision.</w:t>
       </w:r>
     </w:p>
     <w:p>
@@ -1527,22 +2184,61 @@
       </w:r>
     </w:p>
     <w:p>
-      <w:r>
-        <w:t>Which labelled step matches this detail? Correct=4+12=16 of total 20, giving80%.</w:t>
-      </w:r>
-    </w:p>
-    <w:p>
-      <w:r>
+      <w:pPr>
+        <w:spacing w:line="336" w:lineRule="auto" w:after="180"/>
+      </w:pPr>
+      <w:r>
+        <w:rPr>
+          <w:b w:val="0"/>
+        </w:rPr>
+        <w:t>Which labelled step matches this detail? Correct=4+12=16 of total 20, giving</w:t>
+      </w:r>
+      <w:r>
+        <w:rPr>
+          <w:b/>
+        </w:rPr>
+        <w:t>80%</w:t>
+      </w:r>
+      <w:r>
+        <w:rPr>
+          <w:b w:val="0"/>
+        </w:rPr>
+        <w:t>.</w:t>
+      </w:r>
+    </w:p>
+    <w:p>
+      <w:pPr>
+        <w:spacing w:line="336" w:lineRule="auto" w:after="180"/>
+        <w:shd w:fill="F4F9FC"/>
+      </w:pPr>
+      <w:r>
+        <w:rPr>
+          <w:b w:val="0"/>
+        </w:rPr>
         <w:t>1. Compute accuracy</w:t>
       </w:r>
     </w:p>
     <w:p>
-      <w:r>
+      <w:pPr>
+        <w:spacing w:line="336" w:lineRule="auto" w:after="180"/>
+        <w:shd w:fill="F4F9FC"/>
+      </w:pPr>
+      <w:r>
+        <w:rPr>
+          <w:b w:val="0"/>
+        </w:rPr>
         <w:t>2. Fill actual spotted row</w:t>
       </w:r>
     </w:p>
     <w:p>
-      <w:r>
+      <w:pPr>
+        <w:spacing w:line="336" w:lineRule="auto" w:after="180"/>
+        <w:shd w:fill="F4F9FC"/>
+      </w:pPr>
+      <w:r>
+        <w:rPr>
+          <w:b w:val="0"/>
+        </w:rPr>
         <w:t>3. Fill actual healthy row</w:t>
       </w:r>
     </w:p>
@@ -1580,41 +2276,179 @@
       </w:r>
     </w:p>
     <w:p>
-      <w:r>
+      <w:pPr>
+        <w:pStyle w:val="Heading3"/>
+      </w:pPr>
+      <w:r>
+        <w:t>Hint · try first</w:t>
+      </w:r>
+    </w:p>
+    <w:p>
+      <w:pPr>
+        <w:spacing w:line="336" w:lineRule="auto" w:after="180"/>
+        <w:shd w:fill="F1F6F8"/>
+      </w:pPr>
+      <w:r>
+        <w:rPr>
+          <w:b w:val="0"/>
+        </w:rPr>
         <w:t>Hint if needed: Read the steps in the pictorial case. Match the supplied detail to the stage that performs or records it.</w:t>
       </w:r>
     </w:p>
     <w:p>
-      <w:r>
-        <w:t>After your attempt, compare with the supported explanation: Compute accuracy Correct=4+12=16 of total 20, giving80%. Read the picture in order. Correct=4+12=16 of total 20, giving80%. The arrows show which recorded input or intermediate result each decision uses. Explain the deciding step aloud before checking the changed case; pointing to the final answer alone does not show how it follows.</w:t>
-      </w:r>
-    </w:p>
-    <w:p>
       <w:pPr>
         <w:pStyle w:val="Heading3"/>
       </w:pPr>
       <w:r>
+        <w:t>Feedback · compare after trying</w:t>
+      </w:r>
+    </w:p>
+    <w:p>
+      <w:pPr>
+        <w:spacing w:line="336" w:lineRule="auto" w:after="180"/>
+        <w:shd w:fill="F1F6FC"/>
+      </w:pPr>
+      <w:r>
+        <w:rPr>
+          <w:b w:val="0"/>
+        </w:rPr>
+        <w:t>After your attempt, compare with the supported explanation: Compute accuracy Correct=4+12=16 of total 20, giving</w:t>
+      </w:r>
+      <w:r>
+        <w:rPr>
+          <w:b/>
+        </w:rPr>
+        <w:t>80%</w:t>
+      </w:r>
+      <w:r>
+        <w:rPr>
+          <w:b w:val="0"/>
+        </w:rPr>
+        <w:t>. Read the picture in order. Correct=4+12=16 of total 20, giving</w:t>
+      </w:r>
+      <w:r>
+        <w:rPr>
+          <w:b/>
+        </w:rPr>
+        <w:t>80%</w:t>
+      </w:r>
+      <w:r>
+        <w:rPr>
+          <w:b w:val="0"/>
+        </w:rPr>
+        <w:t>.</w:t>
+      </w:r>
+    </w:p>
+    <w:p>
+      <w:pPr>
+        <w:spacing w:line="336" w:lineRule="auto" w:after="180"/>
+        <w:shd w:fill="F1F6FC"/>
+      </w:pPr>
+      <w:r>
+        <w:rPr>
+          <w:b w:val="0"/>
+        </w:rPr>
+        <w:t xml:space="preserve">The arrows show which recorded </w:t>
+      </w:r>
+      <w:r>
+        <w:rPr>
+          <w:b/>
+        </w:rPr>
+        <w:t>input</w:t>
+      </w:r>
+      <w:r>
+        <w:rPr>
+          <w:b w:val="0"/>
+        </w:rPr>
+        <w:t xml:space="preserve"> or intermediate result each decision uses. Explain the deciding step aloud before checking the changed case; pointing to the final answer alone does not show how it follows.</w:t>
+      </w:r>
+    </w:p>
+    <w:p>
+      <w:pPr>
+        <w:pStyle w:val="Heading3"/>
+      </w:pPr>
+      <w:r>
         <w:t>Practice 2: explain the deciding evidence</w:t>
       </w:r>
     </w:p>
     <w:p>
-      <w:r>
+      <w:pPr>
+        <w:pStyle w:val="Heading3"/>
+      </w:pPr>
+      <w:r>
+        <w:t>Changed case · predict first</w:t>
+      </w:r>
+    </w:p>
+    <w:p>
+      <w:pPr>
+        <w:spacing w:line="336" w:lineRule="auto" w:after="180"/>
+        <w:shd w:fill="F5F1FB"/>
+      </w:pPr>
+      <w:r>
+        <w:rPr>
+          <w:b w:val="0"/>
+        </w:rPr>
         <w:t>Changed-case practice: A review corrects one missed spotted leaf, moving it from FN to TP. Which conclusion is supported by the supplied facts?</w:t>
       </w:r>
     </w:p>
     <w:p>
-      <w:r>
+      <w:pPr>
+        <w:spacing w:line="336" w:lineRule="auto" w:after="180"/>
+        <w:shd w:fill="F4F9FC"/>
+      </w:pPr>
+      <w:r>
+        <w:rPr>
+          <w:b w:val="0"/>
+        </w:rPr>
         <w:t>1. Counts become TP 5, FN 0, FP 3, TN 12; accuracy is 17/20=85%.</w:t>
       </w:r>
     </w:p>
     <w:p>
-      <w:r>
-        <w:t>2. This one example guarantees correct results for every future input.</w:t>
-      </w:r>
-    </w:p>
-    <w:p>
-      <w:r>
-        <w:t>3. We can decide the result without examining the changed input or the procedure.</w:t>
+      <w:pPr>
+        <w:spacing w:line="336" w:lineRule="auto" w:after="180"/>
+        <w:shd w:fill="F4F9FC"/>
+      </w:pPr>
+      <w:r>
+        <w:rPr>
+          <w:b w:val="0"/>
+        </w:rPr>
+        <w:t xml:space="preserve">2. This one example guarantees correct results for every future </w:t>
+      </w:r>
+      <w:r>
+        <w:rPr>
+          <w:b/>
+        </w:rPr>
+        <w:t>input</w:t>
+      </w:r>
+      <w:r>
+        <w:rPr>
+          <w:b w:val="0"/>
+        </w:rPr>
+        <w:t>.</w:t>
+      </w:r>
+    </w:p>
+    <w:p>
+      <w:pPr>
+        <w:spacing w:line="336" w:lineRule="auto" w:after="180"/>
+        <w:shd w:fill="F4F9FC"/>
+      </w:pPr>
+      <w:r>
+        <w:rPr>
+          <w:b w:val="0"/>
+        </w:rPr>
+        <w:t xml:space="preserve">3. We can decide the result without examining the changed </w:t>
+      </w:r>
+      <w:r>
+        <w:rPr>
+          <w:b/>
+        </w:rPr>
+        <w:t>input</w:t>
+      </w:r>
+      <w:r>
+        <w:rPr>
+          <w:b w:val="0"/>
+        </w:rPr>
+        <w:t xml:space="preserve"> or the procedure.</w:t>
       </w:r>
     </w:p>
     <w:p>
@@ -1651,12 +2485,42 @@
       </w:r>
     </w:p>
     <w:p>
-      <w:r>
+      <w:pPr>
+        <w:pStyle w:val="Heading3"/>
+      </w:pPr>
+      <w:r>
+        <w:t>Hint · try first</w:t>
+      </w:r>
+    </w:p>
+    <w:p>
+      <w:pPr>
+        <w:spacing w:line="336" w:lineRule="auto" w:after="180"/>
+        <w:shd w:fill="F1F6F8"/>
+      </w:pPr>
+      <w:r>
+        <w:rPr>
+          <w:b w:val="0"/>
+        </w:rPr>
         <w:t>Hint if needed: Use the changed condition and the deciding step in the pictorial trace. The answer must say what follows from those facts.</w:t>
       </w:r>
     </w:p>
     <w:p>
-      <w:r>
+      <w:pPr>
+        <w:pStyle w:val="Heading3"/>
+      </w:pPr>
+      <w:r>
+        <w:t>Feedback · compare after trying</w:t>
+      </w:r>
+    </w:p>
+    <w:p>
+      <w:pPr>
+        <w:spacing w:line="336" w:lineRule="auto" w:after="180"/>
+        <w:shd w:fill="F1F6FC"/>
+      </w:pPr>
+      <w:r>
+        <w:rPr>
+          <w:b w:val="0"/>
+        </w:rPr>
         <w:t>After your attempt, compare with the supported explanation: Counts become TP 5, FN 0, FP 3, TN 12; accuracy is 17/20=85%. One decision becomes correct while the total number of evaluated leaves remains20.</w:t>
       </w:r>
     </w:p>
@@ -1669,18 +2533,117 @@
       </w:r>
     </w:p>
     <w:p>
-      <w:r>
-        <w:t>Review Scores and Calibration Intuition (ai-4/14). Goal: Interpret calibration using groups of forecasts. Short practice: Does a calibrated 0.8 score mean every such leaf is spotted? Point to the relevant step in the picture, then write the changed result and the rule or evidence that supports it.. Return to this week and explain what you changed.</w:t>
-      </w:r>
-    </w:p>
-    <w:p>
-      <w:r>
-        <w:t>Review Nearest Neighbors (ai-4/12). Goal: Compute absolute distances and rank training neighbours. Short practice: Why is the k=1 outcome at length5 not uniquely determined without a tie rule? Point to the relevant step in the picture, then write the changed result and the rule or evidence that supports it.. Return to this week and explain what you changed.</w:t>
-      </w:r>
-    </w:p>
-    <w:p>
-      <w:r>
-        <w:t>Review Dataset Cards (ai-4/9). Goal: Inspect row meaning missing values and repeated records. Short practice: What two counts should the revised card show? Point to the relevant step in the picture, then write the changed result and the rule or evidence that supports it.. Return to this week and explain what you changed.</w:t>
+      <w:pPr>
+        <w:spacing w:line="336" w:lineRule="auto" w:after="180"/>
+      </w:pPr>
+      <w:r>
+        <w:rPr>
+          <w:b w:val="0"/>
+        </w:rPr>
+        <w:t>Review Scores and Calibration Intuition (ai-4/14). Goal: Interpret calibration using groups of forecasts. Short practice: Does a calibrated 0.8 score mean every such leaf is spotted?</w:t>
+      </w:r>
+    </w:p>
+    <w:p>
+      <w:pPr>
+        <w:spacing w:line="336" w:lineRule="auto" w:after="180"/>
+      </w:pPr>
+      <w:r>
+        <w:rPr>
+          <w:b w:val="0"/>
+        </w:rPr>
+        <w:t xml:space="preserve">Point to the relevant step in the picture, then write the changed result and the rule or </w:t>
+      </w:r>
+      <w:r>
+        <w:rPr>
+          <w:b/>
+        </w:rPr>
+        <w:t>evidence</w:t>
+      </w:r>
+      <w:r>
+        <w:rPr>
+          <w:b w:val="0"/>
+        </w:rPr>
+        <w:t xml:space="preserve"> that supports it.. Return to this week and explain what you changed.</w:t>
+      </w:r>
+    </w:p>
+    <w:p>
+      <w:pPr>
+        <w:spacing w:line="336" w:lineRule="auto" w:after="180"/>
+      </w:pPr>
+      <w:r>
+        <w:rPr>
+          <w:b w:val="0"/>
+        </w:rPr>
+        <w:t xml:space="preserve">Review Nearest Neighbors (ai-4/12). Goal: Compute absolute distances and rank </w:t>
+      </w:r>
+      <w:r>
+        <w:rPr>
+          <w:b/>
+        </w:rPr>
+        <w:t>training</w:t>
+      </w:r>
+      <w:r>
+        <w:rPr>
+          <w:b w:val="0"/>
+        </w:rPr>
+        <w:t xml:space="preserve"> neighbours. Short practice: Why is the k=1 outcome at length5 not uniquely determined without a tie rule?</w:t>
+      </w:r>
+    </w:p>
+    <w:p>
+      <w:pPr>
+        <w:spacing w:line="336" w:lineRule="auto" w:after="180"/>
+      </w:pPr>
+      <w:r>
+        <w:rPr>
+          <w:b w:val="0"/>
+        </w:rPr>
+        <w:t xml:space="preserve">Point to the relevant step in the picture, then write the changed result and the rule or </w:t>
+      </w:r>
+      <w:r>
+        <w:rPr>
+          <w:b/>
+        </w:rPr>
+        <w:t>evidence</w:t>
+      </w:r>
+      <w:r>
+        <w:rPr>
+          <w:b w:val="0"/>
+        </w:rPr>
+        <w:t xml:space="preserve"> that supports it.. Return to this week and explain what you changed.</w:t>
+      </w:r>
+    </w:p>
+    <w:p>
+      <w:pPr>
+        <w:spacing w:line="336" w:lineRule="auto" w:after="180"/>
+      </w:pPr>
+      <w:r>
+        <w:rPr>
+          <w:b w:val="0"/>
+        </w:rPr>
+        <w:t>Review Dataset Cards (ai-4/9). Goal: Inspect row meaning missing values and repeated records. Short practice: What two counts should the revised card show?</w:t>
+      </w:r>
+    </w:p>
+    <w:p>
+      <w:pPr>
+        <w:spacing w:line="336" w:lineRule="auto" w:after="180"/>
+      </w:pPr>
+      <w:r>
+        <w:rPr>
+          <w:b w:val="0"/>
+        </w:rPr>
+        <w:t xml:space="preserve">Point to the relevant step in the picture, then write the changed result and the rule or </w:t>
+      </w:r>
+      <w:r>
+        <w:rPr>
+          <w:b/>
+        </w:rPr>
+        <w:t>evidence</w:t>
+      </w:r>
+      <w:r>
+        <w:rPr>
+          <w:b w:val="0"/>
+        </w:rPr>
+        <w:t xml:space="preserve"> that supports it.. Return to this week and explain what you changed.</w:t>
       </w:r>
     </w:p>
     <w:p>
@@ -1692,8 +2655,61 @@
       </w:r>
     </w:p>
     <w:p>
-      <w:r>
-        <w:t>The browser lab lets you edit the supported Python examples already included in this lesson. Predict first, run, inspect the actual output or error, change one input, then run again. Keep code, predictions, actual results and a reasoned revision together. On paper, label your result as a trace rather than an execution.</w:t>
+      <w:pPr>
+        <w:spacing w:line="336" w:lineRule="auto" w:after="180"/>
+      </w:pPr>
+      <w:r>
+        <w:rPr>
+          <w:b w:val="0"/>
+        </w:rPr>
+        <w:t xml:space="preserve">The browser lab lets you edit the supported Python examples already included in this lesson. Predict first, run, inspect the actual </w:t>
+      </w:r>
+      <w:r>
+        <w:rPr>
+          <w:b/>
+        </w:rPr>
+        <w:t>output</w:t>
+      </w:r>
+      <w:r>
+        <w:rPr>
+          <w:b w:val="0"/>
+        </w:rPr>
+        <w:t xml:space="preserve"> or error, change one </w:t>
+      </w:r>
+      <w:r>
+        <w:rPr>
+          <w:b/>
+        </w:rPr>
+        <w:t>input</w:t>
+      </w:r>
+      <w:r>
+        <w:rPr>
+          <w:b w:val="0"/>
+        </w:rPr>
+        <w:t>, then run again.</w:t>
+      </w:r>
+    </w:p>
+    <w:p>
+      <w:pPr>
+        <w:spacing w:line="336" w:lineRule="auto" w:after="180"/>
+      </w:pPr>
+      <w:r>
+        <w:rPr>
+          <w:b w:val="0"/>
+        </w:rPr>
+        <w:t xml:space="preserve">Keep code, </w:t>
+      </w:r>
+      <w:r>
+        <w:rPr>
+          <w:b/>
+        </w:rPr>
+        <w:t>prediction</w:t>
+      </w:r>
+      <w:r>
+        <w:rPr>
+          <w:b w:val="0"/>
+        </w:rPr>
+        <w:t>s, actual results and a reasoned revision together. On paper, label your result as a trace rather than an execution.</w:t>
       </w:r>
     </w:p>
     <w:p>
@@ -1705,8 +2721,37 @@
       </w:r>
     </w:p>
     <w:p>
-      <w:r>
-        <w:t>Use Download completed work in the hosted lesson to export your answers, reflections, practice feedback and code-run evidence. Open the HTML copy to read or print it. Drafts stay in this browser when storage is available; clear drafts on a shared device.</w:t>
+      <w:pPr>
+        <w:spacing w:line="336" w:lineRule="auto" w:after="180"/>
+      </w:pPr>
+      <w:r>
+        <w:rPr>
+          <w:b w:val="0"/>
+        </w:rPr>
+        <w:t xml:space="preserve">Use Download completed work in the hosted lesson to export your answers, reflections, practice feedback and code-run </w:t>
+      </w:r>
+      <w:r>
+        <w:rPr>
+          <w:b/>
+        </w:rPr>
+        <w:t>evidence</w:t>
+      </w:r>
+      <w:r>
+        <w:rPr>
+          <w:b w:val="0"/>
+        </w:rPr>
+        <w:t>. Open the HTML copy to read or print it.</w:t>
+      </w:r>
+    </w:p>
+    <w:p>
+      <w:pPr>
+        <w:spacing w:line="336" w:lineRule="auto" w:after="180"/>
+      </w:pPr>
+      <w:r>
+        <w:rPr>
+          <w:b w:val="0"/>
+        </w:rPr>
+        <w:t>Drafts stay in this browser when storage is available; clear drafts on a shared device.</w:t>
       </w:r>
     </w:p>
     <w:p>
@@ -1720,6 +2765,798 @@
     <w:p>
       <w:r>
         <w:t>________________________________________________________________</w:t>
+      </w:r>
+    </w:p>
+    <w:p>
+      <w:r>
+        <w:t>________________________________________________________________</w:t>
+      </w:r>
+    </w:p>
+    <w:p>
+      <w:r>
+        <w:t>________________________________________________________________</w:t>
+      </w:r>
+    </w:p>
+    <w:p>
+      <w:r>
+        <w:t>________________________________________________________________</w:t>
+      </w:r>
+    </w:p>
+    <w:p>
+      <w:r>
+        <w:t>________________________________________________________________</w:t>
+      </w:r>
+    </w:p>
+    <w:p>
+      <w:pPr>
+        <w:pStyle w:val="Heading1"/>
+      </w:pPr>
+      <w:r>
+        <w:t>21. Visual concept journey</w:t>
+      </w:r>
+    </w:p>
+    <w:p>
+      <w:r>
+        <w:t>Explain each Confusion Matrix picture from its labels, then record a relevant limit.</w:t>
+      </w:r>
+    </w:p>
+    <w:p>
+      <w:pPr>
+        <w:pStyle w:val="Heading3"/>
+      </w:pPr>
+      <w:r>
+        <w:t>01. Confusion Matrix: the case</w:t>
+      </w:r>
+    </w:p>
+    <w:p>
+      <w:r>
+        <w:drawing>
+          <wp:inline xmlns:a="http://schemas.openxmlformats.org/drawingml/2006/main" xmlns:pic="http://schemas.openxmlformats.org/drawingml/2006/picture">
+            <wp:extent cx="5486400" cy="3142488"/>
+            <wp:docPr id="3" name="Picture 3" descr="Read the confusion matrix as four distinct stories about a plant decision. Supplied facts: Positive means spotted. Toy results: TP=4, FN=1, FP=3, TN=12. Rows are actual spotted/healthy; columns predicted spotted/healthy. All inputs and outcomes in this worked example are invented classroom data; no real model run is claimed."/>
+            <wp:cNvGraphicFramePr>
+              <a:graphicFrameLocks noChangeAspect="1"/>
+            </wp:cNvGraphicFramePr>
+            <a:graphic>
+              <a:graphicData uri="http://schemas.openxmlformats.org/drawingml/2006/picture">
+                <pic:pic>
+                  <pic:nvPicPr>
+                    <pic:cNvPr id="0" name="academy-story-ai-4-15-01.png"/>
+                    <pic:cNvPicPr/>
+                  </pic:nvPicPr>
+                  <pic:blipFill>
+                    <a:blip r:embed="rId11"/>
+                    <a:stretch>
+                      <a:fillRect/>
+                    </a:stretch>
+                  </pic:blipFill>
+                  <pic:spPr>
+                    <a:xfrm>
+                      <a:off x="0" y="0"/>
+                      <a:ext cx="5486400" cy="3142488"/>
+                    </a:xfrm>
+                    <a:prstGeom prst="rect"/>
+                  </pic:spPr>
+                </pic:pic>
+              </a:graphicData>
+            </a:graphic>
+          </wp:inline>
+        </w:drawing>
+      </w:r>
+    </w:p>
+    <w:p>
+      <w:pPr>
+        <w:spacing w:line="336" w:lineRule="auto" w:after="180"/>
+      </w:pPr>
+      <w:r>
+        <w:rPr>
+          <w:b w:val="0"/>
+        </w:rPr>
+        <w:t xml:space="preserve">Read the </w:t>
+      </w:r>
+      <w:r>
+        <w:rPr>
+          <w:b/>
+        </w:rPr>
+        <w:t>confusion matrix</w:t>
+      </w:r>
+      <w:r>
+        <w:rPr>
+          <w:b w:val="0"/>
+        </w:rPr>
+        <w:t xml:space="preserve"> as four distinct stories about a plant decision. Supplied facts: Positive means spotted. Toy results: TP=4, FN=1, FP=3, TN=12. Rows are actual spotted/healthy; columns predicted spotted/healthy.</w:t>
+      </w:r>
+    </w:p>
+    <w:p>
+      <w:pPr>
+        <w:spacing w:line="336" w:lineRule="auto" w:after="180"/>
+      </w:pPr>
+      <w:r>
+        <w:rPr>
+          <w:b w:val="0"/>
+        </w:rPr>
+        <w:t xml:space="preserve">All </w:t>
+      </w:r>
+      <w:r>
+        <w:rPr>
+          <w:b/>
+        </w:rPr>
+        <w:t>input</w:t>
+      </w:r>
+      <w:r>
+        <w:rPr>
+          <w:b w:val="0"/>
+        </w:rPr>
+        <w:t>s and outcomes in this worked example are invented classroom data; no real model run is claimed.</w:t>
+      </w:r>
+    </w:p>
+    <w:p>
+      <w:pPr>
+        <w:spacing w:line="336" w:lineRule="auto" w:after="180"/>
+        <w:shd w:fill="F5F1FB"/>
+      </w:pPr>
+      <w:r>
+        <w:rPr>
+          <w:b w:val="0"/>
+        </w:rPr>
+        <w:t>Point to the given fact that matters most. Explain why it matters.</w:t>
+      </w:r>
+    </w:p>
+    <w:p>
+      <w:pPr>
+        <w:pStyle w:val="Heading3"/>
+      </w:pPr>
+      <w:r>
+        <w:t>My picture explanation, deciding evidence and one limit</w:t>
+      </w:r>
+    </w:p>
+    <w:p>
+      <w:r>
+        <w:t>________________________________________________________________</w:t>
+      </w:r>
+    </w:p>
+    <w:p>
+      <w:r>
+        <w:t>________________________________________________________________</w:t>
+      </w:r>
+    </w:p>
+    <w:p>
+      <w:r>
+        <w:t>________________________________________________________________</w:t>
+      </w:r>
+    </w:p>
+    <w:p>
+      <w:r>
+        <w:t>________________________________________________________________</w:t>
+      </w:r>
+    </w:p>
+    <w:p>
+      <w:pPr>
+        <w:pStyle w:val="Heading3"/>
+      </w:pPr>
+      <w:r>
+        <w:t>02. Follow the deciding steps</w:t>
+      </w:r>
+    </w:p>
+    <w:p>
+      <w:r>
+        <w:drawing>
+          <wp:inline xmlns:a="http://schemas.openxmlformats.org/drawingml/2006/main" xmlns:pic="http://schemas.openxmlformats.org/drawingml/2006/picture">
+            <wp:extent cx="5486400" cy="3182112"/>
+            <wp:docPr id="4" name="Picture 4" descr="Fill actual spotted row: Actual spotted: [4, 1]. Four caught; one missed. → Fill actual healthy row: Actual healthy: [3, 12]. Three false alarms; twelve correctly clear. → Compute accuracy: Correct=4+12=16 of total 20, giving80%."/>
+            <wp:cNvGraphicFramePr>
+              <a:graphicFrameLocks noChangeAspect="1"/>
+            </wp:cNvGraphicFramePr>
+            <a:graphic>
+              <a:graphicData uri="http://schemas.openxmlformats.org/drawingml/2006/picture">
+                <pic:pic>
+                  <pic:nvPicPr>
+                    <pic:cNvPr id="0" name="academy-story-ai-4-15-02.png"/>
+                    <pic:cNvPicPr/>
+                  </pic:nvPicPr>
+                  <pic:blipFill>
+                    <a:blip r:embed="rId12"/>
+                    <a:stretch>
+                      <a:fillRect/>
+                    </a:stretch>
+                  </pic:blipFill>
+                  <pic:spPr>
+                    <a:xfrm>
+                      <a:off x="0" y="0"/>
+                      <a:ext cx="5486400" cy="3182112"/>
+                    </a:xfrm>
+                    <a:prstGeom prst="rect"/>
+                  </pic:spPr>
+                </pic:pic>
+              </a:graphicData>
+            </a:graphic>
+          </wp:inline>
+        </w:drawing>
+      </w:r>
+    </w:p>
+    <w:p>
+      <w:pPr>
+        <w:spacing w:line="336" w:lineRule="auto" w:after="180"/>
+      </w:pPr>
+      <w:r>
+        <w:rPr>
+          <w:b w:val="0"/>
+        </w:rPr>
+        <w:t>Fill actual spotted row: Actual spotted: [4, 1]. Four caught; one missed. → Fill actual healthy row: Actual healthy: [3, 12].</w:t>
+      </w:r>
+    </w:p>
+    <w:p>
+      <w:pPr>
+        <w:spacing w:line="336" w:lineRule="auto" w:after="180"/>
+      </w:pPr>
+      <w:r>
+        <w:rPr>
+          <w:b w:val="0"/>
+        </w:rPr>
+        <w:t>Three false alarms; twelve correctly clear. → Compute accuracy: Correct=4+12=16 of total 20, giving</w:t>
+      </w:r>
+      <w:r>
+        <w:rPr>
+          <w:b/>
+        </w:rPr>
+        <w:t>80%</w:t>
+      </w:r>
+      <w:r>
+        <w:rPr>
+          <w:b w:val="0"/>
+        </w:rPr>
+        <w:t>.</w:t>
+      </w:r>
+    </w:p>
+    <w:p>
+      <w:pPr>
+        <w:spacing w:line="336" w:lineRule="auto" w:after="180"/>
+        <w:shd w:fill="F5F1FB"/>
+      </w:pPr>
+      <w:r>
+        <w:rPr>
+          <w:b w:val="0"/>
+        </w:rPr>
+        <w:t xml:space="preserve">Point to each numbered stage and explain which recorded </w:t>
+      </w:r>
+      <w:r>
+        <w:rPr>
+          <w:b/>
+        </w:rPr>
+        <w:t>input</w:t>
+      </w:r>
+      <w:r>
+        <w:rPr>
+          <w:b w:val="0"/>
+        </w:rPr>
+        <w:t xml:space="preserve"> it uses.</w:t>
+      </w:r>
+    </w:p>
+    <w:p>
+      <w:pPr>
+        <w:pStyle w:val="Heading3"/>
+      </w:pPr>
+      <w:r>
+        <w:t>My picture explanation, deciding evidence and one limit</w:t>
+      </w:r>
+    </w:p>
+    <w:p>
+      <w:r>
+        <w:t>________________________________________________________________</w:t>
+      </w:r>
+    </w:p>
+    <w:p>
+      <w:r>
+        <w:t>________________________________________________________________</w:t>
+      </w:r>
+    </w:p>
+    <w:p>
+      <w:r>
+        <w:t>________________________________________________________________</w:t>
+      </w:r>
+    </w:p>
+    <w:p>
+      <w:r>
+        <w:t>________________________________________________________________</w:t>
+      </w:r>
+    </w:p>
+    <w:p>
+      <w:pPr>
+        <w:pStyle w:val="Heading3"/>
+      </w:pPr>
+      <w:r>
+        <w:t>03. Positive means spotted</w:t>
+      </w:r>
+    </w:p>
+    <w:p>
+      <w:r>
+        <w:drawing>
+          <wp:inline xmlns:a="http://schemas.openxmlformats.org/drawingml/2006/main" xmlns:pic="http://schemas.openxmlformats.org/drawingml/2006/picture">
+            <wp:extent cx="5486400" cy="3096768"/>
+            <wp:docPr id="5" name="Picture 5" descr="Positive means spotted. actual spotted: predicted spotted = 4, predicted healthy = 1. actual healthy: predicted spotted = 3, predicted healthy = 12."/>
+            <wp:cNvGraphicFramePr>
+              <a:graphicFrameLocks noChangeAspect="1"/>
+            </wp:cNvGraphicFramePr>
+            <a:graphic>
+              <a:graphicData uri="http://schemas.openxmlformats.org/drawingml/2006/picture">
+                <pic:pic>
+                  <pic:nvPicPr>
+                    <pic:cNvPr id="0" name="academy-story-ai-4-15-03.png"/>
+                    <pic:cNvPicPr/>
+                  </pic:nvPicPr>
+                  <pic:blipFill>
+                    <a:blip r:embed="rId13"/>
+                    <a:stretch>
+                      <a:fillRect/>
+                    </a:stretch>
+                  </pic:blipFill>
+                  <pic:spPr>
+                    <a:xfrm>
+                      <a:off x="0" y="0"/>
+                      <a:ext cx="5486400" cy="3096768"/>
+                    </a:xfrm>
+                    <a:prstGeom prst="rect"/>
+                  </pic:spPr>
+                </pic:pic>
+              </a:graphicData>
+            </a:graphic>
+          </wp:inline>
+        </w:drawing>
+      </w:r>
+    </w:p>
+    <w:p>
+      <w:pPr>
+        <w:spacing w:line="336" w:lineRule="auto" w:after="180"/>
+      </w:pPr>
+      <w:r>
+        <w:rPr>
+          <w:b w:val="0"/>
+        </w:rPr>
+        <w:t>Positive means spotted. actual spotted: predicted spotted = 4, predicted healthy = 1. actual healthy: predicted spotted = 3, predicted healthy = 12.</w:t>
+      </w:r>
+    </w:p>
+    <w:p>
+      <w:pPr>
+        <w:spacing w:line="336" w:lineRule="auto" w:after="180"/>
+        <w:shd w:fill="F5F1FB"/>
+      </w:pPr>
+      <w:r>
+        <w:rPr>
+          <w:b w:val="0"/>
+        </w:rPr>
+        <w:t>Read the labels and values. Explain the relationship the model shows.</w:t>
+      </w:r>
+    </w:p>
+    <w:p>
+      <w:pPr>
+        <w:pStyle w:val="Heading3"/>
+      </w:pPr>
+      <w:r>
+        <w:t>My picture explanation, deciding evidence and one limit</w:t>
+      </w:r>
+    </w:p>
+    <w:p>
+      <w:r>
+        <w:t>________________________________________________________________</w:t>
+      </w:r>
+    </w:p>
+    <w:p>
+      <w:r>
+        <w:t>________________________________________________________________</w:t>
+      </w:r>
+    </w:p>
+    <w:p>
+      <w:r>
+        <w:t>________________________________________________________________</w:t>
+      </w:r>
+    </w:p>
+    <w:p>
+      <w:r>
+        <w:t>________________________________________________________________</w:t>
+      </w:r>
+    </w:p>
+    <w:p>
+      <w:pPr>
+        <w:pStyle w:val="Heading3"/>
+      </w:pPr>
+      <w:r>
+        <w:t>04. Change one thing. Trace what follows.</w:t>
+      </w:r>
+    </w:p>
+    <w:p>
+      <w:r>
+        <w:drawing>
+          <wp:inline xmlns:a="http://schemas.openxmlformats.org/drawingml/2006/main" xmlns:pic="http://schemas.openxmlformats.org/drawingml/2006/picture">
+            <wp:extent cx="5486400" cy="3026664"/>
+            <wp:docPr id="6" name="Picture 6" descr="Original case: Correct=4+12=16 of total 20, giving80%. Changed condition: A review corrects one missed spotted leaf, moving it from FN to TP. Expected result: Counts become TP 5, FN 0, FP 3, TN 12; accuracy is 17/20=85%. Reason: One decision becomes correct while the total number of evaluated leaves remains20."/>
+            <wp:cNvGraphicFramePr>
+              <a:graphicFrameLocks noChangeAspect="1"/>
+            </wp:cNvGraphicFramePr>
+            <a:graphic>
+              <a:graphicData uri="http://schemas.openxmlformats.org/drawingml/2006/picture">
+                <pic:pic>
+                  <pic:nvPicPr>
+                    <pic:cNvPr id="0" name="academy-story-ai-4-15-04.png"/>
+                    <pic:cNvPicPr/>
+                  </pic:nvPicPr>
+                  <pic:blipFill>
+                    <a:blip r:embed="rId14"/>
+                    <a:stretch>
+                      <a:fillRect/>
+                    </a:stretch>
+                  </pic:blipFill>
+                  <pic:spPr>
+                    <a:xfrm>
+                      <a:off x="0" y="0"/>
+                      <a:ext cx="5486400" cy="3026664"/>
+                    </a:xfrm>
+                    <a:prstGeom prst="rect"/>
+                  </pic:spPr>
+                </pic:pic>
+              </a:graphicData>
+            </a:graphic>
+          </wp:inline>
+        </w:drawing>
+      </w:r>
+    </w:p>
+    <w:p>
+      <w:pPr>
+        <w:spacing w:line="336" w:lineRule="auto" w:after="180"/>
+      </w:pPr>
+      <w:r>
+        <w:rPr>
+          <w:b w:val="0"/>
+        </w:rPr>
+        <w:t>Original case: Correct=4+12=16 of total 20, giving</w:t>
+      </w:r>
+      <w:r>
+        <w:rPr>
+          <w:b/>
+        </w:rPr>
+        <w:t>80%</w:t>
+      </w:r>
+      <w:r>
+        <w:rPr>
+          <w:b w:val="0"/>
+        </w:rPr>
+        <w:t>. Changed condition: A review corrects one missed spotted leaf, moving it from FN to TP. Expected result: Counts become TP 5, FN 0, FP 3, TN 12; accuracy is 17/20=85%.</w:t>
+      </w:r>
+    </w:p>
+    <w:p>
+      <w:pPr>
+        <w:spacing w:line="336" w:lineRule="auto" w:after="180"/>
+      </w:pPr>
+      <w:r>
+        <w:rPr>
+          <w:b w:val="0"/>
+        </w:rPr>
+        <w:t>Reason: One decision becomes correct while the total number of evaluated leaves remains20.</w:t>
+      </w:r>
+    </w:p>
+    <w:p>
+      <w:pPr>
+        <w:spacing w:line="336" w:lineRule="auto" w:after="180"/>
+        <w:shd w:fill="F5F1FB"/>
+      </w:pPr>
+      <w:r>
+        <w:rPr>
+          <w:b w:val="0"/>
+        </w:rPr>
+        <w:t>Predict before checking the worked changed-case result. Name what changed and what the supplied facts allow you to conclude.</w:t>
+      </w:r>
+    </w:p>
+    <w:p>
+      <w:pPr>
+        <w:pStyle w:val="Heading3"/>
+      </w:pPr>
+      <w:r>
+        <w:t>My picture explanation, deciding evidence and one limit</w:t>
+      </w:r>
+    </w:p>
+    <w:p>
+      <w:r>
+        <w:t>________________________________________________________________</w:t>
+      </w:r>
+    </w:p>
+    <w:p>
+      <w:r>
+        <w:t>________________________________________________________________</w:t>
+      </w:r>
+    </w:p>
+    <w:p>
+      <w:r>
+        <w:t>________________________________________________________________</w:t>
+      </w:r>
+    </w:p>
+    <w:p>
+      <w:r>
+        <w:t>________________________________________________________________</w:t>
+      </w:r>
+    </w:p>
+    <w:p>
+      <w:pPr>
+        <w:pStyle w:val="Heading3"/>
+      </w:pPr>
+      <w:r>
+        <w:t>05. Connect the explanation to its limit</w:t>
+      </w:r>
+    </w:p>
+    <w:p>
+      <w:r>
+        <w:drawing>
+          <wp:inline xmlns:a="http://schemas.openxmlformats.org/drawingml/2006/main" xmlns:pic="http://schemas.openxmlformats.org/drawingml/2006/picture">
+            <wp:extent cx="5486400" cy="2834640"/>
+            <wp:docPr id="7" name="Picture 7" descr="Read the picture in order. Correct=4+12=16 of total 20, giving80%. The arrows show which recorded input or intermediate result each decision uses. Explain the deciding step aloud before checking the changed case; pointing to the final answer alone does not show how it follows. Limit: The matrix depends on positive-class definition and reference labels. Accuracy alone hides the difference between misses and false alarms."/>
+            <wp:cNvGraphicFramePr>
+              <a:graphicFrameLocks noChangeAspect="1"/>
+            </wp:cNvGraphicFramePr>
+            <a:graphic>
+              <a:graphicData uri="http://schemas.openxmlformats.org/drawingml/2006/picture">
+                <pic:pic>
+                  <pic:nvPicPr>
+                    <pic:cNvPr id="0" name="academy-story-ai-4-15-05.png"/>
+                    <pic:cNvPicPr/>
+                  </pic:nvPicPr>
+                  <pic:blipFill>
+                    <a:blip r:embed="rId15"/>
+                    <a:stretch>
+                      <a:fillRect/>
+                    </a:stretch>
+                  </pic:blipFill>
+                  <pic:spPr>
+                    <a:xfrm>
+                      <a:off x="0" y="0"/>
+                      <a:ext cx="5486400" cy="2834640"/>
+                    </a:xfrm>
+                    <a:prstGeom prst="rect"/>
+                  </pic:spPr>
+                </pic:pic>
+              </a:graphicData>
+            </a:graphic>
+          </wp:inline>
+        </w:drawing>
+      </w:r>
+    </w:p>
+    <w:p>
+      <w:pPr>
+        <w:spacing w:line="336" w:lineRule="auto" w:after="180"/>
+      </w:pPr>
+      <w:r>
+        <w:rPr>
+          <w:b w:val="0"/>
+        </w:rPr>
+        <w:t>Read the picture in order. Correct=4+12=16 of total 20, giving</w:t>
+      </w:r>
+      <w:r>
+        <w:rPr>
+          <w:b/>
+        </w:rPr>
+        <w:t>80%</w:t>
+      </w:r>
+      <w:r>
+        <w:rPr>
+          <w:b w:val="0"/>
+        </w:rPr>
+        <w:t xml:space="preserve">. The arrows show which recorded </w:t>
+      </w:r>
+      <w:r>
+        <w:rPr>
+          <w:b/>
+        </w:rPr>
+        <w:t>input</w:t>
+      </w:r>
+      <w:r>
+        <w:rPr>
+          <w:b w:val="0"/>
+        </w:rPr>
+        <w:t xml:space="preserve"> or intermediate result each decision uses.</w:t>
+      </w:r>
+    </w:p>
+    <w:p>
+      <w:pPr>
+        <w:spacing w:line="336" w:lineRule="auto" w:after="180"/>
+      </w:pPr>
+      <w:r>
+        <w:rPr>
+          <w:b w:val="0"/>
+        </w:rPr>
+        <w:t>Explain the deciding step aloud before checking the changed case; pointing to the final answer alone does not show how it follows. Limit: The matrix depends on positive-class definition and reference labels.</w:t>
+      </w:r>
+    </w:p>
+    <w:p>
+      <w:pPr>
+        <w:spacing w:line="336" w:lineRule="auto" w:after="180"/>
+      </w:pPr>
+      <w:r>
+        <w:rPr>
+          <w:b w:val="0"/>
+        </w:rPr>
+        <w:t>Accuracy alone hides the difference between misses and false alarms.</w:t>
+      </w:r>
+    </w:p>
+    <w:p>
+      <w:pPr>
+        <w:spacing w:line="336" w:lineRule="auto" w:after="180"/>
+        <w:shd w:fill="F5F1FB"/>
+      </w:pPr>
+      <w:r>
+        <w:rPr>
+          <w:b w:val="0"/>
+        </w:rPr>
+        <w:t>Explain the case, then point to a limit on the claim.</w:t>
+      </w:r>
+    </w:p>
+    <w:p>
+      <w:pPr>
+        <w:pStyle w:val="Heading3"/>
+      </w:pPr>
+      <w:r>
+        <w:t>My picture explanation, deciding evidence and one limit</w:t>
+      </w:r>
+    </w:p>
+    <w:p>
+      <w:r>
+        <w:t>________________________________________________________________</w:t>
+      </w:r>
+    </w:p>
+    <w:p>
+      <w:r>
+        <w:t>________________________________________________________________</w:t>
+      </w:r>
+    </w:p>
+    <w:p>
+      <w:r>
+        <w:t>________________________________________________________________</w:t>
+      </w:r>
+    </w:p>
+    <w:p>
+      <w:r>
+        <w:t>________________________________________________________________</w:t>
+      </w:r>
+    </w:p>
+    <w:p>
+      <w:pPr>
+        <w:pStyle w:val="Heading3"/>
+      </w:pPr>
+      <w:r>
+        <w:t>06. Make the idea visible in your project</w:t>
+      </w:r>
+    </w:p>
+    <w:p>
+      <w:r>
+        <w:drawing>
+          <wp:inline xmlns:a="http://schemas.openxmlformats.org/drawingml/2006/main" xmlns:pic="http://schemas.openxmlformats.org/drawingml/2006/picture">
+            <wp:extent cx="5486400" cy="3681984"/>
+            <wp:docPr id="8" name="Picture 8" descr="For your Responsible Plant Classifier, save the input, procedure, observed result and limitation of this check. Label this worked example as practice; use a different, previously unreviewed case when checking independent understanding. Draw your input, deciding step, result and limit. Supported question: Why is adding TP alone without reducing FN an incorrect revision? Point to the relevant step in the picture, then write the changed result and the rule or evidence that supports it."/>
+            <wp:cNvGraphicFramePr>
+              <a:graphicFrameLocks noChangeAspect="1"/>
+            </wp:cNvGraphicFramePr>
+            <a:graphic>
+              <a:graphicData uri="http://schemas.openxmlformats.org/drawingml/2006/picture">
+                <pic:pic>
+                  <pic:nvPicPr>
+                    <pic:cNvPr id="0" name="academy-story-ai-4-15-06.png"/>
+                    <pic:cNvPicPr/>
+                  </pic:nvPicPr>
+                  <pic:blipFill>
+                    <a:blip r:embed="rId16"/>
+                    <a:stretch>
+                      <a:fillRect/>
+                    </a:stretch>
+                  </pic:blipFill>
+                  <pic:spPr>
+                    <a:xfrm>
+                      <a:off x="0" y="0"/>
+                      <a:ext cx="5486400" cy="3681984"/>
+                    </a:xfrm>
+                    <a:prstGeom prst="rect"/>
+                  </pic:spPr>
+                </pic:pic>
+              </a:graphicData>
+            </a:graphic>
+          </wp:inline>
+        </w:drawing>
+      </w:r>
+    </w:p>
+    <w:p>
+      <w:pPr>
+        <w:spacing w:line="336" w:lineRule="auto" w:after="180"/>
+      </w:pPr>
+      <w:r>
+        <w:rPr>
+          <w:b w:val="0"/>
+        </w:rPr>
+        <w:t xml:space="preserve">For your Responsible Plant Classifier, save the </w:t>
+      </w:r>
+      <w:r>
+        <w:rPr>
+          <w:b/>
+        </w:rPr>
+        <w:t>input</w:t>
+      </w:r>
+      <w:r>
+        <w:rPr>
+          <w:b w:val="0"/>
+        </w:rPr>
+        <w:t>, procedure, observed result and limitation of this check.</w:t>
+      </w:r>
+    </w:p>
+    <w:p>
+      <w:pPr>
+        <w:spacing w:line="336" w:lineRule="auto" w:after="180"/>
+      </w:pPr>
+      <w:r>
+        <w:rPr>
+          <w:b w:val="0"/>
+        </w:rPr>
+        <w:t xml:space="preserve">Label this worked example as practice; use a different, previously unreviewed case when checking independent understanding. Draw your </w:t>
+      </w:r>
+      <w:r>
+        <w:rPr>
+          <w:b/>
+        </w:rPr>
+        <w:t>input</w:t>
+      </w:r>
+      <w:r>
+        <w:rPr>
+          <w:b w:val="0"/>
+        </w:rPr>
+        <w:t>, deciding step, result and limit.</w:t>
+      </w:r>
+    </w:p>
+    <w:p>
+      <w:pPr>
+        <w:spacing w:line="336" w:lineRule="auto" w:after="180"/>
+      </w:pPr>
+      <w:r>
+        <w:rPr>
+          <w:b w:val="0"/>
+        </w:rPr>
+        <w:t xml:space="preserve">Supported question: Why is adding TP alone without reducing FN an incorrect revision? Point to the relevant step in the picture, then write the changed result and the rule or </w:t>
+      </w:r>
+      <w:r>
+        <w:rPr>
+          <w:b/>
+        </w:rPr>
+        <w:t>evidence</w:t>
+      </w:r>
+      <w:r>
+        <w:rPr>
+          <w:b w:val="0"/>
+        </w:rPr>
+        <w:t xml:space="preserve"> that supports it.</w:t>
+      </w:r>
+    </w:p>
+    <w:p>
+      <w:pPr>
+        <w:spacing w:line="336" w:lineRule="auto" w:after="180"/>
+        <w:shd w:fill="F5F1FB"/>
+      </w:pPr>
+      <w:r>
+        <w:rPr>
+          <w:b w:val="0"/>
+        </w:rPr>
+        <w:t xml:space="preserve">Draw your project trace and justify the deciding step using </w:t>
+      </w:r>
+      <w:r>
+        <w:rPr>
+          <w:b/>
+        </w:rPr>
+        <w:t>evidence</w:t>
+      </w:r>
+      <w:r>
+        <w:rPr>
+          <w:b w:val="0"/>
+        </w:rPr>
+        <w:t>.</w:t>
+      </w:r>
+    </w:p>
+    <w:p>
+      <w:pPr>
+        <w:pStyle w:val="Heading3"/>
+      </w:pPr>
+      <w:r>
+        <w:t>My picture explanation, deciding evidence and one limit</w:t>
       </w:r>
     </w:p>
     <w:p>

--- a/downloads/workbook/ai-4-week-15.docx
+++ b/downloads/workbook/ai-4-week-15.docx
@@ -1127,6 +1127,26 @@
     </w:p>
     <w:p>
       <w:pPr>
+        <w:pStyle w:val="Heading3"/>
+      </w:pPr>
+      <w:r>
+        <w:t>Where to find the supplied example</w:t>
+      </w:r>
+    </w:p>
+    <w:p>
+      <w:pPr>
+        <w:spacing w:line="336" w:lineRule="auto" w:after="180"/>
+        <w:shd w:fill="F1F6F8"/>
+      </w:pPr>
+      <w:r>
+        <w:rPr>
+          <w:b w:val="0"/>
+        </w:rPr>
+        <w:t>Reference for this exercise: open this week’s student lesson, “Confusion Matrix”, at “See how it works” and “Follow a worked example”. Use the original worked values or code named in the question; the later pictorial case is a separate example. Keep this reference beside your workbook while practising.</w:t>
+      </w:r>
+    </w:p>
+    <w:p>
+      <w:pPr>
         <w:spacing w:line="336" w:lineRule="auto" w:after="180"/>
       </w:pPr>
       <w:r>
@@ -1260,6 +1280,26 @@
     <w:p>
       <w:r>
         <w:t>Audit totals and equal accuracy. Apply the supplied Confusion Matrix facts and keep your reasoning.</w:t>
+      </w:r>
+    </w:p>
+    <w:p>
+      <w:pPr>
+        <w:pStyle w:val="Heading3"/>
+      </w:pPr>
+      <w:r>
+        <w:t>Where to find the supplied example</w:t>
+      </w:r>
+    </w:p>
+    <w:p>
+      <w:pPr>
+        <w:spacing w:line="336" w:lineRule="auto" w:after="180"/>
+        <w:shd w:fill="F1F6F8"/>
+      </w:pPr>
+      <w:r>
+        <w:rPr>
+          <w:b w:val="0"/>
+        </w:rPr>
+        <w:t>Reference for this exercise: open this week’s student lesson, “Confusion Matrix”, at “See how it works” and “Follow a worked example”. Use the original worked values or code named in the question; the later pictorial case is a separate example. Keep this reference beside your workbook while practising.</w:t>
       </w:r>
     </w:p>
     <w:p>

--- a/downloads/workbook/ai-4-week-15.docx
+++ b/downloads/workbook/ai-4-week-15.docx
@@ -25,22 +25,45 @@
         <w:pStyle w:val="Heading1"/>
       </w:pPr>
       <w:r>
-        <w:t>01. Recall and choose your starting point</w:t>
-      </w:r>
-    </w:p>
-    <w:p>
-      <w:r>
-        <w:t>Record your starting explanation for Confusion Matrix before opening notes. Show any later correction separately.</w:t>
-      </w:r>
-    </w:p>
-    <w:p>
-      <w:pPr>
-        <w:spacing w:line="336" w:lineRule="auto" w:after="180"/>
-      </w:pPr>
-      <w:r>
-        <w:rPr>
-          <w:b w:val="0"/>
-        </w:rPr>
+        <w:t>One labelled confusion-count evidence record.</w:t>
+      </w:r>
+    </w:p>
+    <w:p>
+      <w:r>
+        <w:t>Trace error types, verify totals and explain the limits of the matrix.</w:t>
+      </w:r>
+    </w:p>
+    <w:p>
+      <w:r>
+        <w:t>W1–W3/W5 → selected new-count task → project matrix → changed-case return.</w:t>
+      </w:r>
+    </w:p>
+    <w:p>
+      <w:pPr>
+        <w:pStyle w:val="Heading1"/>
+      </w:pPr>
+      <w:r>
+        <w:t>01. Recall · Retrieve before notes</w:t>
+      </w:r>
+    </w:p>
+    <w:p>
+      <w:r>
+        <w:t>Keep this task’s complete inputs, stated rule and support record together.</w:t>
+      </w:r>
+    </w:p>
+    <w:p>
+      <w:pPr>
+        <w:pStyle w:val="Heading2"/>
+      </w:pPr>
+      <w:r>
+        <w:t>Task and evidence record</w:t>
+      </w:r>
+    </w:p>
+    <w:p>
+      <w:pPr>
+        <w:pStyle w:val="ListBullet"/>
+      </w:pPr>
+      <w:r>
         <w:t>Try the recall before opening notes. Then use a different colour or a labelled second line to correct your explanation.</w:t>
       </w:r>
     </w:p>
@@ -54,12 +77,9 @@
     </w:p>
     <w:p>
       <w:pPr>
-        <w:spacing w:line="336" w:lineRule="auto" w:after="180"/>
-      </w:pPr>
-      <w:r>
-        <w:rPr>
-          <w:b w:val="0"/>
-        </w:rPr>
+        <w:pStyle w:val="ListBullet"/>
+      </w:pPr>
+      <w:r>
         <w:t>Without opening the old lesson, explain one key idea from Scores and Calibration Intuition. Give an example and a mistake that the idea helps you avoid.</w:t>
       </w:r>
     </w:p>
@@ -96,12 +116,9 @@
     </w:p>
     <w:p>
       <w:pPr>
-        <w:spacing w:line="336" w:lineRule="auto" w:after="180"/>
-      </w:pPr>
-      <w:r>
-        <w:rPr>
-          <w:b w:val="0"/>
-        </w:rPr>
+        <w:pStyle w:val="ListBullet"/>
+      </w:pPr>
+      <w:r>
         <w:t>Without opening the old lesson, explain one key idea from Nearest Neighbors. Give an example and a mistake that the idea helps you avoid.</w:t>
       </w:r>
     </w:p>
@@ -138,12 +155,9 @@
     </w:p>
     <w:p>
       <w:pPr>
-        <w:spacing w:line="336" w:lineRule="auto" w:after="180"/>
-      </w:pPr>
-      <w:r>
-        <w:rPr>
-          <w:b w:val="0"/>
-        </w:rPr>
+        <w:pStyle w:val="ListBullet"/>
+      </w:pPr>
+      <w:r>
         <w:t>Without opening the old lesson, explain one key idea from Dataset Cards. Give an example and a mistake that the idea helps you avoid.</w:t>
       </w:r>
     </w:p>
@@ -175,123 +189,52 @@
         <w:pStyle w:val="Heading1"/>
       </w:pPr>
       <w:r>
-        <w:t>02. Practise with fading help</w:t>
-      </w:r>
-    </w:p>
-    <w:p>
-      <w:r>
-        <w:t>Complete the supported Confusion Matrix trace and record the first step you can explain without help.</w:t>
-      </w:r>
-    </w:p>
-    <w:p>
-      <w:pPr>
-        <w:spacing w:line="336" w:lineRule="auto" w:after="180"/>
-      </w:pPr>
-      <w:r>
-        <w:rPr>
-          <w:b w:val="0"/>
-        </w:rPr>
-        <w:t>Use W2: Explain the two error types for Confusion matrices. Record the answer once; the lesson and workbook refer to the same attempt.</w:t>
-      </w:r>
-    </w:p>
-    <w:tbl>
-      <w:tblPr>
-        <w:tblStyle w:val="LightShading-Accent1"/>
-        <w:tblW w:type="auto" w:w="0"/>
-        <w:tblLook w:firstColumn="1" w:firstRow="1" w:lastColumn="0" w:lastRow="0" w:noHBand="0" w:noVBand="1" w:val="04A0"/>
-      </w:tblPr>
-      <w:tblGrid>
-        <w:gridCol w:w="2556"/>
-        <w:gridCol w:w="2556"/>
-        <w:gridCol w:w="2556"/>
-        <w:gridCol w:w="2556"/>
-      </w:tblGrid>
-      <w:tr>
-        <w:trPr>
-          <w:tblHeader/>
-        </w:trPr>
-        <w:tc>
-          <w:tcPr>
-            <w:tcW w:type="dxa" w:w="2556"/>
-          </w:tcPr>
-          <w:p>
-            <w:r>
-              <w:t>Given inputs</w:t>
-            </w:r>
-          </w:p>
-        </w:tc>
-        <w:tc>
-          <w:tcPr>
-            <w:tcW w:type="dxa" w:w="2556"/>
-          </w:tcPr>
-          <w:p>
-            <w:r>
-              <w:t>Procedure I chose</w:t>
-            </w:r>
-          </w:p>
-        </w:tc>
-        <w:tc>
-          <w:tcPr>
-            <w:tcW w:type="dxa" w:w="2556"/>
-          </w:tcPr>
-          <w:p>
-            <w:r>
-              <w:t>Middle steps</w:t>
-            </w:r>
-          </w:p>
-        </w:tc>
-        <w:tc>
-          <w:tcPr>
-            <w:tcW w:type="dxa" w:w="2556"/>
-          </w:tcPr>
-          <w:p>
-            <w:r>
-              <w:t>Result and check</w:t>
-            </w:r>
-          </w:p>
-        </w:tc>
-      </w:tr>
-      <w:tr>
-        <w:tc>
-          <w:tcPr>
-            <w:tcW w:type="dxa" w:w="2556"/>
-          </w:tcPr>
-          <w:p>
-            <w:r/>
-          </w:p>
-        </w:tc>
-        <w:tc>
-          <w:tcPr>
-            <w:tcW w:type="dxa" w:w="2556"/>
-          </w:tcPr>
-          <w:p>
-            <w:r/>
-          </w:p>
-        </w:tc>
-        <w:tc>
-          <w:tcPr>
-            <w:tcW w:type="dxa" w:w="2556"/>
-          </w:tcPr>
-          <w:p>
-            <w:r/>
-          </w:p>
-        </w:tc>
-        <w:tc>
-          <w:tcPr>
-            <w:tcW w:type="dxa" w:w="2556"/>
-          </w:tcPr>
-          <w:p>
-            <w:r/>
-          </w:p>
-        </w:tc>
-      </w:tr>
-    </w:tbl>
+        <w:t>12. W1 · Explain the mechanism</w:t>
+      </w:r>
+    </w:p>
+    <w:p>
+      <w:r>
+        <w:t>Keep this task’s complete inputs, stated rule and support record together.</w:t>
+      </w:r>
+    </w:p>
+    <w:p>
+      <w:pPr>
+        <w:pStyle w:val="Heading2"/>
+      </w:pPr>
+      <w:r>
+        <w:t>Task and evidence record</w:t>
+      </w:r>
+    </w:p>
+    <w:p>
+      <w:pPr>
+        <w:pStyle w:val="ListBullet"/>
+      </w:pPr>
+      <w:r>
+        <w:t>Main corridor source V1,V2clear/clear;V3clear/blocked;V4,V5blocked/clear;V6,V7,V8blocked/blocked. Clear/blocked axes: [[2,1],[2,3]],TN2,FP1,FN2,TP3,total8,correct5,62.5%. Separate pictured/lab twenty-leaf source has spotted/healthy axes [[4,1],[3,12]],TP4,FN1,FP3,TN12,total20,correct16,80%. Reviewed correction FN→TP gives [[5,0],[3,12]],17/20reviewed outcomes while original model-only evidence remains unchanged. Class order and class definition must stay explicit.</w:t>
+      </w:r>
+    </w:p>
+    <w:p>
+      <w:pPr>
+        <w:pStyle w:val="ListBullet"/>
+      </w:pPr>
+      <w:r>
+        <w:t>Reference for this exercise: open this week’s student lesson, “Confusion Matrix”, at “See how it works” and “Follow a worked example”. Use the original worked values or code named in the question; the later pictorial case is a separate example. Keep this reference beside your workbook while practising.</w:t>
+      </w:r>
+    </w:p>
+    <w:p>
+      <w:pPr>
+        <w:pStyle w:val="ListBullet"/>
+      </w:pPr>
+      <w:r>
+        <w:t>Use all eight worked IDs. Draw a matrix with reference rows and prediction columns, both ordered clear then blocked. Place the IDs in cells before writing the counts.</w:t>
+      </w:r>
+    </w:p>
     <w:p>
       <w:pPr>
         <w:pStyle w:val="Heading3"/>
       </w:pPr>
       <w:r>
-        <w:t>The step I completed without help, and the hint I needed</w:t>
+        <w:t>My reasoning and evidence</w:t>
       </w:r>
     </w:p>
     <w:p>
@@ -310,27 +253,55 @@
       </w:r>
     </w:p>
     <w:p>
+      <w:r>
+        <w:t>________________________________________________________________</w:t>
+      </w:r>
+    </w:p>
+    <w:p>
+      <w:r>
+        <w:t>________________________________________________________________</w:t>
+      </w:r>
+    </w:p>
+    <w:p>
+      <w:r>
+        <w:t>________________________________________________________________</w:t>
+      </w:r>
+    </w:p>
+    <w:p>
       <w:pPr>
         <w:pStyle w:val="Heading1"/>
       </w:pPr>
       <w:r>
-        <w:t>03. Individual reasoning check</w:t>
-      </w:r>
-    </w:p>
-    <w:p>
-      <w:r>
-        <w:t>Check the proposed Confusion Matrix explanation against the supplied facts before discussing it.</w:t>
-      </w:r>
-    </w:p>
-    <w:p>
-      <w:pPr>
-        <w:spacing w:line="336" w:lineRule="auto" w:after="180"/>
-      </w:pPr>
-      <w:r>
-        <w:rPr>
-          <w:b w:val="0"/>
-        </w:rPr>
-        <w:t>Use the worked case for Confusion matrices. Proposed explanation: “Positive means good”. Decide whether this explanation is supported. Point to the step or supplied fact that decides; explain your repair if needed.</w:t>
+        <w:t>13. W2 · Trace the current experiment</w:t>
+      </w:r>
+    </w:p>
+    <w:p>
+      <w:r>
+        <w:t>Keep this task’s complete inputs, stated rule and support record together.</w:t>
+      </w:r>
+    </w:p>
+    <w:p>
+      <w:pPr>
+        <w:pStyle w:val="Heading2"/>
+      </w:pPr>
+      <w:r>
+        <w:t>Task and evidence record</w:t>
+      </w:r>
+    </w:p>
+    <w:p>
+      <w:pPr>
+        <w:pStyle w:val="ListBullet"/>
+      </w:pPr>
+      <w:r>
+        <w:t>Main corridor source V1,V2clear/clear;V3clear/blocked;V4,V5blocked/clear;V6,V7,V8blocked/blocked. Clear/blocked axes: [[2,1],[2,3]],TN2,FP1,FN2,TP3,total8,correct5,62.5%. Separate pictured/lab twenty-leaf source has spotted/healthy axes [[4,1],[3,12]],TP4,FN1,FP3,TN12,total20,correct16,80%. Reviewed correction FN→TP gives [[5,0],[3,12]],17/20reviewed outcomes while original model-only evidence remains unchanged. Class order and class definition must stay explicit.</w:t>
+      </w:r>
+    </w:p>
+    <w:p>
+      <w:pPr>
+        <w:pStyle w:val="ListBullet"/>
+      </w:pPr>
+      <w:r>
+        <w:t>Declare blocked positive. Give TP,TN,FP,FN counts and explain V3 and V4 in plain language. Does positive mean a desirable outcome?</w:t>
       </w:r>
     </w:p>
     <w:p>
@@ -338,7 +309,7 @@
         <w:pStyle w:val="Heading3"/>
       </w:pPr>
       <w:r>
-        <w:t>My explanation before partner discussion</w:t>
+        <w:t>My reasoning and evidence</w:t>
       </w:r>
     </w:p>
     <w:p>
@@ -362,16 +333,58 @@
       </w:r>
     </w:p>
     <w:p>
+      <w:r>
+        <w:t>________________________________________________________________</w:t>
+      </w:r>
+    </w:p>
+    <w:p>
+      <w:r>
+        <w:t>________________________________________________________________</w:t>
+      </w:r>
+    </w:p>
+    <w:p>
       <w:pPr>
         <w:pStyle w:val="Heading1"/>
       </w:pPr>
       <w:r>
-        <w:t>04. Independent transfer case</w:t>
-      </w:r>
-    </w:p>
-    <w:p>
-      <w:r>
-        <w:t>Write one first attempt at the reserved independent case before feedback. Repeated copies of that case refer to the same recorded attempt.</w:t>
+        <w:t>14. W3 · Repair the reasoning</w:t>
+      </w:r>
+    </w:p>
+    <w:p>
+      <w:r>
+        <w:t>Keep this task’s complete inputs, stated rule and support record together.</w:t>
+      </w:r>
+    </w:p>
+    <w:p>
+      <w:pPr>
+        <w:pStyle w:val="Heading2"/>
+      </w:pPr>
+      <w:r>
+        <w:t>Task and evidence record</w:t>
+      </w:r>
+    </w:p>
+    <w:p>
+      <w:pPr>
+        <w:pStyle w:val="ListBullet"/>
+      </w:pPr>
+      <w:r>
+        <w:t>Main corridor source V1,V2clear/clear;V3clear/blocked;V4,V5blocked/clear;V6,V7,V8blocked/blocked. Clear/blocked axes: [[2,1],[2,3]],TN2,FP1,FN2,TP3,total8,correct5,62.5%. Separate pictured/lab twenty-leaf source has spotted/healthy axes [[4,1],[3,12]],TP4,FN1,FP3,TN12,total20,correct16,80%. Reviewed correction FN→TP gives [[5,0],[3,12]],17/20reviewed outcomes while original model-only evidence remains unchanged. Class order and class definition must stay explicit.</w:t>
+      </w:r>
+    </w:p>
+    <w:p>
+      <w:pPr>
+        <w:pStyle w:val="ListBullet"/>
+      </w:pPr>
+      <w:r>
+        <w:t>Reference for this exercise: open this week’s student lesson, “Confusion Matrix”, at “See how it works” and “Follow a worked example”. Use the original worked values or code named in the question; the later pictorial case is a separate example. Keep this reference beside your workbook while practising.</w:t>
+      </w:r>
+    </w:p>
+    <w:p>
+      <w:pPr>
+        <w:pStyle w:val="ListBullet"/>
+      </w:pPr>
+      <w:r>
+        <w:t>Give the worked row totals, column totals, total count and accuracy. Compare its errors with [[3,0],[3,2]] using the same axes and eight reference records.</w:t>
       </w:r>
     </w:p>
     <w:p>
@@ -379,78 +392,157 @@
         <w:pStyle w:val="Heading3"/>
       </w:pPr>
       <w:r>
+        <w:t>My reasoning and evidence</w:t>
+      </w:r>
+    </w:p>
+    <w:p>
+      <w:r>
+        <w:t>________________________________________________________________</w:t>
+      </w:r>
+    </w:p>
+    <w:p>
+      <w:r>
+        <w:t>________________________________________________________________</w:t>
+      </w:r>
+    </w:p>
+    <w:p>
+      <w:r>
+        <w:t>________________________________________________________________</w:t>
+      </w:r>
+    </w:p>
+    <w:p>
+      <w:r>
+        <w:t>________________________________________________________________</w:t>
+      </w:r>
+    </w:p>
+    <w:p>
+      <w:r>
+        <w:t>________________________________________________________________</w:t>
+      </w:r>
+    </w:p>
+    <w:p>
+      <w:r>
+        <w:t>________________________________________________________________</w:t>
+      </w:r>
+    </w:p>
+    <w:p>
+      <w:pPr>
+        <w:pStyle w:val="Heading1"/>
+      </w:pPr>
+      <w:r>
+        <w:t>16. W5 · Plan the next check</w:t>
+      </w:r>
+    </w:p>
+    <w:p>
+      <w:r>
+        <w:t>Keep this task’s complete inputs, stated rule and support record together.</w:t>
+      </w:r>
+    </w:p>
+    <w:p>
+      <w:pPr>
+        <w:pStyle w:val="Heading2"/>
+      </w:pPr>
+      <w:r>
+        <w:t>Task and evidence record</w:t>
+      </w:r>
+    </w:p>
+    <w:p>
+      <w:pPr>
+        <w:pStyle w:val="ListBullet"/>
+      </w:pPr>
+      <w:r>
+        <w:t>Main corridor source V1,V2clear/clear;V3clear/blocked;V4,V5blocked/clear;V6,V7,V8blocked/blocked. Clear/blocked axes: [[2,1],[2,3]],TN2,FP1,FN2,TP3,total8,correct5,62.5%. Separate pictured/lab twenty-leaf source has spotted/healthy axes [[4,1],[3,12]],TP4,FN1,FP3,TN12,total20,correct16,80%. Reviewed correction FN→TP gives [[5,0],[3,12]],17/20reviewed outcomes while original model-only evidence remains unchanged. Class order and class definition must stay explicit.</w:t>
+      </w:r>
+    </w:p>
+    <w:p>
+      <w:pPr>
+        <w:pStyle w:val="ListBullet"/>
+      </w:pPr>
+      <w:r>
+        <w:t>A report gives zero false positives but omits the evaluated sample size, axes and class definitions. What information is missing, and why does zero not prove that future false alarms are impossible?</w:t>
+      </w:r>
+    </w:p>
+    <w:p>
+      <w:pPr>
+        <w:pStyle w:val="Heading3"/>
+      </w:pPr>
+      <w:r>
+        <w:t>My reasoning and evidence</w:t>
+      </w:r>
+    </w:p>
+    <w:p>
+      <w:r>
+        <w:t>________________________________________________________________</w:t>
+      </w:r>
+    </w:p>
+    <w:p>
+      <w:r>
+        <w:t>________________________________________________________________</w:t>
+      </w:r>
+    </w:p>
+    <w:p>
+      <w:r>
+        <w:t>________________________________________________________________</w:t>
+      </w:r>
+    </w:p>
+    <w:p>
+      <w:r>
+        <w:t>________________________________________________________________</w:t>
+      </w:r>
+    </w:p>
+    <w:p>
+      <w:r>
+        <w:t>________________________________________________________________</w:t>
+      </w:r>
+    </w:p>
+    <w:p>
+      <w:r>
+        <w:t>________________________________________________________________</w:t>
+      </w:r>
+    </w:p>
+    <w:p>
+      <w:pPr>
+        <w:pStyle w:val="Heading1"/>
+      </w:pPr>
+      <w:r>
+        <w:t>04. Try alone · Selected experiment task</w:t>
+      </w:r>
+    </w:p>
+    <w:p>
+      <w:r>
+        <w:t>Keep this task’s complete inputs, stated rule and support record together.</w:t>
+      </w:r>
+    </w:p>
+    <w:p>
+      <w:pPr>
+        <w:pStyle w:val="Heading2"/>
+      </w:pPr>
+      <w:r>
+        <w:t>Task and evidence record</w:t>
+      </w:r>
+    </w:p>
+    <w:p>
+      <w:pPr>
+        <w:pStyle w:val="ListBullet"/>
+      </w:pPr>
+      <w:r>
+        <w:t>Declare actual positive/negative as row order and predicted positive/negative as column order before placing the supplied counts. If you illustrate positive as spotted, label that interpretation explicitly; the generic count task itself does not supply a diagnosis. Use the new20-case totals, not the pictured counts. No row-level IDs or subgroup evidence are provided, so do not invent them.</w:t>
+      </w:r>
+    </w:p>
+    <w:p>
+      <w:pPr>
+        <w:pStyle w:val="Heading3"/>
+      </w:pPr>
+      <w:r>
         <w:t>Independent case: Changed independent case</w:t>
       </w:r>
     </w:p>
     <w:p>
       <w:pPr>
-        <w:spacing w:line="336" w:lineRule="auto" w:after="180"/>
-      </w:pPr>
-      <w:r>
-        <w:rPr>
-          <w:b w:val="0"/>
-        </w:rPr>
-        <w:t xml:space="preserve">On20 cases: </w:t>
-      </w:r>
-      <w:r>
-        <w:rPr>
-          <w:b/>
-        </w:rPr>
-        <w:t>true positive</w:t>
-      </w:r>
-      <w:r>
-        <w:rPr>
-          <w:b w:val="0"/>
-        </w:rPr>
-        <w:t xml:space="preserve">s5, </w:t>
-      </w:r>
-      <w:r>
-        <w:rPr>
-          <w:b/>
-        </w:rPr>
-        <w:t>false negative</w:t>
-      </w:r>
-      <w:r>
-        <w:rPr>
-          <w:b w:val="0"/>
-        </w:rPr>
-        <w:t xml:space="preserve">s4, </w:t>
-      </w:r>
-      <w:r>
-        <w:rPr>
-          <w:b/>
-        </w:rPr>
-        <w:t>false positive</w:t>
-      </w:r>
-      <w:r>
-        <w:rPr>
-          <w:b w:val="0"/>
-        </w:rPr>
-        <w:t xml:space="preserve">s2, </w:t>
-      </w:r>
-      <w:r>
-        <w:rPr>
-          <w:b/>
-        </w:rPr>
-        <w:t>true negative</w:t>
-      </w:r>
-      <w:r>
-        <w:rPr>
-          <w:b w:val="0"/>
-        </w:rPr>
-        <w:t xml:space="preserve">s9. Build the </w:t>
-      </w:r>
-      <w:r>
-        <w:rPr>
-          <w:b/>
-        </w:rPr>
-        <w:t>confusion matrix</w:t>
-      </w:r>
-      <w:r>
-        <w:rPr>
-          <w:b w:val="0"/>
-        </w:rPr>
-        <w:t xml:space="preserve"> with actual class as rows and predicted class as columns. Compute accuracy.</w:t>
+        <w:pStyle w:val="ListBullet"/>
+      </w:pPr>
+      <w:r>
+        <w:t>On20 cases: true positives5, false negatives4, false positives2, true negatives9. Build the confusion matrix with actual class as rows and predicted class as columns. Compute accuracy.</w:t>
       </w:r>
     </w:p>
     <w:p>
@@ -498,12 +590,9 @@
     </w:p>
     <w:p>
       <w:pPr>
-        <w:spacing w:line="336" w:lineRule="auto" w:after="180"/>
-      </w:pPr>
-      <w:r>
-        <w:rPr>
-          <w:b w:val="0"/>
-        </w:rPr>
+        <w:pStyle w:val="ListBullet"/>
+      </w:pPr>
+      <w:r>
         <w:t>Attempt this case before feedback. Record any help. Earlier examples below are further practice; a case already practised with feedback cannot establish fresh transfer.</w:t>
       </w:r>
     </w:p>
@@ -512,35 +601,69 @@
         <w:pStyle w:val="Heading1"/>
       </w:pPr>
       <w:r>
-        <w:t>05. Your learning target</w:t>
-      </w:r>
-    </w:p>
-    <w:p>
-      <w:r>
-        <w:t>Connect the Confusion Matrix target to a trace and a justified conclusion.</w:t>
-      </w:r>
-    </w:p>
-    <w:p>
-      <w:pPr>
-        <w:spacing w:line="336" w:lineRule="auto" w:after="180"/>
-      </w:pPr>
-      <w:r>
-        <w:rPr>
-          <w:b w:val="0"/>
-        </w:rPr>
-        <w:t xml:space="preserve">Positive=spotted. TP=6,FN=2,FP=3,TN=9. Draw a matrix with actual labels in rows and </w:t>
-      </w:r>
-      <w:r>
-        <w:rPr>
-          <w:b/>
-        </w:rPr>
-        <w:t>prediction</w:t>
-      </w:r>
-      <w:r>
-        <w:rPr>
-          <w:b w:val="0"/>
-        </w:rPr>
-        <w:t>s in columns. Compute total and accuracy.</w:t>
+        <w:t>09. Project · Keep the experiment evidence</w:t>
+      </w:r>
+    </w:p>
+    <w:p>
+      <w:r>
+        <w:t>Keep this task’s complete inputs, stated rule and support record together.</w:t>
+      </w:r>
+    </w:p>
+    <w:p>
+      <w:pPr>
+        <w:pStyle w:val="Heading2"/>
+      </w:pPr>
+      <w:r>
+        <w:t>Task and evidence record</w:t>
+      </w:r>
+    </w:p>
+    <w:p>
+      <w:pPr>
+        <w:pStyle w:val="ListBullet"/>
+      </w:pPr>
+      <w:r>
+        <w:t>Publish the Plant Classifier confusion matrix with positive-class definition, counts, denominator, and test-set version.</w:t>
+      </w:r>
+    </w:p>
+    <w:p>
+      <w:pPr>
+        <w:pStyle w:val="ListBullet"/>
+      </w:pPr>
+      <w:r>
+        <w:t>The project change and evidence I will keep</w:t>
+      </w:r>
+    </w:p>
+    <w:p>
+      <w:pPr>
+        <w:pStyle w:val="Heading3"/>
+      </w:pPr>
+      <w:r>
+        <w:t>Write or draw your reasoning and evidence.</w:t>
+      </w:r>
+    </w:p>
+    <w:p>
+      <w:r>
+        <w:t>________________________________________________________________</w:t>
+      </w:r>
+    </w:p>
+    <w:p>
+      <w:r>
+        <w:t>________________________________________________________________</w:t>
+      </w:r>
+    </w:p>
+    <w:p>
+      <w:r>
+        <w:t>________________________________________________________________</w:t>
+      </w:r>
+    </w:p>
+    <w:p>
+      <w:r>
+        <w:t>________________________________________________________________</w:t>
+      </w:r>
+    </w:p>
+    <w:p>
+      <w:r>
+        <w:t>________________________________________________________________</w:t>
       </w:r>
     </w:p>
     <w:p>
@@ -548,990 +671,20 @@
         <w:pStyle w:val="Heading1"/>
       </w:pPr>
       <w:r>
-        <w:t>06. Solve the given case</w:t>
-      </w:r>
-    </w:p>
-    <w:p>
-      <w:r>
-        <w:t>Solve the supplied Confusion Matrix case and show the deciding evidence.</w:t>
-      </w:r>
-    </w:p>
-    <w:p>
-      <w:pPr>
-        <w:spacing w:line="336" w:lineRule="auto" w:after="180"/>
-      </w:pPr>
-      <w:r>
-        <w:rPr>
-          <w:b w:val="0"/>
-        </w:rPr>
-        <w:t>Positive is spotted. TP=8, FP=2, FN=4, TN=6.</w:t>
-      </w:r>
-    </w:p>
-    <w:p>
-      <w:pPr>
-        <w:spacing w:line="336" w:lineRule="auto" w:after="180"/>
-      </w:pPr>
-      <w:r>
-        <w:rPr>
-          <w:b w:val="0"/>
-        </w:rPr>
-        <w:t>Build actual-row/predicted-column matrix and total.</w:t>
-      </w:r>
-    </w:p>
-    <w:p>
-      <w:pPr>
-        <w:spacing w:line="336" w:lineRule="auto" w:after="180"/>
-      </w:pPr>
-      <w:r>
-        <w:rPr>
-          <w:b w:val="0"/>
-        </w:rPr>
-        <w:t xml:space="preserve">Show your trace, calculation or </w:t>
-      </w:r>
-      <w:r>
-        <w:rPr>
-          <w:b/>
-        </w:rPr>
-        <w:t>evidence</w:t>
-      </w:r>
-    </w:p>
-    <w:p>
-      <w:pPr>
-        <w:pStyle w:val="Heading3"/>
-      </w:pPr>
-      <w:r>
-        <w:t>Write or draw your reasoning and evidence.</w:t>
-      </w:r>
-    </w:p>
-    <w:p>
-      <w:r>
-        <w:t>________________________________________________________________</w:t>
-      </w:r>
-    </w:p>
-    <w:p>
-      <w:r>
-        <w:t>________________________________________________________________</w:t>
-      </w:r>
-    </w:p>
-    <w:p>
-      <w:r>
-        <w:t>________________________________________________________________</w:t>
-      </w:r>
-    </w:p>
-    <w:p>
-      <w:r>
-        <w:t>________________________________________________________________</w:t>
-      </w:r>
-    </w:p>
-    <w:p>
-      <w:r>
-        <w:t>________________________________________________________________</w:t>
-      </w:r>
-    </w:p>
-    <w:p>
-      <w:pPr>
-        <w:pStyle w:val="Heading1"/>
-      </w:pPr>
-      <w:r>
-        <w:t>07. Check a changed case</w:t>
-      </w:r>
-    </w:p>
-    <w:p>
-      <w:r>
-        <w:t>Apply the procedure to the changed case and record why the conclusion follows.</w:t>
-      </w:r>
-    </w:p>
-    <w:p>
-      <w:pPr>
-        <w:spacing w:line="336" w:lineRule="auto" w:after="180"/>
-        <w:shd w:fill="F5F1FB"/>
-      </w:pPr>
-      <w:r>
-        <w:rPr>
-          <w:b w:val="0"/>
-        </w:rPr>
-        <w:t xml:space="preserve">Treat fern as positive. Counts are TP=6, FP=2, FN=3 and TN=9. How many examples and how many correct </w:t>
-      </w:r>
-      <w:r>
-        <w:rPr>
-          <w:b/>
-        </w:rPr>
-        <w:t>prediction</w:t>
-      </w:r>
-      <w:r>
-        <w:rPr>
-          <w:b w:val="0"/>
-        </w:rPr>
-        <w:t>s are there?</w:t>
-      </w:r>
-    </w:p>
-    <w:p>
-      <w:pPr>
-        <w:spacing w:line="336" w:lineRule="auto" w:after="180"/>
-      </w:pPr>
-      <w:r>
-        <w:rPr>
-          <w:b w:val="0"/>
-        </w:rPr>
-        <w:t>My independent answer and reason</w:t>
-      </w:r>
-    </w:p>
-    <w:p>
-      <w:pPr>
-        <w:pStyle w:val="Heading3"/>
-      </w:pPr>
-      <w:r>
-        <w:t>Write or draw your reasoning and evidence.</w:t>
-      </w:r>
-    </w:p>
-    <w:p>
-      <w:r>
-        <w:t>________________________________________________________________</w:t>
-      </w:r>
-    </w:p>
-    <w:p>
-      <w:r>
-        <w:t>________________________________________________________________</w:t>
-      </w:r>
-    </w:p>
-    <w:p>
-      <w:r>
-        <w:t>________________________________________________________________</w:t>
-      </w:r>
-    </w:p>
-    <w:p>
-      <w:r>
-        <w:t>________________________________________________________________</w:t>
-      </w:r>
-    </w:p>
-    <w:p>
-      <w:r>
-        <w:t>________________________________________________________________</w:t>
-      </w:r>
-    </w:p>
-    <w:p>
-      <w:pPr>
-        <w:pStyle w:val="Heading3"/>
-      </w:pPr>
-      <w:r>
-        <w:t>Week 15 Test and reflect</w:t>
-      </w:r>
-    </w:p>
-    <w:p>
-      <w:pPr>
-        <w:pStyle w:val="Heading1"/>
-      </w:pPr>
-      <w:r>
-        <w:t>08. Design a revealing test</w:t>
-      </w:r>
-    </w:p>
-    <w:p>
-      <w:r>
-        <w:t>Specify a changed input, expected result and observation separately.</w:t>
-      </w:r>
-    </w:p>
-    <w:p>
-      <w:pPr>
-        <w:spacing w:line="336" w:lineRule="auto" w:after="180"/>
-      </w:pPr>
-      <w:r>
-        <w:rPr>
-          <w:b w:val="0"/>
-        </w:rPr>
-        <w:t xml:space="preserve">Create a changed </w:t>
-      </w:r>
-      <w:r>
-        <w:rPr>
-          <w:b/>
-        </w:rPr>
-        <w:t>input</w:t>
-      </w:r>
-      <w:r>
-        <w:rPr>
-          <w:b w:val="0"/>
-        </w:rPr>
-        <w:t>, boundary case or missing-information case. Write the expected answer or safe response before testing.</w:t>
-      </w:r>
-    </w:p>
-    <w:tbl>
-      <w:tblPr>
-        <w:tblStyle w:val="LightShading-Accent1"/>
-        <w:tblW w:type="auto" w:w="0"/>
-        <w:tblLook w:firstColumn="1" w:firstRow="1" w:lastColumn="0" w:lastRow="0" w:noHBand="0" w:noVBand="1" w:val="04A0"/>
-      </w:tblPr>
-      <w:tblGrid>
-        <w:gridCol w:w="5112"/>
-        <w:gridCol w:w="5112"/>
-      </w:tblGrid>
-      <w:tr>
-        <w:trPr>
-          <w:tblHeader/>
-        </w:trPr>
-        <w:tc>
-          <w:tcPr>
-            <w:tcW w:type="dxa" w:w="5112"/>
-          </w:tcPr>
-          <w:p>
-            <w:r>
-              <w:t>Test record</w:t>
-            </w:r>
-          </w:p>
-        </w:tc>
-        <w:tc>
-          <w:tcPr>
-            <w:tcW w:type="dxa" w:w="5112"/>
-          </w:tcPr>
-          <w:p>
-            <w:r>
-              <w:t>My evidence</w:t>
-            </w:r>
-          </w:p>
-        </w:tc>
-      </w:tr>
-      <w:tr>
-        <w:tc>
-          <w:tcPr>
-            <w:tcW w:type="dxa" w:w="5112"/>
-          </w:tcPr>
-          <w:p>
-            <w:r>
-              <w:t>Changed input or condition</w:t>
-            </w:r>
-          </w:p>
-        </w:tc>
-        <w:tc>
-          <w:tcPr>
-            <w:tcW w:type="dxa" w:w="5112"/>
-          </w:tcPr>
-          <w:p>
-            <w:r/>
-          </w:p>
-        </w:tc>
-      </w:tr>
-      <w:tr>
-        <w:tc>
-          <w:tcPr>
-            <w:tcW w:type="dxa" w:w="5112"/>
-          </w:tcPr>
-          <w:p>
-            <w:r>
-              <w:t>Expected answer or fallback</w:t>
-            </w:r>
-          </w:p>
-        </w:tc>
-        <w:tc>
-          <w:tcPr>
-            <w:tcW w:type="dxa" w:w="5112"/>
-          </w:tcPr>
-          <w:p>
-            <w:r/>
-          </w:p>
-        </w:tc>
-      </w:tr>
-      <w:tr>
-        <w:tc>
-          <w:tcPr>
-            <w:tcW w:type="dxa" w:w="5112"/>
-          </w:tcPr>
-          <w:p>
-            <w:r>
-              <w:t>Observed result</w:t>
-            </w:r>
-          </w:p>
-        </w:tc>
-        <w:tc>
-          <w:tcPr>
-            <w:tcW w:type="dxa" w:w="5112"/>
-          </w:tcPr>
-          <w:p>
-            <w:r/>
-          </w:p>
-        </w:tc>
-      </w:tr>
-      <w:tr>
-        <w:tc>
-          <w:tcPr>
-            <w:tcW w:type="dxa" w:w="5112"/>
-          </w:tcPr>
-          <w:p>
-            <w:r>
-              <w:t>Why the result occurred</w:t>
-            </w:r>
-          </w:p>
-        </w:tc>
-        <w:tc>
-          <w:tcPr>
-            <w:tcW w:type="dxa" w:w="5112"/>
-          </w:tcPr>
-          <w:p>
-            <w:r/>
-          </w:p>
-        </w:tc>
-      </w:tr>
-    </w:tbl>
-    <w:p>
-      <w:pPr>
-        <w:pStyle w:val="Heading1"/>
-      </w:pPr>
-      <w:r>
-        <w:t>09. Project checkpoint</w:t>
-      </w:r>
-    </w:p>
-    <w:p>
-      <w:r>
-        <w:t>Justify what Confusion Matrix adds to Responsible Plant Classifier and keep the evidence.</w:t>
-      </w:r>
-    </w:p>
-    <w:p>
-      <w:pPr>
-        <w:spacing w:line="336" w:lineRule="auto" w:after="180"/>
-      </w:pPr>
-      <w:r>
-        <w:rPr>
-          <w:b w:val="0"/>
-        </w:rPr>
-        <w:t xml:space="preserve">Publish the Plant Classifier </w:t>
-      </w:r>
-      <w:r>
-        <w:rPr>
-          <w:b/>
-        </w:rPr>
-        <w:t>confusion matrix</w:t>
-      </w:r>
-      <w:r>
-        <w:rPr>
-          <w:b w:val="0"/>
-        </w:rPr>
-        <w:t xml:space="preserve"> with positive-class definition, counts, denominator, and test-set version.</w:t>
-      </w:r>
-    </w:p>
-    <w:p>
-      <w:pPr>
-        <w:spacing w:line="336" w:lineRule="auto" w:after="180"/>
-      </w:pPr>
-      <w:r>
-        <w:rPr>
-          <w:b w:val="0"/>
-        </w:rPr>
-        <w:t xml:space="preserve">The project change and </w:t>
-      </w:r>
-      <w:r>
-        <w:rPr>
-          <w:b/>
-        </w:rPr>
-        <w:t>evidence</w:t>
-      </w:r>
-      <w:r>
-        <w:rPr>
-          <w:b w:val="0"/>
-        </w:rPr>
-        <w:t xml:space="preserve"> I will keep</w:t>
-      </w:r>
-    </w:p>
-    <w:p>
-      <w:pPr>
-        <w:pStyle w:val="Heading3"/>
-      </w:pPr>
-      <w:r>
-        <w:t>Write or draw your reasoning and evidence.</w:t>
-      </w:r>
-    </w:p>
-    <w:p>
-      <w:r>
-        <w:t>________________________________________________________________</w:t>
-      </w:r>
-    </w:p>
-    <w:p>
-      <w:r>
-        <w:t>________________________________________________________________</w:t>
-      </w:r>
-    </w:p>
-    <w:p>
-      <w:r>
-        <w:t>________________________________________________________________</w:t>
-      </w:r>
-    </w:p>
-    <w:p>
-      <w:r>
-        <w:t>________________________________________________________________</w:t>
-      </w:r>
-    </w:p>
-    <w:p>
-      <w:r>
-        <w:t>________________________________________________________________</w:t>
-      </w:r>
-    </w:p>
-    <w:p>
-      <w:pPr>
-        <w:pStyle w:val="Heading1"/>
-      </w:pPr>
-      <w:r>
-        <w:t>10. Self check</w:t>
-      </w:r>
-    </w:p>
-    <w:p>
-      <w:r>
-        <w:t>Judge explanation, evidence, transfer and limits separately; attach the work behind your judgement.</w:t>
-      </w:r>
-    </w:p>
-    <w:p>
-      <w:pPr>
-        <w:pStyle w:val="ListBullet"/>
-      </w:pPr>
-      <w:r>
-        <w:t>I can explain the mechanism.</w:t>
-      </w:r>
-    </w:p>
-    <w:p>
-      <w:pPr>
-        <w:pStyle w:val="ListBullet"/>
-      </w:pPr>
-      <w:r>
-        <w:t>I can show evidence.</w:t>
-      </w:r>
-    </w:p>
-    <w:p>
-      <w:pPr>
-        <w:pStyle w:val="ListBullet"/>
-      </w:pPr>
-      <w:r>
-        <w:t>I can handle a changed case.</w:t>
-      </w:r>
-    </w:p>
-    <w:p>
-      <w:pPr>
-        <w:pStyle w:val="ListBullet"/>
-      </w:pPr>
-      <w:r>
-        <w:t>I can name a limit.</w:t>
-      </w:r>
-    </w:p>
-    <w:p>
-      <w:r>
-        <w:t>Mark each as not yet, with help or independently, and attach supporting work.</w:t>
-      </w:r>
-    </w:p>
-    <w:p>
-      <w:pPr>
-        <w:spacing w:line="336" w:lineRule="auto" w:after="180"/>
-      </w:pPr>
-      <w:r>
-        <w:rPr>
-          <w:b w:val="0"/>
-        </w:rPr>
-        <w:t>Teacher review ____________________  Next step ____________________</w:t>
-      </w:r>
-    </w:p>
-    <w:p>
-      <w:pPr>
-        <w:pStyle w:val="Heading1"/>
-      </w:pPr>
-      <w:r>
-        <w:t>11. Transfer practice from the original programme</w:t>
-      </w:r>
-    </w:p>
-    <w:p>
-      <w:r>
-        <w:t>Use this earlier case as transfer practice. A case already discussed with feedback is not fresh assessment evidence.</w:t>
-      </w:r>
-    </w:p>
-    <w:p>
-      <w:pPr>
-        <w:spacing w:line="336" w:lineRule="auto" w:after="180"/>
-      </w:pPr>
-      <w:r>
-        <w:rPr>
-          <w:b w:val="0"/>
-        </w:rPr>
-        <w:t xml:space="preserve">Positive=spotted. TP=6,FN=2,FP=3,TN=9. Draw a matrix with actual labels in rows and </w:t>
-      </w:r>
-      <w:r>
-        <w:rPr>
-          <w:b/>
-        </w:rPr>
-        <w:t>prediction</w:t>
-      </w:r>
-      <w:r>
-        <w:rPr>
-          <w:b w:val="0"/>
-        </w:rPr>
-        <w:t>s in columns. Compute total and accuracy.</w:t>
-      </w:r>
-    </w:p>
-    <w:p>
-      <w:pPr>
-        <w:pStyle w:val="Heading3"/>
-      </w:pPr>
-      <w:r>
-        <w:t>My independently reasoned answer</w:t>
-      </w:r>
-    </w:p>
-    <w:p>
-      <w:r>
-        <w:t>________________________________________________________________</w:t>
-      </w:r>
-    </w:p>
-    <w:p>
-      <w:r>
-        <w:t>________________________________________________________________</w:t>
-      </w:r>
-    </w:p>
-    <w:p>
-      <w:r>
-        <w:t>________________________________________________________________</w:t>
-      </w:r>
-    </w:p>
-    <w:p>
-      <w:r>
-        <w:t>________________________________________________________________</w:t>
-      </w:r>
-    </w:p>
-    <w:p>
-      <w:r>
-        <w:t>________________________________________________________________</w:t>
-      </w:r>
-    </w:p>
-    <w:p>
-      <w:r>
-        <w:t>________________________________________________________________</w:t>
-      </w:r>
-    </w:p>
-    <w:p>
-      <w:r>
-        <w:t>________________________________________________________________</w:t>
-      </w:r>
-    </w:p>
-    <w:p>
-      <w:pPr>
-        <w:spacing w:line="336" w:lineRule="auto" w:after="180"/>
-      </w:pPr>
-      <w:r>
-        <w:rPr>
-          <w:b w:val="0"/>
-        </w:rPr>
-        <w:t>Record support used: none, hint or teacher explanation.</w:t>
-      </w:r>
-    </w:p>
-    <w:p>
-      <w:pPr>
-        <w:pStyle w:val="Heading1"/>
-      </w:pPr>
-      <w:r>
-        <w:t>12. W1 Build the count matrix</w:t>
-      </w:r>
-    </w:p>
-    <w:p>
-      <w:r>
-        <w:t>Build the count matrix. Apply the supplied Confusion Matrix facts and keep your reasoning.</w:t>
-      </w:r>
-    </w:p>
-    <w:p>
-      <w:pPr>
-        <w:pStyle w:val="Heading3"/>
-      </w:pPr>
-      <w:r>
-        <w:t>Where to find the supplied example</w:t>
-      </w:r>
-    </w:p>
-    <w:p>
-      <w:pPr>
-        <w:spacing w:line="336" w:lineRule="auto" w:after="180"/>
-        <w:shd w:fill="F1F6F8"/>
-      </w:pPr>
-      <w:r>
-        <w:rPr>
-          <w:b w:val="0"/>
-        </w:rPr>
-        <w:t>Reference for this exercise: open this week’s student lesson, “Confusion Matrix”, at “See how it works” and “Follow a worked example”. Use the original worked values or code named in the question; the later pictorial case is a separate example. Keep this reference beside your workbook while practising.</w:t>
-      </w:r>
-    </w:p>
-    <w:p>
-      <w:pPr>
-        <w:spacing w:line="336" w:lineRule="auto" w:after="180"/>
-      </w:pPr>
-      <w:r>
-        <w:rPr>
-          <w:b w:val="0"/>
-        </w:rPr>
-        <w:t xml:space="preserve">Use all eight worked IDs. Draw a matrix with reference rows and </w:t>
-      </w:r>
-      <w:r>
-        <w:rPr>
-          <w:b/>
-        </w:rPr>
-        <w:t>prediction</w:t>
-      </w:r>
-      <w:r>
-        <w:rPr>
-          <w:b w:val="0"/>
-        </w:rPr>
-        <w:t xml:space="preserve"> columns, both ordered clear then blocked. Place the IDs in cells before writing the counts.</w:t>
-      </w:r>
-    </w:p>
-    <w:p>
-      <w:pPr>
-        <w:pStyle w:val="Heading3"/>
-      </w:pPr>
-      <w:r>
-        <w:t>My reasoning and evidence</w:t>
-      </w:r>
-    </w:p>
-    <w:p>
-      <w:r>
-        <w:t>________________________________________________________________</w:t>
-      </w:r>
-    </w:p>
-    <w:p>
-      <w:r>
-        <w:t>________________________________________________________________</w:t>
-      </w:r>
-    </w:p>
-    <w:p>
-      <w:r>
-        <w:t>________________________________________________________________</w:t>
-      </w:r>
-    </w:p>
-    <w:p>
-      <w:r>
-        <w:t>________________________________________________________________</w:t>
-      </w:r>
-    </w:p>
-    <w:p>
-      <w:r>
-        <w:t>________________________________________________________________</w:t>
-      </w:r>
-    </w:p>
-    <w:p>
-      <w:r>
-        <w:t>________________________________________________________________</w:t>
-      </w:r>
-    </w:p>
-    <w:p>
-      <w:pPr>
-        <w:pStyle w:val="Heading1"/>
-      </w:pPr>
-      <w:r>
-        <w:t>13. W2 Explain the two error types</w:t>
-      </w:r>
-    </w:p>
-    <w:p>
-      <w:r>
-        <w:t>Explain the two error types. Apply the supplied Confusion Matrix facts and keep your reasoning.</w:t>
-      </w:r>
-    </w:p>
-    <w:p>
-      <w:pPr>
-        <w:spacing w:line="336" w:lineRule="auto" w:after="180"/>
-        <w:shd w:fill="F5F1FB"/>
-      </w:pPr>
-      <w:r>
-        <w:rPr>
-          <w:b w:val="0"/>
-        </w:rPr>
-        <w:t>Declare blocked positive. Give TP,TN,FP,FN counts and explain V3 and V4 in plain language. Does positive mean a desirable outcome?</w:t>
-      </w:r>
-    </w:p>
-    <w:p>
-      <w:pPr>
-        <w:pStyle w:val="Heading3"/>
-      </w:pPr>
-      <w:r>
-        <w:t>My reasoning and evidence</w:t>
-      </w:r>
-    </w:p>
-    <w:p>
-      <w:r>
-        <w:t>________________________________________________________________</w:t>
-      </w:r>
-    </w:p>
-    <w:p>
-      <w:r>
-        <w:t>________________________________________________________________</w:t>
-      </w:r>
-    </w:p>
-    <w:p>
-      <w:r>
-        <w:t>________________________________________________________________</w:t>
-      </w:r>
-    </w:p>
-    <w:p>
-      <w:r>
-        <w:t>________________________________________________________________</w:t>
-      </w:r>
-    </w:p>
-    <w:p>
-      <w:r>
-        <w:t>________________________________________________________________</w:t>
-      </w:r>
-    </w:p>
-    <w:p>
-      <w:r>
-        <w:t>________________________________________________________________</w:t>
-      </w:r>
-    </w:p>
-    <w:p>
-      <w:pPr>
-        <w:pStyle w:val="Heading1"/>
-      </w:pPr>
-      <w:r>
-        <w:t>14. W3 Audit totals and equal accuracy</w:t>
-      </w:r>
-    </w:p>
-    <w:p>
-      <w:r>
-        <w:t>Audit totals and equal accuracy. Apply the supplied Confusion Matrix facts and keep your reasoning.</w:t>
-      </w:r>
-    </w:p>
-    <w:p>
-      <w:pPr>
-        <w:pStyle w:val="Heading3"/>
-      </w:pPr>
-      <w:r>
-        <w:t>Where to find the supplied example</w:t>
-      </w:r>
-    </w:p>
-    <w:p>
-      <w:pPr>
-        <w:spacing w:line="336" w:lineRule="auto" w:after="180"/>
-        <w:shd w:fill="F1F6F8"/>
-      </w:pPr>
-      <w:r>
-        <w:rPr>
-          <w:b w:val="0"/>
-        </w:rPr>
-        <w:t>Reference for this exercise: open this week’s student lesson, “Confusion Matrix”, at “See how it works” and “Follow a worked example”. Use the original worked values or code named in the question; the later pictorial case is a separate example. Keep this reference beside your workbook while practising.</w:t>
-      </w:r>
-    </w:p>
-    <w:p>
-      <w:pPr>
-        <w:spacing w:line="336" w:lineRule="auto" w:after="180"/>
-      </w:pPr>
-      <w:r>
-        <w:rPr>
-          <w:b w:val="0"/>
-        </w:rPr>
-        <w:t>Give the worked row totals, column totals, total count and accuracy. Compare its errors with [[3,0],[3,2]] using the same axes and eight reference records.</w:t>
-      </w:r>
-    </w:p>
-    <w:p>
-      <w:pPr>
-        <w:pStyle w:val="Heading3"/>
-      </w:pPr>
-      <w:r>
-        <w:t>My reasoning and evidence</w:t>
-      </w:r>
-    </w:p>
-    <w:p>
-      <w:r>
-        <w:t>________________________________________________________________</w:t>
-      </w:r>
-    </w:p>
-    <w:p>
-      <w:r>
-        <w:t>________________________________________________________________</w:t>
-      </w:r>
-    </w:p>
-    <w:p>
-      <w:r>
-        <w:t>________________________________________________________________</w:t>
-      </w:r>
-    </w:p>
-    <w:p>
-      <w:r>
-        <w:t>________________________________________________________________</w:t>
-      </w:r>
-    </w:p>
-    <w:p>
-      <w:r>
-        <w:t>________________________________________________________________</w:t>
-      </w:r>
-    </w:p>
-    <w:p>
-      <w:r>
-        <w:t>________________________________________________________________</w:t>
-      </w:r>
-    </w:p>
-    <w:p>
-      <w:pPr>
-        <w:pStyle w:val="Heading1"/>
-      </w:pPr>
-      <w:r>
-        <w:t>15. W4 Count a fresh evaluation independently</w:t>
-      </w:r>
-    </w:p>
-    <w:p>
-      <w:r>
-        <w:t>Attempt before feedback. If this repeats the selected independent case, reuse that first attempt; otherwise keep a separate record. Count a fresh evaluation independently. Apply the supplied Confusion Matrix facts and keep your reasoning.</w:t>
-      </w:r>
-    </w:p>
-    <w:p>
-      <w:pPr>
-        <w:spacing w:line="336" w:lineRule="auto" w:after="180"/>
-      </w:pPr>
-      <w:r>
-        <w:rPr>
-          <w:b w:val="0"/>
-        </w:rPr>
-        <w:t xml:space="preserve">Each pair below is reference then </w:t>
-      </w:r>
-      <w:r>
-        <w:rPr>
-          <w:b/>
-        </w:rPr>
-        <w:t>prediction</w:t>
-      </w:r>
-      <w:r>
-        <w:rPr>
-          <w:b w:val="0"/>
-        </w:rPr>
-        <w:t>: R1 clear/clear, R2 clear/blocked, R3 clear/blocked, R4 blocked/blocked, R5 blocked/clear, R6 blocked/blocked. Use clear then blocked on both axes and reference rows.</w:t>
-      </w:r>
-    </w:p>
-    <w:p>
-      <w:pPr>
-        <w:spacing w:line="336" w:lineRule="auto" w:after="180"/>
-      </w:pPr>
-      <w:r>
-        <w:rPr>
-          <w:b w:val="0"/>
-        </w:rPr>
-        <w:t>Build the matrix, give row and column totals, name TP,TN,FP,FN with blocked positive, and calculate accuracy.</w:t>
-      </w:r>
-    </w:p>
-    <w:p>
-      <w:pPr>
-        <w:pStyle w:val="Heading3"/>
-      </w:pPr>
-      <w:r>
-        <w:t>My reasoning and evidence</w:t>
-      </w:r>
-    </w:p>
-    <w:p>
-      <w:r>
-        <w:t>________________________________________________________________</w:t>
-      </w:r>
-    </w:p>
-    <w:p>
-      <w:r>
-        <w:t>________________________________________________________________</w:t>
-      </w:r>
-    </w:p>
-    <w:p>
-      <w:r>
-        <w:t>________________________________________________________________</w:t>
-      </w:r>
-    </w:p>
-    <w:p>
-      <w:r>
-        <w:t>________________________________________________________________</w:t>
-      </w:r>
-    </w:p>
-    <w:p>
-      <w:r>
-        <w:t>________________________________________________________________</w:t>
-      </w:r>
-    </w:p>
-    <w:p>
-      <w:r>
-        <w:t>________________________________________________________________</w:t>
-      </w:r>
-    </w:p>
-    <w:p>
-      <w:r>
-        <w:t>________________________________________________________________</w:t>
-      </w:r>
-    </w:p>
-    <w:p>
-      <w:r>
-        <w:t>________________________________________________________________</w:t>
-      </w:r>
-    </w:p>
-    <w:p>
-      <w:pPr>
-        <w:pStyle w:val="Heading1"/>
-      </w:pPr>
-      <w:r>
-        <w:t>16. W5 Interpret a zero count carefully</w:t>
-      </w:r>
-    </w:p>
-    <w:p>
-      <w:r>
-        <w:t>Interpret a zero count carefully. Apply the supplied Confusion Matrix facts and keep your reasoning.</w:t>
-      </w:r>
-    </w:p>
-    <w:p>
-      <w:pPr>
-        <w:spacing w:line="336" w:lineRule="auto" w:after="180"/>
-        <w:shd w:fill="F5F1FB"/>
-      </w:pPr>
-      <w:r>
-        <w:rPr>
-          <w:b w:val="0"/>
-        </w:rPr>
-        <w:t xml:space="preserve">A report gives zero </w:t>
-      </w:r>
-      <w:r>
-        <w:rPr>
-          <w:b/>
-        </w:rPr>
-        <w:t>false positive</w:t>
-      </w:r>
-      <w:r>
-        <w:rPr>
-          <w:b w:val="0"/>
-        </w:rPr>
-        <w:t>s but omits the evaluated sample size, axes and class definitions. What information is missing, and why does zero not prove that future false alarms are impossible?</w:t>
-      </w:r>
-    </w:p>
-    <w:p>
-      <w:pPr>
-        <w:pStyle w:val="Heading3"/>
-      </w:pPr>
-      <w:r>
-        <w:t>My reasoning and evidence</w:t>
-      </w:r>
-    </w:p>
-    <w:p>
-      <w:r>
-        <w:t>________________________________________________________________</w:t>
-      </w:r>
-    </w:p>
-    <w:p>
-      <w:r>
-        <w:t>________________________________________________________________</w:t>
-      </w:r>
-    </w:p>
-    <w:p>
-      <w:r>
-        <w:t>________________________________________________________________</w:t>
-      </w:r>
-    </w:p>
-    <w:p>
-      <w:r>
-        <w:t>________________________________________________________________</w:t>
-      </w:r>
-    </w:p>
-    <w:p>
-      <w:r>
-        <w:t>________________________________________________________________</w:t>
-      </w:r>
-    </w:p>
-    <w:p>
-      <w:r>
-        <w:t>________________________________________________________________</w:t>
-      </w:r>
-    </w:p>
-    <w:p>
-      <w:pPr>
-        <w:pStyle w:val="Heading1"/>
-      </w:pPr>
-      <w:r>
-        <w:t>17. Feedback, return check and learning record</w:t>
-      </w:r>
-    </w:p>
-    <w:p>
-      <w:r>
-        <w:t>Record the first repaired step and a different case to revisit after a delay.</w:t>
+        <w:t>17. Feedback · Repair and return</w:t>
+      </w:r>
+    </w:p>
+    <w:p>
+      <w:r>
+        <w:t>Keep this task’s complete inputs, stated rule and support record together.</w:t>
+      </w:r>
+    </w:p>
+    <w:p>
+      <w:pPr>
+        <w:pStyle w:val="Heading2"/>
+      </w:pPr>
+      <w:r>
+        <w:t>Task and evidence record</w:t>
       </w:r>
     </w:p>
     <w:tbl>
@@ -1672,12 +825,9 @@
     </w:tbl>
     <w:p>
       <w:pPr>
-        <w:spacing w:line="336" w:lineRule="auto" w:after="180"/>
-      </w:pPr>
-      <w:r>
-        <w:rPr>
-          <w:b w:val="0"/>
-        </w:rPr>
+        <w:pStyle w:val="ListBullet"/>
+      </w:pPr>
+      <w:r>
         <w:t>Revisit this idea with your teacher after a delay. Familiarity is different from explaining and using it on a changed case.</w:t>
       </w:r>
     </w:p>
@@ -1686,69 +836,777 @@
         <w:pStyle w:val="Heading1"/>
       </w:pPr>
       <w:r>
-        <w:t>18. Pictorial case practice: Confusion Matrix</w:t>
-      </w:r>
-    </w:p>
-    <w:p>
-      <w:r>
-        <w:t>Read the confusion matrix as four distinct stories about a plant decision. Explain the labelled step before checking the changed condition.</w:t>
-      </w:r>
-    </w:p>
-    <w:p>
-      <w:pPr>
-        <w:spacing w:line="336" w:lineRule="auto" w:after="180"/>
-      </w:pPr>
-      <w:r>
-        <w:rPr>
-          <w:b w:val="0"/>
-        </w:rPr>
-        <w:t xml:space="preserve">Read the </w:t>
-      </w:r>
-      <w:r>
-        <w:rPr>
-          <w:b/>
-        </w:rPr>
-        <w:t>confusion matrix</w:t>
-      </w:r>
-      <w:r>
-        <w:rPr>
-          <w:b w:val="0"/>
-        </w:rPr>
-        <w:t xml:space="preserve"> as four distinct stories about a plant decision.</w:t>
-      </w:r>
-    </w:p>
-    <w:p>
-      <w:pPr>
-        <w:spacing w:line="336" w:lineRule="auto" w:after="180"/>
-      </w:pPr>
-      <w:r>
-        <w:rPr>
-          <w:b w:val="0"/>
-        </w:rPr>
+        <w:t>10. Finish · Judge your evidence</w:t>
+      </w:r>
+    </w:p>
+    <w:p>
+      <w:r>
+        <w:t>Keep this task’s complete inputs, stated rule and support record together.</w:t>
+      </w:r>
+    </w:p>
+    <w:p>
+      <w:pPr>
+        <w:pStyle w:val="Heading2"/>
+      </w:pPr>
+      <w:r>
+        <w:t>Task and evidence record</w:t>
+      </w:r>
+    </w:p>
+    <w:p>
+      <w:pPr>
+        <w:pStyle w:val="ListBullet"/>
+      </w:pPr>
+      <w:r>
+        <w:t>I can explain the mechanism. I can show evidence. I can handle a changed case. I can name a limit. Mark each as not yet, with help or independently, and attach supporting work.</w:t>
+      </w:r>
+    </w:p>
+    <w:p>
+      <w:pPr>
+        <w:pStyle w:val="ListBullet"/>
+      </w:pPr>
+      <w:r>
+        <w:t>Teacher review ____________________  Next step ____________________</w:t>
+      </w:r>
+    </w:p>
+    <w:p>
+      <w:pPr>
+        <w:pStyle w:val="Heading1"/>
+      </w:pPr>
+      <w:r>
+        <w:t>Reference bank and extra practice</w:t>
+      </w:r>
+    </w:p>
+    <w:p>
+      <w:pPr>
+        <w:pStyle w:val="Heading1"/>
+      </w:pPr>
+      <w:r>
+        <w:t>02. Reference · Supported W2 record</w:t>
+      </w:r>
+    </w:p>
+    <w:p>
+      <w:r>
+        <w:t>Keep this task’s complete inputs, stated rule and support record together.</w:t>
+      </w:r>
+    </w:p>
+    <w:p>
+      <w:pPr>
+        <w:pStyle w:val="Heading2"/>
+      </w:pPr>
+      <w:r>
+        <w:t>Task and evidence record</w:t>
+      </w:r>
+    </w:p>
+    <w:p>
+      <w:pPr>
+        <w:pStyle w:val="ListBullet"/>
+      </w:pPr>
+      <w:r>
+        <w:t>Use W2: Explain the two error types for Confusion matrices. Record the answer once; the lesson and workbook refer to the same attempt.</w:t>
+      </w:r>
+    </w:p>
+    <w:tbl>
+      <w:tblPr>
+        <w:tblStyle w:val="LightShading-Accent1"/>
+        <w:tblW w:type="auto" w:w="0"/>
+        <w:tblLook w:firstColumn="1" w:firstRow="1" w:lastColumn="0" w:lastRow="0" w:noHBand="0" w:noVBand="1" w:val="04A0"/>
+      </w:tblPr>
+      <w:tblGrid>
+        <w:gridCol w:w="2556"/>
+        <w:gridCol w:w="2556"/>
+        <w:gridCol w:w="2556"/>
+        <w:gridCol w:w="2556"/>
+      </w:tblGrid>
+      <w:tr>
+        <w:trPr>
+          <w:tblHeader/>
+        </w:trPr>
+        <w:tc>
+          <w:tcPr>
+            <w:tcW w:type="dxa" w:w="2556"/>
+          </w:tcPr>
+          <w:p>
+            <w:r>
+              <w:t>Given inputs</w:t>
+            </w:r>
+          </w:p>
+        </w:tc>
+        <w:tc>
+          <w:tcPr>
+            <w:tcW w:type="dxa" w:w="2556"/>
+          </w:tcPr>
+          <w:p>
+            <w:r>
+              <w:t>Procedure I chose</w:t>
+            </w:r>
+          </w:p>
+        </w:tc>
+        <w:tc>
+          <w:tcPr>
+            <w:tcW w:type="dxa" w:w="2556"/>
+          </w:tcPr>
+          <w:p>
+            <w:r>
+              <w:t>Middle steps</w:t>
+            </w:r>
+          </w:p>
+        </w:tc>
+        <w:tc>
+          <w:tcPr>
+            <w:tcW w:type="dxa" w:w="2556"/>
+          </w:tcPr>
+          <w:p>
+            <w:r>
+              <w:t>Result and check</w:t>
+            </w:r>
+          </w:p>
+        </w:tc>
+      </w:tr>
+      <w:tr>
+        <w:tc>
+          <w:tcPr>
+            <w:tcW w:type="dxa" w:w="2556"/>
+          </w:tcPr>
+          <w:p>
+            <w:r/>
+          </w:p>
+        </w:tc>
+        <w:tc>
+          <w:tcPr>
+            <w:tcW w:type="dxa" w:w="2556"/>
+          </w:tcPr>
+          <w:p>
+            <w:r/>
+          </w:p>
+        </w:tc>
+        <w:tc>
+          <w:tcPr>
+            <w:tcW w:type="dxa" w:w="2556"/>
+          </w:tcPr>
+          <w:p>
+            <w:r/>
+          </w:p>
+        </w:tc>
+        <w:tc>
+          <w:tcPr>
+            <w:tcW w:type="dxa" w:w="2556"/>
+          </w:tcPr>
+          <w:p>
+            <w:r/>
+          </w:p>
+        </w:tc>
+      </w:tr>
+    </w:tbl>
+    <w:p>
+      <w:pPr>
+        <w:pStyle w:val="Heading3"/>
+      </w:pPr>
+      <w:r>
+        <w:t>The step I completed without help, and the hint I needed</w:t>
+      </w:r>
+    </w:p>
+    <w:p>
+      <w:r>
+        <w:t>________________________________________________________________</w:t>
+      </w:r>
+    </w:p>
+    <w:p>
+      <w:r>
+        <w:t>________________________________________________________________</w:t>
+      </w:r>
+    </w:p>
+    <w:p>
+      <w:r>
+        <w:t>________________________________________________________________</w:t>
+      </w:r>
+    </w:p>
+    <w:p>
+      <w:pPr>
+        <w:pStyle w:val="Heading1"/>
+      </w:pPr>
+      <w:r>
+        <w:t>03. Extra practice · Individual reasoning check</w:t>
+      </w:r>
+    </w:p>
+    <w:p>
+      <w:r>
+        <w:t>Keep this task’s complete inputs, stated rule and support record together.</w:t>
+      </w:r>
+    </w:p>
+    <w:p>
+      <w:pPr>
+        <w:pStyle w:val="Heading2"/>
+      </w:pPr>
+      <w:r>
+        <w:t>Task and evidence record</w:t>
+      </w:r>
+    </w:p>
+    <w:p>
+      <w:pPr>
+        <w:pStyle w:val="ListBullet"/>
+      </w:pPr>
+      <w:r>
+        <w:t>Use the worked case for Confusion matrices. Proposed explanation: “Positive means good”. Decide whether this explanation is supported. Point to the step or supplied fact that decides; explain your repair if needed.</w:t>
+      </w:r>
+    </w:p>
+    <w:p>
+      <w:pPr>
+        <w:pStyle w:val="Heading3"/>
+      </w:pPr>
+      <w:r>
+        <w:t>My explanation before partner discussion</w:t>
+      </w:r>
+    </w:p>
+    <w:p>
+      <w:r>
+        <w:t>________________________________________________________________</w:t>
+      </w:r>
+    </w:p>
+    <w:p>
+      <w:r>
+        <w:t>________________________________________________________________</w:t>
+      </w:r>
+    </w:p>
+    <w:p>
+      <w:r>
+        <w:t>________________________________________________________________</w:t>
+      </w:r>
+    </w:p>
+    <w:p>
+      <w:r>
+        <w:t>________________________________________________________________</w:t>
+      </w:r>
+    </w:p>
+    <w:p>
+      <w:pPr>
+        <w:pStyle w:val="Heading1"/>
+      </w:pPr>
+      <w:r>
+        <w:t>05. Reference · Earlier learning target</w:t>
+      </w:r>
+    </w:p>
+    <w:p>
+      <w:r>
+        <w:t>Keep this task’s complete inputs, stated rule and support record together.</w:t>
+      </w:r>
+    </w:p>
+    <w:p>
+      <w:pPr>
+        <w:pStyle w:val="Heading2"/>
+      </w:pPr>
+      <w:r>
+        <w:t>Task and evidence record</w:t>
+      </w:r>
+    </w:p>
+    <w:p>
+      <w:pPr>
+        <w:pStyle w:val="ListBullet"/>
+      </w:pPr>
+      <w:r>
+        <w:t>Positive=spotted. TP=6,FN=2,FP=3,TN=9. Draw a matrix with actual labels in rows and predictions in columns. Compute total and accuracy.</w:t>
+      </w:r>
+    </w:p>
+    <w:p>
+      <w:pPr>
+        <w:pStyle w:val="Heading1"/>
+      </w:pPr>
+      <w:r>
+        <w:t>06. Extra practice · Earlier complete case</w:t>
+      </w:r>
+    </w:p>
+    <w:p>
+      <w:r>
+        <w:t>Keep this task’s complete inputs, stated rule and support record together.</w:t>
+      </w:r>
+    </w:p>
+    <w:p>
+      <w:pPr>
+        <w:pStyle w:val="Heading2"/>
+      </w:pPr>
+      <w:r>
+        <w:t>Task and evidence record</w:t>
+      </w:r>
+    </w:p>
+    <w:p>
+      <w:pPr>
+        <w:pStyle w:val="ListBullet"/>
+      </w:pPr>
+      <w:r>
+        <w:t>Positive is spotted. TP=8, FP=2, FN=4, TN=6.</w:t>
+      </w:r>
+    </w:p>
+    <w:p>
+      <w:pPr>
+        <w:pStyle w:val="ListBullet"/>
+      </w:pPr>
+      <w:r>
+        <w:t>Build actual-row/predicted-column matrix and total.</w:t>
+      </w:r>
+    </w:p>
+    <w:p>
+      <w:pPr>
+        <w:pStyle w:val="ListBullet"/>
+      </w:pPr>
+      <w:r>
+        <w:t>Show your trace, calculation or evidence</w:t>
+      </w:r>
+    </w:p>
+    <w:p>
+      <w:pPr>
+        <w:pStyle w:val="Heading3"/>
+      </w:pPr>
+      <w:r>
+        <w:t>Write or draw your reasoning and evidence.</w:t>
+      </w:r>
+    </w:p>
+    <w:p>
+      <w:r>
+        <w:t>________________________________________________________________</w:t>
+      </w:r>
+    </w:p>
+    <w:p>
+      <w:r>
+        <w:t>________________________________________________________________</w:t>
+      </w:r>
+    </w:p>
+    <w:p>
+      <w:r>
+        <w:t>________________________________________________________________</w:t>
+      </w:r>
+    </w:p>
+    <w:p>
+      <w:r>
+        <w:t>________________________________________________________________</w:t>
+      </w:r>
+    </w:p>
+    <w:p>
+      <w:r>
+        <w:t>________________________________________________________________</w:t>
+      </w:r>
+    </w:p>
+    <w:p>
+      <w:pPr>
+        <w:pStyle w:val="Heading1"/>
+      </w:pPr>
+      <w:r>
+        <w:t>07. Extra practice · Changed case</w:t>
+      </w:r>
+    </w:p>
+    <w:p>
+      <w:r>
+        <w:t>Keep this task’s complete inputs, stated rule and support record together.</w:t>
+      </w:r>
+    </w:p>
+    <w:p>
+      <w:pPr>
+        <w:pStyle w:val="Heading2"/>
+      </w:pPr>
+      <w:r>
+        <w:t>Task and evidence record</w:t>
+      </w:r>
+    </w:p>
+    <w:p>
+      <w:pPr>
+        <w:pStyle w:val="ListBullet"/>
+      </w:pPr>
+      <w:r>
+        <w:t>Treat fern as positive. Counts are TP=6, FP=2, FN=3 and TN=9. How many examples and how many correct predictions are there?</w:t>
+      </w:r>
+    </w:p>
+    <w:p>
+      <w:pPr>
+        <w:pStyle w:val="ListBullet"/>
+      </w:pPr>
+      <w:r>
+        <w:t>My independent answer and reason</w:t>
+      </w:r>
+    </w:p>
+    <w:p>
+      <w:pPr>
+        <w:pStyle w:val="Heading3"/>
+      </w:pPr>
+      <w:r>
+        <w:t>Write or draw your reasoning and evidence.</w:t>
+      </w:r>
+    </w:p>
+    <w:p>
+      <w:r>
+        <w:t>________________________________________________________________</w:t>
+      </w:r>
+    </w:p>
+    <w:p>
+      <w:r>
+        <w:t>________________________________________________________________</w:t>
+      </w:r>
+    </w:p>
+    <w:p>
+      <w:r>
+        <w:t>________________________________________________________________</w:t>
+      </w:r>
+    </w:p>
+    <w:p>
+      <w:r>
+        <w:t>________________________________________________________________</w:t>
+      </w:r>
+    </w:p>
+    <w:p>
+      <w:r>
+        <w:t>________________________________________________________________</w:t>
+      </w:r>
+    </w:p>
+    <w:p>
+      <w:pPr>
+        <w:pStyle w:val="Heading3"/>
+      </w:pPr>
+      <w:r>
+        <w:t>Week 15 Test and reflect</w:t>
+      </w:r>
+    </w:p>
+    <w:p>
+      <w:pPr>
+        <w:pStyle w:val="Heading1"/>
+      </w:pPr>
+      <w:r>
+        <w:t>08. Extra practice · Design a revealing test</w:t>
+      </w:r>
+    </w:p>
+    <w:p>
+      <w:r>
+        <w:t>Keep this task’s complete inputs, stated rule and support record together.</w:t>
+      </w:r>
+    </w:p>
+    <w:p>
+      <w:pPr>
+        <w:pStyle w:val="Heading2"/>
+      </w:pPr>
+      <w:r>
+        <w:t>Task and evidence record</w:t>
+      </w:r>
+    </w:p>
+    <w:p>
+      <w:pPr>
+        <w:pStyle w:val="ListBullet"/>
+      </w:pPr>
+      <w:r>
+        <w:t>Create a changed input, boundary case or missing-information case. Write the expected answer or safe response before testing.</w:t>
+      </w:r>
+    </w:p>
+    <w:tbl>
+      <w:tblPr>
+        <w:tblStyle w:val="LightShading-Accent1"/>
+        <w:tblW w:type="auto" w:w="0"/>
+        <w:tblLook w:firstColumn="1" w:firstRow="1" w:lastColumn="0" w:lastRow="0" w:noHBand="0" w:noVBand="1" w:val="04A0"/>
+      </w:tblPr>
+      <w:tblGrid>
+        <w:gridCol w:w="5112"/>
+        <w:gridCol w:w="5112"/>
+      </w:tblGrid>
+      <w:tr>
+        <w:trPr>
+          <w:tblHeader/>
+        </w:trPr>
+        <w:tc>
+          <w:tcPr>
+            <w:tcW w:type="dxa" w:w="5112"/>
+          </w:tcPr>
+          <w:p>
+            <w:r>
+              <w:t>Test record</w:t>
+            </w:r>
+          </w:p>
+        </w:tc>
+        <w:tc>
+          <w:tcPr>
+            <w:tcW w:type="dxa" w:w="5112"/>
+          </w:tcPr>
+          <w:p>
+            <w:r>
+              <w:t>My evidence</w:t>
+            </w:r>
+          </w:p>
+        </w:tc>
+      </w:tr>
+      <w:tr>
+        <w:tc>
+          <w:tcPr>
+            <w:tcW w:type="dxa" w:w="5112"/>
+          </w:tcPr>
+          <w:p>
+            <w:r>
+              <w:t>Changed input or condition</w:t>
+            </w:r>
+          </w:p>
+        </w:tc>
+        <w:tc>
+          <w:tcPr>
+            <w:tcW w:type="dxa" w:w="5112"/>
+          </w:tcPr>
+          <w:p>
+            <w:r/>
+          </w:p>
+        </w:tc>
+      </w:tr>
+      <w:tr>
+        <w:tc>
+          <w:tcPr>
+            <w:tcW w:type="dxa" w:w="5112"/>
+          </w:tcPr>
+          <w:p>
+            <w:r>
+              <w:t>Expected answer or fallback</w:t>
+            </w:r>
+          </w:p>
+        </w:tc>
+        <w:tc>
+          <w:tcPr>
+            <w:tcW w:type="dxa" w:w="5112"/>
+          </w:tcPr>
+          <w:p>
+            <w:r/>
+          </w:p>
+        </w:tc>
+      </w:tr>
+      <w:tr>
+        <w:tc>
+          <w:tcPr>
+            <w:tcW w:type="dxa" w:w="5112"/>
+          </w:tcPr>
+          <w:p>
+            <w:r>
+              <w:t>Observed result</w:t>
+            </w:r>
+          </w:p>
+        </w:tc>
+        <w:tc>
+          <w:tcPr>
+            <w:tcW w:type="dxa" w:w="5112"/>
+          </w:tcPr>
+          <w:p>
+            <w:r/>
+          </w:p>
+        </w:tc>
+      </w:tr>
+      <w:tr>
+        <w:tc>
+          <w:tcPr>
+            <w:tcW w:type="dxa" w:w="5112"/>
+          </w:tcPr>
+          <w:p>
+            <w:r>
+              <w:t>Why the result occurred</w:t>
+            </w:r>
+          </w:p>
+        </w:tc>
+        <w:tc>
+          <w:tcPr>
+            <w:tcW w:type="dxa" w:w="5112"/>
+          </w:tcPr>
+          <w:p>
+            <w:r/>
+          </w:p>
+        </w:tc>
+      </w:tr>
+    </w:tbl>
+    <w:p>
+      <w:pPr>
+        <w:pStyle w:val="Heading1"/>
+      </w:pPr>
+      <w:r>
+        <w:t>11. Extra practice · Earlier transfer</w:t>
+      </w:r>
+    </w:p>
+    <w:p>
+      <w:r>
+        <w:t>Keep this task’s complete inputs, stated rule and support record together.</w:t>
+      </w:r>
+    </w:p>
+    <w:p>
+      <w:pPr>
+        <w:pStyle w:val="Heading2"/>
+      </w:pPr>
+      <w:r>
+        <w:t>Task and evidence record</w:t>
+      </w:r>
+    </w:p>
+    <w:p>
+      <w:pPr>
+        <w:pStyle w:val="ListBullet"/>
+      </w:pPr>
+      <w:r>
+        <w:t>Positive=spotted. TP=6,FN=2,FP=3,TN=9. Draw a matrix with actual labels in rows and predictions in columns. Compute total and accuracy.</w:t>
+      </w:r>
+    </w:p>
+    <w:p>
+      <w:pPr>
+        <w:pStyle w:val="Heading3"/>
+      </w:pPr>
+      <w:r>
+        <w:t>My independently reasoned answer</w:t>
+      </w:r>
+    </w:p>
+    <w:p>
+      <w:r>
+        <w:t>________________________________________________________________</w:t>
+      </w:r>
+    </w:p>
+    <w:p>
+      <w:r>
+        <w:t>________________________________________________________________</w:t>
+      </w:r>
+    </w:p>
+    <w:p>
+      <w:r>
+        <w:t>________________________________________________________________</w:t>
+      </w:r>
+    </w:p>
+    <w:p>
+      <w:r>
+        <w:t>________________________________________________________________</w:t>
+      </w:r>
+    </w:p>
+    <w:p>
+      <w:r>
+        <w:t>________________________________________________________________</w:t>
+      </w:r>
+    </w:p>
+    <w:p>
+      <w:r>
+        <w:t>________________________________________________________________</w:t>
+      </w:r>
+    </w:p>
+    <w:p>
+      <w:r>
+        <w:t>________________________________________________________________</w:t>
+      </w:r>
+    </w:p>
+    <w:p>
+      <w:pPr>
+        <w:pStyle w:val="ListBullet"/>
+      </w:pPr>
+      <w:r>
+        <w:t>Record support used: none, hint or teacher explanation.</w:t>
+      </w:r>
+    </w:p>
+    <w:p>
+      <w:pPr>
+        <w:pStyle w:val="Heading1"/>
+      </w:pPr>
+      <w:r>
+        <w:t>15. Reference · Earlier W4 record</w:t>
+      </w:r>
+    </w:p>
+    <w:p>
+      <w:r>
+        <w:t>Keep this task’s complete inputs, stated rule and support record together.</w:t>
+      </w:r>
+    </w:p>
+    <w:p>
+      <w:pPr>
+        <w:pStyle w:val="Heading2"/>
+      </w:pPr>
+      <w:r>
+        <w:t>Task and evidence record</w:t>
+      </w:r>
+    </w:p>
+    <w:p>
+      <w:pPr>
+        <w:pStyle w:val="ListBullet"/>
+      </w:pPr>
+      <w:r>
+        <w:t>Each pair below is reference then prediction: R1 clear/clear, R2 clear/blocked, R3 clear/blocked, R4 blocked/blocked, R5 blocked/clear, R6 blocked/blocked. Use clear then blocked on both axes and reference rows. Build the matrix, give row and column totals, name TP,TN,FP,FN with blocked positive, and calculate accuracy.</w:t>
+      </w:r>
+    </w:p>
+    <w:p>
+      <w:pPr>
+        <w:pStyle w:val="Heading3"/>
+      </w:pPr>
+      <w:r>
+        <w:t>My reasoning and evidence</w:t>
+      </w:r>
+    </w:p>
+    <w:p>
+      <w:r>
+        <w:t>________________________________________________________________</w:t>
+      </w:r>
+    </w:p>
+    <w:p>
+      <w:r>
+        <w:t>________________________________________________________________</w:t>
+      </w:r>
+    </w:p>
+    <w:p>
+      <w:r>
+        <w:t>________________________________________________________________</w:t>
+      </w:r>
+    </w:p>
+    <w:p>
+      <w:r>
+        <w:t>________________________________________________________________</w:t>
+      </w:r>
+    </w:p>
+    <w:p>
+      <w:r>
+        <w:t>________________________________________________________________</w:t>
+      </w:r>
+    </w:p>
+    <w:p>
+      <w:r>
+        <w:t>________________________________________________________________</w:t>
+      </w:r>
+    </w:p>
+    <w:p>
+      <w:r>
+        <w:t>________________________________________________________________</w:t>
+      </w:r>
+    </w:p>
+    <w:p>
+      <w:r>
+        <w:t>________________________________________________________________</w:t>
+      </w:r>
+    </w:p>
+    <w:p>
+      <w:pPr>
+        <w:pStyle w:val="Heading1"/>
+      </w:pPr>
+      <w:r>
+        <w:t>18. Extra practice · Pictured case</w:t>
+      </w:r>
+    </w:p>
+    <w:p>
+      <w:r>
+        <w:t>Keep this task’s complete inputs, stated rule and support record together.</w:t>
+      </w:r>
+    </w:p>
+    <w:p>
+      <w:pPr>
+        <w:pStyle w:val="Heading2"/>
+      </w:pPr>
+      <w:r>
+        <w:t>Task and evidence record</w:t>
+      </w:r>
+    </w:p>
+    <w:p>
+      <w:pPr>
+        <w:pStyle w:val="ListBullet"/>
+      </w:pPr>
+      <w:r>
+        <w:t>Read the confusion matrix as four distinct stories about a plant decision.</w:t>
+      </w:r>
+    </w:p>
+    <w:p>
+      <w:pPr>
+        <w:pStyle w:val="ListBullet"/>
+      </w:pPr>
+      <w:r>
         <w:t>Positive means spotted. Toy results: TP=4, FN=1, FP=3, TN=12. Rows are actual spotted/healthy; columns predicted spotted/healthy.</w:t>
       </w:r>
     </w:p>
     <w:p>
       <w:pPr>
-        <w:spacing w:line="336" w:lineRule="auto" w:after="180"/>
-      </w:pPr>
-      <w:r>
-        <w:rPr>
-          <w:b w:val="0"/>
-        </w:rPr>
-        <w:t xml:space="preserve">All </w:t>
-      </w:r>
-      <w:r>
-        <w:rPr>
-          <w:b/>
-        </w:rPr>
-        <w:t>input</w:t>
-      </w:r>
-      <w:r>
-        <w:rPr>
-          <w:b w:val="0"/>
-        </w:rPr>
-        <w:t>s and outcomes in this worked example are invented classroom data; no real model run is claimed.</w:t>
+        <w:pStyle w:val="ListBullet"/>
+      </w:pPr>
+      <w:r>
+        <w:t>All inputs and outcomes in this worked example are invented classroom data; no real model run is claimed.</w:t>
       </w:r>
     </w:p>
     <w:p>
@@ -1825,25 +1683,10 @@
     </w:p>
     <w:p>
       <w:pPr>
-        <w:spacing w:line="336" w:lineRule="auto" w:after="180"/>
-      </w:pPr>
-      <w:r>
-        <w:rPr>
-          <w:b w:val="0"/>
-        </w:rPr>
-        <w:t xml:space="preserve">Why is adding TP alone without reducing FN an incorrect revision? Point to the relevant step in the picture, then write the changed result and the rule or </w:t>
-      </w:r>
-      <w:r>
-        <w:rPr>
-          <w:b/>
-        </w:rPr>
-        <w:t>evidence</w:t>
-      </w:r>
-      <w:r>
-        <w:rPr>
-          <w:b w:val="0"/>
-        </w:rPr>
-        <w:t xml:space="preserve"> that supports it.</w:t>
+        <w:pStyle w:val="ListBullet"/>
+      </w:pPr>
+      <w:r>
+        <w:t>Why is adding TP alone without reducing FN an incorrect revision? Point to the relevant step in the picture, then write the changed result and the rule or evidence that supports it.</w:t>
       </w:r>
     </w:p>
     <w:p>
@@ -1886,68 +1729,18 @@
     </w:p>
     <w:p>
       <w:pPr>
-        <w:pStyle w:val="Heading3"/>
-      </w:pPr>
-      <w:r>
-        <w:t>Record the help used</w:t>
-      </w:r>
-    </w:p>
-    <w:p>
-      <w:pPr>
-        <w:spacing w:line="336" w:lineRule="auto" w:after="180"/>
-        <w:shd w:fill="F1F6F8"/>
-      </w:pPr>
-      <w:r>
-        <w:rPr>
-          <w:b w:val="0"/>
-        </w:rPr>
-        <w:t xml:space="preserve">Support used: alone / hint / worked example. This record is practice </w:t>
-      </w:r>
-      <w:r>
-        <w:rPr>
-          <w:b/>
-        </w:rPr>
-        <w:t>evidence</w:t>
-      </w:r>
-      <w:r>
-        <w:rPr>
-          <w:b w:val="0"/>
-        </w:rPr>
-        <w:t>.</w:t>
-      </w:r>
-    </w:p>
-    <w:p>
-      <w:pPr>
-        <w:spacing w:line="336" w:lineRule="auto" w:after="180"/>
-      </w:pPr>
-      <w:r>
-        <w:rPr>
-          <w:b w:val="0"/>
-        </w:rPr>
-        <w:t xml:space="preserve">Project connection: For your Responsible Plant Classifier, save the </w:t>
-      </w:r>
-      <w:r>
-        <w:rPr>
-          <w:b/>
-        </w:rPr>
-        <w:t>input</w:t>
-      </w:r>
-      <w:r>
-        <w:rPr>
-          <w:b w:val="0"/>
-        </w:rPr>
-        <w:t>, procedure, observed result and limitation of this check.</w:t>
-      </w:r>
-    </w:p>
-    <w:p>
-      <w:pPr>
-        <w:spacing w:line="336" w:lineRule="auto" w:after="180"/>
-      </w:pPr>
-      <w:r>
-        <w:rPr>
-          <w:b w:val="0"/>
-        </w:rPr>
-        <w:t>Label this worked example as practice; use a different, previously unreviewed case when checking independent understanding.</w:t>
+        <w:pStyle w:val="ListBullet"/>
+      </w:pPr>
+      <w:r>
+        <w:t>Support used: alone / hint / worked example. This record is practice evidence.</w:t>
+      </w:r>
+    </w:p>
+    <w:p>
+      <w:pPr>
+        <w:pStyle w:val="ListBullet"/>
+      </w:pPr>
+      <w:r>
+        <w:t>Project connection: For your Responsible Plant Classifier, save the input, procedure, observed result and limitation of this check. Label this worked example as practice; use a different, previously unreviewed case when checking independent understanding.</w:t>
       </w:r>
     </w:p>
     <w:p>
@@ -1955,68 +1748,44 @@
         <w:pStyle w:val="Heading1"/>
       </w:pPr>
       <w:r>
-        <w:t>19. Project portfolio milestone</w:t>
-      </w:r>
-    </w:p>
-    <w:p>
-      <w:r>
-        <w:t>Keep this week’s input, deciding step, result and limit together in the Responsible Plant Classifier record.</w:t>
-      </w:r>
-    </w:p>
-    <w:p>
-      <w:pPr>
-        <w:spacing w:line="336" w:lineRule="auto" w:after="180"/>
-      </w:pPr>
-      <w:r>
-        <w:rPr>
-          <w:b w:val="0"/>
-        </w:rPr>
+        <w:t>19. Reference · Project portfolio milestone</w:t>
+      </w:r>
+    </w:p>
+    <w:p>
+      <w:r>
+        <w:t>Keep this task’s complete inputs, stated rule and support record together.</w:t>
+      </w:r>
+    </w:p>
+    <w:p>
+      <w:pPr>
+        <w:pStyle w:val="Heading2"/>
+      </w:pPr>
+      <w:r>
+        <w:t>Task and evidence record</w:t>
+      </w:r>
+    </w:p>
+    <w:p>
+      <w:pPr>
+        <w:pStyle w:val="ListBullet"/>
+      </w:pPr>
+      <w:r>
         <w:t>Project: Responsible Plant Classifier</w:t>
       </w:r>
     </w:p>
     <w:p>
       <w:pPr>
-        <w:spacing w:line="336" w:lineRule="auto" w:after="180"/>
-      </w:pPr>
-      <w:r>
-        <w:rPr>
-          <w:b w:val="0"/>
-        </w:rPr>
+        <w:pStyle w:val="ListBullet"/>
+      </w:pPr>
+      <w:r>
         <w:t>Current milestone: Test changed cases. Keep normal, boundary and failure cases; compare expected and observed results.</w:t>
       </w:r>
     </w:p>
     <w:p>
       <w:pPr>
-        <w:spacing w:line="336" w:lineRule="auto" w:after="180"/>
-      </w:pPr>
-      <w:r>
-        <w:rPr>
-          <w:b w:val="0"/>
-        </w:rPr>
-        <w:t xml:space="preserve">For your Responsible Plant Classifier, save the </w:t>
-      </w:r>
-      <w:r>
-        <w:rPr>
-          <w:b/>
-        </w:rPr>
-        <w:t>input</w:t>
-      </w:r>
-      <w:r>
-        <w:rPr>
-          <w:b w:val="0"/>
-        </w:rPr>
-        <w:t>, procedure, observed result and limitation of this check.</w:t>
-      </w:r>
-    </w:p>
-    <w:p>
-      <w:pPr>
-        <w:spacing w:line="336" w:lineRule="auto" w:after="180"/>
-      </w:pPr>
-      <w:r>
-        <w:rPr>
-          <w:b w:val="0"/>
-        </w:rPr>
-        <w:t>Label this worked example as practice; use a different, previously unreviewed case when checking independent understanding.</w:t>
+        <w:pStyle w:val="ListBullet"/>
+      </w:pPr>
+      <w:r>
+        <w:t>For your Responsible Plant Classifier, save the input, procedure, observed result and limitation of this check. Label this worked example as practice; use a different, previously unreviewed case when checking independent understanding.</w:t>
       </w:r>
     </w:p>
     <w:tbl>
@@ -2173,12 +1942,538 @@
         <w:pStyle w:val="Heading1"/>
       </w:pPr>
       <w:r>
-        <w:t>20. Supported practice and learning evidence</w:t>
-      </w:r>
-    </w:p>
-    <w:p>
-      <w:r>
-        <w:t>Try the supported questions before comparing with hints and feedback. Record what you repaired and the evidence you retained.</w:t>
+        <w:t>20. Extra practice · Predict, check and repair</w:t>
+      </w:r>
+    </w:p>
+    <w:p>
+      <w:r>
+        <w:t>Keep supported feedback separate from the reserved independent case.</w:t>
+      </w:r>
+    </w:p>
+    <w:p>
+      <w:pPr>
+        <w:pStyle w:val="Heading2"/>
+      </w:pPr>
+      <w:r>
+        <w:t>First supported question and hint</w:t>
+      </w:r>
+    </w:p>
+    <w:p>
+      <w:pPr>
+        <w:pStyle w:val="ListBullet"/>
+      </w:pPr>
+      <w:r>
+        <w:t>Read the confusion matrix as four distinct stories about a plant decision.</w:t>
+      </w:r>
+    </w:p>
+    <w:p>
+      <w:pPr>
+        <w:pStyle w:val="Heading3"/>
+      </w:pPr>
+      <w:r>
+        <w:t>Practice 1: explain the deciding evidence</w:t>
+      </w:r>
+    </w:p>
+    <w:p>
+      <w:pPr>
+        <w:pStyle w:val="ListBullet"/>
+      </w:pPr>
+      <w:r>
+        <w:t>Which labelled step matches this detail? Correct=4+12=16 of total 20, giving80%.</w:t>
+      </w:r>
+    </w:p>
+    <w:p>
+      <w:pPr>
+        <w:pStyle w:val="ListBullet"/>
+      </w:pPr>
+      <w:r>
+        <w:t>1. Compute accuracy</w:t>
+      </w:r>
+    </w:p>
+    <w:p>
+      <w:pPr>
+        <w:pStyle w:val="ListBullet"/>
+      </w:pPr>
+      <w:r>
+        <w:t>2. Fill actual spotted row</w:t>
+      </w:r>
+    </w:p>
+    <w:p>
+      <w:pPr>
+        <w:pStyle w:val="ListBullet"/>
+      </w:pPr>
+      <w:r>
+        <w:t>3. Fill actual healthy row</w:t>
+      </w:r>
+    </w:p>
+    <w:p>
+      <w:pPr>
+        <w:pStyle w:val="Heading3"/>
+      </w:pPr>
+      <w:r>
+        <w:t>My selected conclusion, deciding fact and explanation</w:t>
+      </w:r>
+    </w:p>
+    <w:p>
+      <w:r>
+        <w:t>________________________________________________________________</w:t>
+      </w:r>
+    </w:p>
+    <w:p>
+      <w:r>
+        <w:t>________________________________________________________________</w:t>
+      </w:r>
+    </w:p>
+    <w:p>
+      <w:r>
+        <w:t>________________________________________________________________</w:t>
+      </w:r>
+    </w:p>
+    <w:p>
+      <w:r>
+        <w:t>________________________________________________________________</w:t>
+      </w:r>
+    </w:p>
+    <w:p>
+      <w:r>
+        <w:t>________________________________________________________________</w:t>
+      </w:r>
+    </w:p>
+    <w:p>
+      <w:pPr>
+        <w:pStyle w:val="ListBullet"/>
+      </w:pPr>
+      <w:r>
+        <w:t>Hint if needed: Read the steps in the pictorial case. Match the supplied detail to the stage that performs or records it.</w:t>
+      </w:r>
+    </w:p>
+    <w:p>
+      <w:pPr>
+        <w:pStyle w:val="Heading2"/>
+      </w:pPr>
+      <w:r>
+        <w:t>Check the first explanation · reference / check after trying</w:t>
+      </w:r>
+    </w:p>
+    <w:p>
+      <w:pPr>
+        <w:spacing w:line="336" w:lineRule="auto" w:after="180"/>
+      </w:pPr>
+      <w:r>
+        <w:rPr>
+          <w:b w:val="0"/>
+        </w:rPr>
+        <w:t>After your attempt, compare with the supported explanation: Compute accuracy Correct=4+12=16 of total 20, giving</w:t>
+      </w:r>
+      <w:r>
+        <w:rPr>
+          <w:b/>
+        </w:rPr>
+        <w:t>80%</w:t>
+      </w:r>
+      <w:r>
+        <w:rPr>
+          <w:b w:val="0"/>
+        </w:rPr>
+        <w:t>. Read the picture in order. Correct=4+12=16 of total 20, giving</w:t>
+      </w:r>
+      <w:r>
+        <w:rPr>
+          <w:b/>
+        </w:rPr>
+        <w:t>80%</w:t>
+      </w:r>
+      <w:r>
+        <w:rPr>
+          <w:b w:val="0"/>
+        </w:rPr>
+        <w:t>.</w:t>
+      </w:r>
+    </w:p>
+    <w:p>
+      <w:pPr>
+        <w:spacing w:line="336" w:lineRule="auto" w:after="180"/>
+      </w:pPr>
+      <w:r>
+        <w:rPr>
+          <w:b w:val="0"/>
+        </w:rPr>
+        <w:t xml:space="preserve">The arrows show which recorded </w:t>
+      </w:r>
+      <w:r>
+        <w:rPr>
+          <w:b/>
+        </w:rPr>
+        <w:t>input</w:t>
+      </w:r>
+      <w:r>
+        <w:rPr>
+          <w:b w:val="0"/>
+        </w:rPr>
+        <w:t xml:space="preserve"> or intermediate result each decision uses. Explain the deciding step aloud before checking the changed case; pointing to the final answer alone does not show how it follows.</w:t>
+      </w:r>
+    </w:p>
+    <w:p>
+      <w:pPr>
+        <w:pStyle w:val="Heading2"/>
+      </w:pPr>
+      <w:r>
+        <w:t>Changed-case question and hint</w:t>
+      </w:r>
+    </w:p>
+    <w:p>
+      <w:pPr>
+        <w:pStyle w:val="Heading3"/>
+      </w:pPr>
+      <w:r>
+        <w:t>Practice 2: explain the deciding evidence</w:t>
+      </w:r>
+    </w:p>
+    <w:p>
+      <w:pPr>
+        <w:pStyle w:val="ListBullet"/>
+      </w:pPr>
+      <w:r>
+        <w:t>Changed-case practice: A review corrects one missed spotted leaf, moving it from FN to TP. Which conclusion is supported by the supplied facts?</w:t>
+      </w:r>
+    </w:p>
+    <w:p>
+      <w:pPr>
+        <w:pStyle w:val="ListBullet"/>
+      </w:pPr>
+      <w:r>
+        <w:t>1. Counts become TP 5, FN 0, FP 3, TN 12; accuracy is 17/20=85%.</w:t>
+      </w:r>
+    </w:p>
+    <w:p>
+      <w:pPr>
+        <w:pStyle w:val="ListBullet"/>
+      </w:pPr>
+      <w:r>
+        <w:t>2. This one example guarantees correct results for every future input.</w:t>
+      </w:r>
+    </w:p>
+    <w:p>
+      <w:pPr>
+        <w:pStyle w:val="ListBullet"/>
+      </w:pPr>
+      <w:r>
+        <w:t>3. We can decide the result without examining the changed input or the procedure.</w:t>
+      </w:r>
+    </w:p>
+    <w:p>
+      <w:pPr>
+        <w:pStyle w:val="Heading3"/>
+      </w:pPr>
+      <w:r>
+        <w:t>My selected conclusion, deciding fact and explanation</w:t>
+      </w:r>
+    </w:p>
+    <w:p>
+      <w:r>
+        <w:t>________________________________________________________________</w:t>
+      </w:r>
+    </w:p>
+    <w:p>
+      <w:r>
+        <w:t>________________________________________________________________</w:t>
+      </w:r>
+    </w:p>
+    <w:p>
+      <w:r>
+        <w:t>________________________________________________________________</w:t>
+      </w:r>
+    </w:p>
+    <w:p>
+      <w:r>
+        <w:t>________________________________________________________________</w:t>
+      </w:r>
+    </w:p>
+    <w:p>
+      <w:r>
+        <w:t>________________________________________________________________</w:t>
+      </w:r>
+    </w:p>
+    <w:p>
+      <w:pPr>
+        <w:pStyle w:val="ListBullet"/>
+      </w:pPr>
+      <w:r>
+        <w:t>Hint if needed: Use the changed condition and the deciding step in the pictorial trace. The answer must say what follows from those facts.</w:t>
+      </w:r>
+    </w:p>
+    <w:p>
+      <w:pPr>
+        <w:pStyle w:val="Heading2"/>
+      </w:pPr>
+      <w:r>
+        <w:t>Check the changed explanation · reference / check after trying</w:t>
+      </w:r>
+    </w:p>
+    <w:p>
+      <w:pPr>
+        <w:spacing w:line="336" w:lineRule="auto" w:after="180"/>
+      </w:pPr>
+      <w:r>
+        <w:rPr>
+          <w:b w:val="0"/>
+        </w:rPr>
+        <w:t>After your attempt, compare with the supported explanation: Counts become TP 5, FN 0, FP 3, TN 12; accuracy is 17/20=85%. One decision becomes correct while the total number of evaluated leaves remains20.</w:t>
+      </w:r>
+    </w:p>
+    <w:p>
+      <w:pPr>
+        <w:pStyle w:val="Heading2"/>
+      </w:pPr>
+      <w:r>
+        <w:t>Repair and keep the record</w:t>
+      </w:r>
+    </w:p>
+    <w:p>
+      <w:pPr>
+        <w:spacing w:line="336" w:lineRule="auto" w:after="180"/>
+      </w:pPr>
+      <w:r>
+        <w:rPr>
+          <w:b w:val="0"/>
+        </w:rPr>
+        <w:t>Review Scores and Calibration Intuition (ai-4/14). Goal: Interpret calibration using groups of forecasts. Short practice: Does a calibrated 0.8 score mean every such leaf is spotted?</w:t>
+      </w:r>
+    </w:p>
+    <w:p>
+      <w:pPr>
+        <w:spacing w:line="336" w:lineRule="auto" w:after="180"/>
+      </w:pPr>
+      <w:r>
+        <w:rPr>
+          <w:b w:val="0"/>
+        </w:rPr>
+        <w:t xml:space="preserve">Point to the relevant step in the picture, then write the changed result and the rule or </w:t>
+      </w:r>
+      <w:r>
+        <w:rPr>
+          <w:b/>
+        </w:rPr>
+        <w:t>evidence</w:t>
+      </w:r>
+      <w:r>
+        <w:rPr>
+          <w:b w:val="0"/>
+        </w:rPr>
+        <w:t xml:space="preserve"> that supports it.. Return to this week and explain what you changed.</w:t>
+      </w:r>
+    </w:p>
+    <w:p>
+      <w:pPr>
+        <w:spacing w:line="336" w:lineRule="auto" w:after="180"/>
+      </w:pPr>
+      <w:r>
+        <w:rPr>
+          <w:b w:val="0"/>
+        </w:rPr>
+        <w:t xml:space="preserve">Review Nearest Neighbors (ai-4/12). Goal: Compute absolute distances and rank </w:t>
+      </w:r>
+      <w:r>
+        <w:rPr>
+          <w:b/>
+        </w:rPr>
+        <w:t>training</w:t>
+      </w:r>
+      <w:r>
+        <w:rPr>
+          <w:b w:val="0"/>
+        </w:rPr>
+        <w:t xml:space="preserve"> neighbours. Short practice: Why is the k=1 outcome at length5 not uniquely determined without a tie rule?</w:t>
+      </w:r>
+    </w:p>
+    <w:p>
+      <w:pPr>
+        <w:spacing w:line="336" w:lineRule="auto" w:after="180"/>
+      </w:pPr>
+      <w:r>
+        <w:rPr>
+          <w:b w:val="0"/>
+        </w:rPr>
+        <w:t xml:space="preserve">Point to the relevant step in the picture, then write the changed result and the rule or </w:t>
+      </w:r>
+      <w:r>
+        <w:rPr>
+          <w:b/>
+        </w:rPr>
+        <w:t>evidence</w:t>
+      </w:r>
+      <w:r>
+        <w:rPr>
+          <w:b w:val="0"/>
+        </w:rPr>
+        <w:t xml:space="preserve"> that supports it.. Return to this week and explain what you changed.</w:t>
+      </w:r>
+    </w:p>
+    <w:p>
+      <w:pPr>
+        <w:spacing w:line="336" w:lineRule="auto" w:after="180"/>
+      </w:pPr>
+      <w:r>
+        <w:rPr>
+          <w:b w:val="0"/>
+        </w:rPr>
+        <w:t>Review Dataset Cards (ai-4/9). Goal: Inspect row meaning missing values and repeated records. Short practice: What two counts should the revised card show?</w:t>
+      </w:r>
+    </w:p>
+    <w:p>
+      <w:pPr>
+        <w:spacing w:line="336" w:lineRule="auto" w:after="180"/>
+      </w:pPr>
+      <w:r>
+        <w:rPr>
+          <w:b w:val="0"/>
+        </w:rPr>
+        <w:t xml:space="preserve">Point to the relevant step in the picture, then write the changed result and the rule or </w:t>
+      </w:r>
+      <w:r>
+        <w:rPr>
+          <w:b/>
+        </w:rPr>
+        <w:t>evidence</w:t>
+      </w:r>
+      <w:r>
+        <w:rPr>
+          <w:b w:val="0"/>
+        </w:rPr>
+        <w:t xml:space="preserve"> that supports it.. Return to this week and explain what you changed.</w:t>
+      </w:r>
+    </w:p>
+    <w:p>
+      <w:pPr>
+        <w:spacing w:line="336" w:lineRule="auto" w:after="180"/>
+      </w:pPr>
+      <w:r>
+        <w:rPr>
+          <w:b w:val="0"/>
+        </w:rPr>
+        <w:t xml:space="preserve">The browser lab lets you edit the supported Python examples already included in this lesson. Predict first, run, inspect the actual </w:t>
+      </w:r>
+      <w:r>
+        <w:rPr>
+          <w:b/>
+        </w:rPr>
+        <w:t>output</w:t>
+      </w:r>
+      <w:r>
+        <w:rPr>
+          <w:b w:val="0"/>
+        </w:rPr>
+        <w:t xml:space="preserve"> or error, change one </w:t>
+      </w:r>
+      <w:r>
+        <w:rPr>
+          <w:b/>
+        </w:rPr>
+        <w:t>input</w:t>
+      </w:r>
+      <w:r>
+        <w:rPr>
+          <w:b w:val="0"/>
+        </w:rPr>
+        <w:t>, then run again.</w:t>
+      </w:r>
+    </w:p>
+    <w:p>
+      <w:pPr>
+        <w:spacing w:line="336" w:lineRule="auto" w:after="180"/>
+      </w:pPr>
+      <w:r>
+        <w:rPr>
+          <w:b w:val="0"/>
+        </w:rPr>
+        <w:t xml:space="preserve">Keep code, </w:t>
+      </w:r>
+      <w:r>
+        <w:rPr>
+          <w:b/>
+        </w:rPr>
+        <w:t>prediction</w:t>
+      </w:r>
+      <w:r>
+        <w:rPr>
+          <w:b w:val="0"/>
+        </w:rPr>
+        <w:t>s, actual results and a reasoned revision together. On paper, label your result as a trace rather than an execution.</w:t>
+      </w:r>
+    </w:p>
+    <w:p>
+      <w:pPr>
+        <w:spacing w:line="336" w:lineRule="auto" w:after="180"/>
+      </w:pPr>
+      <w:r>
+        <w:rPr>
+          <w:b w:val="0"/>
+        </w:rPr>
+        <w:t xml:space="preserve">Use Download completed work in the hosted lesson to export your answers, reflections, practice feedback and code-run </w:t>
+      </w:r>
+      <w:r>
+        <w:rPr>
+          <w:b/>
+        </w:rPr>
+        <w:t>evidence</w:t>
+      </w:r>
+      <w:r>
+        <w:rPr>
+          <w:b w:val="0"/>
+        </w:rPr>
+        <w:t>. Open the HTML copy to read or print it.</w:t>
+      </w:r>
+    </w:p>
+    <w:p>
+      <w:pPr>
+        <w:spacing w:line="336" w:lineRule="auto" w:after="180"/>
+      </w:pPr>
+      <w:r>
+        <w:rPr>
+          <w:b w:val="0"/>
+        </w:rPr>
+        <w:t>Drafts stay in this browser when storage is available; clear drafts on a shared device.</w:t>
+      </w:r>
+    </w:p>
+    <w:p>
+      <w:pPr>
+        <w:pStyle w:val="Heading3"/>
+      </w:pPr>
+      <w:r>
+        <w:t>What I repaired, the evidence I kept and the next test</w:t>
+      </w:r>
+    </w:p>
+    <w:p>
+      <w:r>
+        <w:t>________________________________________________________________</w:t>
+      </w:r>
+    </w:p>
+    <w:p>
+      <w:r>
+        <w:t>________________________________________________________________</w:t>
+      </w:r>
+    </w:p>
+    <w:p>
+      <w:r>
+        <w:t>________________________________________________________________</w:t>
+      </w:r>
+    </w:p>
+    <w:p>
+      <w:r>
+        <w:t>________________________________________________________________</w:t>
+      </w:r>
+    </w:p>
+    <w:p>
+      <w:r>
+        <w:t>________________________________________________________________</w:t>
+      </w:r>
+    </w:p>
+    <w:p>
+      <w:pPr>
+        <w:pStyle w:val="Heading2"/>
+      </w:pPr>
+      <w:r>
+        <w:t>Earlier wording, alternatives and picture transcripts · reference / check after trying</w:t>
       </w:r>
     </w:p>
     <w:p>
@@ -2194,92 +2489,10 @@
     </w:p>
     <w:p>
       <w:pPr>
-        <w:spacing w:line="336" w:lineRule="auto" w:after="180"/>
-      </w:pPr>
-      <w:r>
-        <w:rPr>
-          <w:b w:val="0"/>
-        </w:rPr>
-        <w:t xml:space="preserve">Read the </w:t>
-      </w:r>
-      <w:r>
-        <w:rPr>
-          <w:b/>
-        </w:rPr>
-        <w:t>confusion matrix</w:t>
-      </w:r>
-      <w:r>
-        <w:rPr>
-          <w:b w:val="0"/>
-        </w:rPr>
-        <w:t xml:space="preserve"> as four distinct stories about a plant decision.</w:t>
-      </w:r>
-    </w:p>
-    <w:p>
-      <w:pPr>
         <w:pStyle w:val="Heading3"/>
       </w:pPr>
       <w:r>
-        <w:t>Practice 1: explain the deciding evidence</w:t>
-      </w:r>
-    </w:p>
-    <w:p>
-      <w:pPr>
-        <w:spacing w:line="336" w:lineRule="auto" w:after="180"/>
-      </w:pPr>
-      <w:r>
-        <w:rPr>
-          <w:b w:val="0"/>
-        </w:rPr>
-        <w:t>Which labelled step matches this detail? Correct=4+12=16 of total 20, giving</w:t>
-      </w:r>
-      <w:r>
-        <w:rPr>
-          <w:b/>
-        </w:rPr>
-        <w:t>80%</w:t>
-      </w:r>
-      <w:r>
-        <w:rPr>
-          <w:b w:val="0"/>
-        </w:rPr>
-        <w:t>.</w:t>
-      </w:r>
-    </w:p>
-    <w:p>
-      <w:pPr>
-        <w:spacing w:line="336" w:lineRule="auto" w:after="180"/>
-        <w:shd w:fill="F4F9FC"/>
-      </w:pPr>
-      <w:r>
-        <w:rPr>
-          <w:b w:val="0"/>
-        </w:rPr>
-        <w:t>1. Compute accuracy</w:t>
-      </w:r>
-    </w:p>
-    <w:p>
-      <w:pPr>
-        <w:spacing w:line="336" w:lineRule="auto" w:after="180"/>
-        <w:shd w:fill="F4F9FC"/>
-      </w:pPr>
-      <w:r>
-        <w:rPr>
-          <w:b w:val="0"/>
-        </w:rPr>
-        <w:t>2. Fill actual spotted row</w:t>
-      </w:r>
-    </w:p>
-    <w:p>
-      <w:pPr>
-        <w:spacing w:line="336" w:lineRule="auto" w:after="180"/>
-        <w:shd w:fill="F4F9FC"/>
-      </w:pPr>
-      <w:r>
-        <w:rPr>
-          <w:b w:val="0"/>
-        </w:rPr>
-        <w:t>3. Fill actual healthy row</w:t>
+        <w:t>Repair a missing building block</w:t>
       </w:r>
     </w:p>
     <w:p>
@@ -2287,32 +2500,7 @@
         <w:pStyle w:val="Heading3"/>
       </w:pPr>
       <w:r>
-        <w:t>My selected conclusion, deciding fact and explanation</w:t>
-      </w:r>
-    </w:p>
-    <w:p>
-      <w:r>
-        <w:t>________________________________________________________________</w:t>
-      </w:r>
-    </w:p>
-    <w:p>
-      <w:r>
-        <w:t>________________________________________________________________</w:t>
-      </w:r>
-    </w:p>
-    <w:p>
-      <w:r>
-        <w:t>________________________________________________________________</w:t>
-      </w:r>
-    </w:p>
-    <w:p>
-      <w:r>
-        <w:t>________________________________________________________________</w:t>
-      </w:r>
-    </w:p>
-    <w:p>
-      <w:r>
-        <w:t>________________________________________________________________</w:t>
+        <w:t>Predict, run and debug</w:t>
       </w:r>
     </w:p>
     <w:p>
@@ -2320,529 +2508,25 @@
         <w:pStyle w:val="Heading3"/>
       </w:pPr>
       <w:r>
-        <w:t>Hint · try first</w:t>
-      </w:r>
-    </w:p>
-    <w:p>
-      <w:pPr>
-        <w:spacing w:line="336" w:lineRule="auto" w:after="180"/>
-        <w:shd w:fill="F1F6F8"/>
-      </w:pPr>
-      <w:r>
-        <w:rPr>
-          <w:b w:val="0"/>
-        </w:rPr>
-        <w:t>Hint if needed: Read the steps in the pictorial case. Match the supplied detail to the stage that performs or records it.</w:t>
-      </w:r>
-    </w:p>
-    <w:p>
-      <w:pPr>
-        <w:pStyle w:val="Heading3"/>
-      </w:pPr>
-      <w:r>
-        <w:t>Feedback · compare after trying</w:t>
-      </w:r>
-    </w:p>
-    <w:p>
-      <w:pPr>
-        <w:spacing w:line="336" w:lineRule="auto" w:after="180"/>
-        <w:shd w:fill="F1F6FC"/>
-      </w:pPr>
-      <w:r>
-        <w:rPr>
-          <w:b w:val="0"/>
-        </w:rPr>
-        <w:t>After your attempt, compare with the supported explanation: Compute accuracy Correct=4+12=16 of total 20, giving</w:t>
-      </w:r>
-      <w:r>
-        <w:rPr>
-          <w:b/>
-        </w:rPr>
-        <w:t>80%</w:t>
-      </w:r>
-      <w:r>
-        <w:rPr>
-          <w:b w:val="0"/>
-        </w:rPr>
-        <w:t>. Read the picture in order. Correct=4+12=16 of total 20, giving</w:t>
-      </w:r>
-      <w:r>
-        <w:rPr>
-          <w:b/>
-        </w:rPr>
-        <w:t>80%</w:t>
-      </w:r>
-      <w:r>
-        <w:rPr>
-          <w:b w:val="0"/>
-        </w:rPr>
-        <w:t>.</w:t>
-      </w:r>
-    </w:p>
-    <w:p>
-      <w:pPr>
-        <w:spacing w:line="336" w:lineRule="auto" w:after="180"/>
-        <w:shd w:fill="F1F6FC"/>
-      </w:pPr>
-      <w:r>
-        <w:rPr>
-          <w:b w:val="0"/>
-        </w:rPr>
-        <w:t xml:space="preserve">The arrows show which recorded </w:t>
-      </w:r>
-      <w:r>
-        <w:rPr>
-          <w:b/>
-        </w:rPr>
-        <w:t>input</w:t>
-      </w:r>
-      <w:r>
-        <w:rPr>
-          <w:b w:val="0"/>
-        </w:rPr>
-        <w:t xml:space="preserve"> or intermediate result each decision uses. Explain the deciding step aloud before checking the changed case; pointing to the final answer alone does not show how it follows.</w:t>
-      </w:r>
-    </w:p>
-    <w:p>
-      <w:pPr>
-        <w:pStyle w:val="Heading3"/>
-      </w:pPr>
-      <w:r>
-        <w:t>Practice 2: explain the deciding evidence</w:t>
-      </w:r>
-    </w:p>
-    <w:p>
-      <w:pPr>
-        <w:pStyle w:val="Heading3"/>
-      </w:pPr>
-      <w:r>
-        <w:t>Changed case · predict first</w:t>
-      </w:r>
-    </w:p>
-    <w:p>
-      <w:pPr>
-        <w:spacing w:line="336" w:lineRule="auto" w:after="180"/>
-        <w:shd w:fill="F5F1FB"/>
-      </w:pPr>
-      <w:r>
-        <w:rPr>
-          <w:b w:val="0"/>
-        </w:rPr>
-        <w:t>Changed-case practice: A review corrects one missed spotted leaf, moving it from FN to TP. Which conclusion is supported by the supplied facts?</w:t>
-      </w:r>
-    </w:p>
-    <w:p>
-      <w:pPr>
-        <w:spacing w:line="336" w:lineRule="auto" w:after="180"/>
-        <w:shd w:fill="F4F9FC"/>
-      </w:pPr>
-      <w:r>
-        <w:rPr>
-          <w:b w:val="0"/>
-        </w:rPr>
-        <w:t>1. Counts become TP 5, FN 0, FP 3, TN 12; accuracy is 17/20=85%.</w:t>
-      </w:r>
-    </w:p>
-    <w:p>
-      <w:pPr>
-        <w:spacing w:line="336" w:lineRule="auto" w:after="180"/>
-        <w:shd w:fill="F4F9FC"/>
-      </w:pPr>
-      <w:r>
-        <w:rPr>
-          <w:b w:val="0"/>
-        </w:rPr>
-        <w:t xml:space="preserve">2. This one example guarantees correct results for every future </w:t>
-      </w:r>
-      <w:r>
-        <w:rPr>
-          <w:b/>
-        </w:rPr>
-        <w:t>input</w:t>
-      </w:r>
-      <w:r>
-        <w:rPr>
-          <w:b w:val="0"/>
-        </w:rPr>
-        <w:t>.</w:t>
-      </w:r>
-    </w:p>
-    <w:p>
-      <w:pPr>
-        <w:spacing w:line="336" w:lineRule="auto" w:after="180"/>
-        <w:shd w:fill="F4F9FC"/>
-      </w:pPr>
-      <w:r>
-        <w:rPr>
-          <w:b w:val="0"/>
-        </w:rPr>
-        <w:t xml:space="preserve">3. We can decide the result without examining the changed </w:t>
-      </w:r>
-      <w:r>
-        <w:rPr>
-          <w:b/>
-        </w:rPr>
-        <w:t>input</w:t>
-      </w:r>
-      <w:r>
-        <w:rPr>
-          <w:b w:val="0"/>
-        </w:rPr>
-        <w:t xml:space="preserve"> or the procedure.</w:t>
-      </w:r>
-    </w:p>
-    <w:p>
-      <w:pPr>
-        <w:pStyle w:val="Heading3"/>
-      </w:pPr>
-      <w:r>
-        <w:t>My selected conclusion, deciding fact and explanation</w:t>
-      </w:r>
-    </w:p>
-    <w:p>
-      <w:r>
-        <w:t>________________________________________________________________</w:t>
-      </w:r>
-    </w:p>
-    <w:p>
-      <w:r>
-        <w:t>________________________________________________________________</w:t>
-      </w:r>
-    </w:p>
-    <w:p>
-      <w:r>
-        <w:t>________________________________________________________________</w:t>
-      </w:r>
-    </w:p>
-    <w:p>
-      <w:r>
-        <w:t>________________________________________________________________</w:t>
-      </w:r>
-    </w:p>
-    <w:p>
-      <w:r>
-        <w:t>________________________________________________________________</w:t>
-      </w:r>
-    </w:p>
-    <w:p>
-      <w:pPr>
-        <w:pStyle w:val="Heading3"/>
-      </w:pPr>
-      <w:r>
-        <w:t>Hint · try first</w:t>
-      </w:r>
-    </w:p>
-    <w:p>
-      <w:pPr>
-        <w:spacing w:line="336" w:lineRule="auto" w:after="180"/>
-        <w:shd w:fill="F1F6F8"/>
-      </w:pPr>
-      <w:r>
-        <w:rPr>
-          <w:b w:val="0"/>
-        </w:rPr>
-        <w:t>Hint if needed: Use the changed condition and the deciding step in the pictorial trace. The answer must say what follows from those facts.</w:t>
-      </w:r>
-    </w:p>
-    <w:p>
-      <w:pPr>
-        <w:pStyle w:val="Heading3"/>
-      </w:pPr>
-      <w:r>
-        <w:t>Feedback · compare after trying</w:t>
-      </w:r>
-    </w:p>
-    <w:p>
-      <w:pPr>
-        <w:spacing w:line="336" w:lineRule="auto" w:after="180"/>
-        <w:shd w:fill="F1F6FC"/>
-      </w:pPr>
-      <w:r>
-        <w:rPr>
-          <w:b w:val="0"/>
-        </w:rPr>
-        <w:t>After your attempt, compare with the supported explanation: Counts become TP 5, FN 0, FP 3, TN 12; accuracy is 17/20=85%. One decision becomes correct while the total number of evaluated leaves remains20.</w:t>
-      </w:r>
-    </w:p>
-    <w:p>
-      <w:pPr>
-        <w:pStyle w:val="Heading3"/>
-      </w:pPr>
-      <w:r>
-        <w:t>Repair a missing building block</w:t>
-      </w:r>
-    </w:p>
-    <w:p>
-      <w:pPr>
-        <w:spacing w:line="336" w:lineRule="auto" w:after="180"/>
-      </w:pPr>
-      <w:r>
-        <w:rPr>
-          <w:b w:val="0"/>
-        </w:rPr>
-        <w:t>Review Scores and Calibration Intuition (ai-4/14). Goal: Interpret calibration using groups of forecasts. Short practice: Does a calibrated 0.8 score mean every such leaf is spotted?</w:t>
-      </w:r>
-    </w:p>
-    <w:p>
-      <w:pPr>
-        <w:spacing w:line="336" w:lineRule="auto" w:after="180"/>
-      </w:pPr>
-      <w:r>
-        <w:rPr>
-          <w:b w:val="0"/>
-        </w:rPr>
-        <w:t xml:space="preserve">Point to the relevant step in the picture, then write the changed result and the rule or </w:t>
-      </w:r>
-      <w:r>
-        <w:rPr>
-          <w:b/>
-        </w:rPr>
-        <w:t>evidence</w:t>
-      </w:r>
-      <w:r>
-        <w:rPr>
-          <w:b w:val="0"/>
-        </w:rPr>
-        <w:t xml:space="preserve"> that supports it.. Return to this week and explain what you changed.</w:t>
-      </w:r>
-    </w:p>
-    <w:p>
-      <w:pPr>
-        <w:spacing w:line="336" w:lineRule="auto" w:after="180"/>
-      </w:pPr>
-      <w:r>
-        <w:rPr>
-          <w:b w:val="0"/>
-        </w:rPr>
-        <w:t xml:space="preserve">Review Nearest Neighbors (ai-4/12). Goal: Compute absolute distances and rank </w:t>
-      </w:r>
-      <w:r>
-        <w:rPr>
-          <w:b/>
-        </w:rPr>
-        <w:t>training</w:t>
-      </w:r>
-      <w:r>
-        <w:rPr>
-          <w:b w:val="0"/>
-        </w:rPr>
-        <w:t xml:space="preserve"> neighbours. Short practice: Why is the k=1 outcome at length5 not uniquely determined without a tie rule?</w:t>
-      </w:r>
-    </w:p>
-    <w:p>
-      <w:pPr>
-        <w:spacing w:line="336" w:lineRule="auto" w:after="180"/>
-      </w:pPr>
-      <w:r>
-        <w:rPr>
-          <w:b w:val="0"/>
-        </w:rPr>
-        <w:t xml:space="preserve">Point to the relevant step in the picture, then write the changed result and the rule or </w:t>
-      </w:r>
-      <w:r>
-        <w:rPr>
-          <w:b/>
-        </w:rPr>
-        <w:t>evidence</w:t>
-      </w:r>
-      <w:r>
-        <w:rPr>
-          <w:b w:val="0"/>
-        </w:rPr>
-        <w:t xml:space="preserve"> that supports it.. Return to this week and explain what you changed.</w:t>
-      </w:r>
-    </w:p>
-    <w:p>
-      <w:pPr>
-        <w:spacing w:line="336" w:lineRule="auto" w:after="180"/>
-      </w:pPr>
-      <w:r>
-        <w:rPr>
-          <w:b w:val="0"/>
-        </w:rPr>
-        <w:t>Review Dataset Cards (ai-4/9). Goal: Inspect row meaning missing values and repeated records. Short practice: What two counts should the revised card show?</w:t>
-      </w:r>
-    </w:p>
-    <w:p>
-      <w:pPr>
-        <w:spacing w:line="336" w:lineRule="auto" w:after="180"/>
-      </w:pPr>
-      <w:r>
-        <w:rPr>
-          <w:b w:val="0"/>
-        </w:rPr>
-        <w:t xml:space="preserve">Point to the relevant step in the picture, then write the changed result and the rule or </w:t>
-      </w:r>
-      <w:r>
-        <w:rPr>
-          <w:b/>
-        </w:rPr>
-        <w:t>evidence</w:t>
-      </w:r>
-      <w:r>
-        <w:rPr>
-          <w:b w:val="0"/>
-        </w:rPr>
-        <w:t xml:space="preserve"> that supports it.. Return to this week and explain what you changed.</w:t>
-      </w:r>
-    </w:p>
-    <w:p>
-      <w:pPr>
-        <w:pStyle w:val="Heading3"/>
-      </w:pPr>
-      <w:r>
-        <w:t>Predict, run and debug</w:t>
-      </w:r>
-    </w:p>
-    <w:p>
-      <w:pPr>
-        <w:spacing w:line="336" w:lineRule="auto" w:after="180"/>
-      </w:pPr>
-      <w:r>
-        <w:rPr>
-          <w:b w:val="0"/>
-        </w:rPr>
-        <w:t xml:space="preserve">The browser lab lets you edit the supported Python examples already included in this lesson. Predict first, run, inspect the actual </w:t>
-      </w:r>
-      <w:r>
-        <w:rPr>
-          <w:b/>
-        </w:rPr>
-        <w:t>output</w:t>
-      </w:r>
-      <w:r>
-        <w:rPr>
-          <w:b w:val="0"/>
-        </w:rPr>
-        <w:t xml:space="preserve"> or error, change one </w:t>
-      </w:r>
-      <w:r>
-        <w:rPr>
-          <w:b/>
-        </w:rPr>
-        <w:t>input</w:t>
-      </w:r>
-      <w:r>
-        <w:rPr>
-          <w:b w:val="0"/>
-        </w:rPr>
-        <w:t>, then run again.</w:t>
-      </w:r>
-    </w:p>
-    <w:p>
-      <w:pPr>
-        <w:spacing w:line="336" w:lineRule="auto" w:after="180"/>
-      </w:pPr>
-      <w:r>
-        <w:rPr>
-          <w:b w:val="0"/>
-        </w:rPr>
-        <w:t xml:space="preserve">Keep code, </w:t>
-      </w:r>
-      <w:r>
-        <w:rPr>
-          <w:b/>
-        </w:rPr>
-        <w:t>prediction</w:t>
-      </w:r>
-      <w:r>
-        <w:rPr>
-          <w:b w:val="0"/>
-        </w:rPr>
-        <w:t>s, actual results and a reasoned revision together. On paper, label your result as a trace rather than an execution.</w:t>
-      </w:r>
-    </w:p>
-    <w:p>
-      <w:pPr>
-        <w:pStyle w:val="Heading3"/>
-      </w:pPr>
-      <w:r>
         <w:t>Keep your completed work</w:t>
       </w:r>
     </w:p>
     <w:p>
       <w:pPr>
-        <w:spacing w:line="336" w:lineRule="auto" w:after="180"/>
-      </w:pPr>
-      <w:r>
-        <w:rPr>
-          <w:b w:val="0"/>
-        </w:rPr>
-        <w:t xml:space="preserve">Use Download completed work in the hosted lesson to export your answers, reflections, practice feedback and code-run </w:t>
-      </w:r>
-      <w:r>
-        <w:rPr>
-          <w:b/>
-        </w:rPr>
-        <w:t>evidence</w:t>
-      </w:r>
-      <w:r>
-        <w:rPr>
-          <w:b w:val="0"/>
-        </w:rPr>
-        <w:t>. Open the HTML copy to read or print it.</w:t>
-      </w:r>
-    </w:p>
-    <w:p>
-      <w:pPr>
-        <w:spacing w:line="336" w:lineRule="auto" w:after="180"/>
-      </w:pPr>
-      <w:r>
-        <w:rPr>
-          <w:b w:val="0"/>
-        </w:rPr>
-        <w:t>Drafts stay in this browser when storage is available; clear drafts on a shared device.</w:t>
-      </w:r>
-    </w:p>
-    <w:p>
-      <w:pPr>
-        <w:pStyle w:val="Heading3"/>
-      </w:pPr>
-      <w:r>
-        <w:t>What I repaired, the evidence I kept and the next test</w:t>
-      </w:r>
-    </w:p>
-    <w:p>
-      <w:r>
-        <w:t>________________________________________________________________</w:t>
-      </w:r>
-    </w:p>
-    <w:p>
-      <w:r>
-        <w:t>________________________________________________________________</w:t>
-      </w:r>
-    </w:p>
-    <w:p>
-      <w:r>
-        <w:t>________________________________________________________________</w:t>
-      </w:r>
-    </w:p>
-    <w:p>
-      <w:r>
-        <w:t>________________________________________________________________</w:t>
-      </w:r>
-    </w:p>
-    <w:p>
-      <w:r>
-        <w:t>________________________________________________________________</w:t>
-      </w:r>
-    </w:p>
-    <w:p>
-      <w:pPr>
         <w:pStyle w:val="Heading1"/>
       </w:pPr>
       <w:r>
-        <w:t>21. Visual concept journey</w:t>
-      </w:r>
-    </w:p>
-    <w:p>
-      <w:r>
-        <w:t>Explain each Confusion Matrix picture from its labels, then record a relevant limit.</w:t>
-      </w:r>
-    </w:p>
-    <w:p>
-      <w:pPr>
-        <w:pStyle w:val="Heading3"/>
+        <w:t>21. Reference · Six-picture response sheets</w:t>
+      </w:r>
+    </w:p>
+    <w:p>
+      <w:r>
+        <w:t>Choose the relevant picture instead of repeating every task.</w:t>
+      </w:r>
+    </w:p>
+    <w:p>
+      <w:pPr>
+        <w:pStyle w:val="Heading2"/>
       </w:pPr>
       <w:r>
         <w:t>01. Confusion Matrix: the case</w:t>
@@ -2933,7 +2617,6 @@
     <w:p>
       <w:pPr>
         <w:spacing w:line="336" w:lineRule="auto" w:after="180"/>
-        <w:shd w:fill="F5F1FB"/>
       </w:pPr>
       <w:r>
         <w:rPr>
@@ -2972,7 +2655,7 @@
     </w:p>
     <w:p>
       <w:pPr>
-        <w:pStyle w:val="Heading3"/>
+        <w:pStyle w:val="Heading2"/>
       </w:pPr>
       <w:r>
         <w:t>02. Follow the deciding steps</w:t>
@@ -3051,7 +2734,6 @@
     <w:p>
       <w:pPr>
         <w:spacing w:line="336" w:lineRule="auto" w:after="180"/>
-        <w:shd w:fill="F5F1FB"/>
       </w:pPr>
       <w:r>
         <w:rPr>
@@ -3102,7 +2784,7 @@
     </w:p>
     <w:p>
       <w:pPr>
-        <w:pStyle w:val="Heading3"/>
+        <w:pStyle w:val="Heading2"/>
       </w:pPr>
       <w:r>
         <w:t>03. Positive means spotted</w:t>
@@ -3158,7 +2840,6 @@
     <w:p>
       <w:pPr>
         <w:spacing w:line="336" w:lineRule="auto" w:after="180"/>
-        <w:shd w:fill="F5F1FB"/>
       </w:pPr>
       <w:r>
         <w:rPr>
@@ -3197,7 +2878,7 @@
     </w:p>
     <w:p>
       <w:pPr>
-        <w:pStyle w:val="Heading3"/>
+        <w:pStyle w:val="Heading2"/>
       </w:pPr>
       <w:r>
         <w:t>04. Change one thing. Trace what follows.</w:t>
@@ -3276,7 +2957,6 @@
     <w:p>
       <w:pPr>
         <w:spacing w:line="336" w:lineRule="auto" w:after="180"/>
-        <w:shd w:fill="F5F1FB"/>
       </w:pPr>
       <w:r>
         <w:rPr>
@@ -3315,7 +2995,7 @@
     </w:p>
     <w:p>
       <w:pPr>
-        <w:pStyle w:val="Heading3"/>
+        <w:pStyle w:val="Heading2"/>
       </w:pPr>
       <w:r>
         <w:t>05. Connect the explanation to its limit</w:t>
@@ -3417,7 +3097,6 @@
     <w:p>
       <w:pPr>
         <w:spacing w:line="336" w:lineRule="auto" w:after="180"/>
-        <w:shd w:fill="F5F1FB"/>
       </w:pPr>
       <w:r>
         <w:rPr>
@@ -3456,7 +3135,7 @@
     </w:p>
     <w:p>
       <w:pPr>
-        <w:pStyle w:val="Heading3"/>
+        <w:pStyle w:val="Heading2"/>
       </w:pPr>
       <w:r>
         <w:t>06. Make the idea visible in your project</w:t>
@@ -3570,7 +3249,6 @@
     <w:p>
       <w:pPr>
         <w:spacing w:line="336" w:lineRule="auto" w:after="180"/>
-        <w:shd w:fill="F5F1FB"/>
       </w:pPr>
       <w:r>
         <w:rPr>
@@ -3617,6 +3295,62 @@
     <w:p>
       <w:r>
         <w:t>________________________________________________________________</w:t>
+      </w:r>
+    </w:p>
+    <w:p>
+      <w:pPr>
+        <w:pStyle w:val="Heading2"/>
+      </w:pPr>
+      <w:r>
+        <w:t>Earlier wording, alternatives and picture transcripts · reference / check after trying</w:t>
+      </w:r>
+    </w:p>
+    <w:p>
+      <w:pPr>
+        <w:pStyle w:val="Heading3"/>
+      </w:pPr>
+      <w:r>
+        <w:t>01. Confusion Matrix: the case</w:t>
+      </w:r>
+    </w:p>
+    <w:p>
+      <w:pPr>
+        <w:pStyle w:val="Heading3"/>
+      </w:pPr>
+      <w:r>
+        <w:t>02. Follow the deciding steps</w:t>
+      </w:r>
+    </w:p>
+    <w:p>
+      <w:pPr>
+        <w:pStyle w:val="Heading3"/>
+      </w:pPr>
+      <w:r>
+        <w:t>03. Positive means spotted</w:t>
+      </w:r>
+    </w:p>
+    <w:p>
+      <w:pPr>
+        <w:pStyle w:val="Heading3"/>
+      </w:pPr>
+      <w:r>
+        <w:t>04. Change one thing. Trace what follows.</w:t>
+      </w:r>
+    </w:p>
+    <w:p>
+      <w:pPr>
+        <w:pStyle w:val="Heading3"/>
+      </w:pPr>
+      <w:r>
+        <w:t>05. Connect the explanation to its limit</w:t>
+      </w:r>
+    </w:p>
+    <w:p>
+      <w:pPr>
+        <w:pStyle w:val="Heading3"/>
+      </w:pPr>
+      <w:r>
+        <w:t>06. Make the idea visible in your project</w:t>
       </w:r>
     </w:p>
     <w:sectPr>
